--- a/qa-automation/resume.docx
+++ b/qa-automation/resume.docx
@@ -5,14 +5,1843 @@
     <w:p>
       <w:pPr>
         <w:pStyle w:val="style1"/>
-        <w:rPr/>
-      </w:pPr>
-      <w:bookmarkStart w:id="0" w:name="hari-satya-narasimha-andey"/>
-      <w:r>
-        <w:t>Hari Satya Narasimha Andey</w:t>
-      </w:r>
+      </w:pPr>
+      <w:r>
+        <w:rPr>
+          <w:noProof w:val="0"/>
+          <w:lang w:val="en-US"/>
+        </w:rPr>
+        <w:t>HARI SATYA NARASIMHA ANDEY</w:t>
+      </w:r>
+      <w:bookmarkStart w:name="hari-satya-narasimha-andey" w:id="0"/>
     </w:p>
     <w:p>
+      <w:pPr>
+        <w:rPr>
+          <w:noProof w:val="0"/>
+          <w:color w:val="000000" w:themeColor="text1" w:themeTint="FF" w:themeShade="FF"/>
+          <w:sz w:val="32"/>
+          <w:szCs w:val="32"/>
+          <w:lang w:val="en-US"/>
+        </w:rPr>
+      </w:pPr>
+      <w:r>
+        <w:rPr>
+          <w:noProof w:val="0"/>
+          <w:color w:val="000000" w:themeColor="text1" w:themeTint="FF" w:themeShade="FF"/>
+          <w:sz w:val="32"/>
+          <w:szCs w:val="32"/>
+          <w:lang w:val="en-US"/>
+        </w:rPr>
+        <w:t xml:space="preserve">Software Quality Engineer | QA Automation (Selenium + </w:t>
+      </w:r>
+      <w:r>
+        <w:rPr>
+          <w:noProof w:val="0"/>
+          <w:color w:val="000000" w:themeColor="text1" w:themeTint="FF" w:themeShade="FF"/>
+          <w:sz w:val="32"/>
+          <w:szCs w:val="32"/>
+          <w:lang w:val="en-US"/>
+        </w:rPr>
+        <w:t>Java</w:t>
+      </w:r>
+      <w:r>
+        <w:rPr>
+          <w:noProof w:val="0"/>
+          <w:color w:val="000000" w:themeColor="text1" w:themeTint="FF" w:themeShade="FF"/>
+          <w:sz w:val="32"/>
+          <w:szCs w:val="32"/>
+          <w:lang w:val="en-US"/>
+        </w:rPr>
+        <w:t>)</w:t>
+      </w:r>
+    </w:p>
+    <w:p xmlns:wp14="http://schemas.microsoft.com/office/word/2010/wordml" wp14:textId="6AD79C1A">
+      <w:pPr>
+        <w:pStyle w:val="style66"/>
+      </w:pPr>
+      <w:r>
+        <w:rPr>
+          <w:lang w:val="en-US"/>
+        </w:rPr>
+        <w:t xml:space="preserve">📍 </w:t>
+      </w:r>
+      <w:r>
+        <w:rPr>
+          <w:lang w:val="en-US"/>
+        </w:rPr>
+        <w:t xml:space="preserve">Hyderabad, </w:t>
+      </w:r>
+      <w:r>
+        <w:rPr>
+          <w:lang w:val="en-US"/>
+        </w:rPr>
+        <w:t>India</w:t>
+      </w:r>
+      <w:r>
+        <w:rPr>
+          <w:lang w:val="en-US"/>
+        </w:rPr>
+        <w:t xml:space="preserve">           </w:t>
+      </w:r>
+      <w:r>
+        <w:rPr>
+          <w:lang w:val="en-US"/>
+        </w:rPr>
+        <w:t xml:space="preserve"> </w:t>
+      </w:r>
+      <w:r>
+        <w:rPr>
+          <w:lang w:val="en-US"/>
+        </w:rPr>
+        <w:t>| 📧</w:t>
+      </w:r>
+      <w:r>
+        <w:rPr>
+          <w:lang w:val="en-US"/>
+        </w:rPr>
+        <w:t xml:space="preserve"> Email: harisatyanarasimha@gmail.com </w:t>
+      </w:r>
+    </w:p>
+    <w:p xmlns:wp14="http://schemas.microsoft.com/office/word/2010/wordml" wp14:textId="15E4615D">
+      <w:pPr>
+        <w:pStyle w:val="style66"/>
+      </w:pPr>
+      <w:r>
+        <w:rPr>
+          <w:lang w:val="pt-BR"/>
+        </w:rPr>
+        <w:t xml:space="preserve">📞 Mobile: 9848756485 </w:t>
+      </w:r>
+      <w:r>
+        <w:rPr>
+          <w:lang w:val="pt-BR"/>
+        </w:rPr>
+        <w:t xml:space="preserve">    </w:t>
+      </w:r>
+      <w:r>
+        <w:rPr>
+          <w:lang w:val="pt-BR"/>
+        </w:rPr>
+        <w:t xml:space="preserve">| </w:t>
+      </w:r>
+      <w:r>
+        <w:rPr>
+          <w:lang w:val="pt-BR"/>
+        </w:rPr>
+        <w:t>🔗</w:t>
+      </w:r>
+      <w:r>
+        <w:rPr>
+          <w:lang w:val="pt-BR"/>
+        </w:rPr>
+        <w:t xml:space="preserve"> LinkedIn: </w:t>
+      </w:r>
+      <w:hyperlink r:id="Rbde772d8c83c4ae9">
+        <w:r>
+          <w:rPr>
+            <w:rStyle w:val="style85"/>
+            <w:lang w:val="pt-BR"/>
+          </w:rPr>
+          <w:t>https://www.linkedin.com/in/harisatya/</w:t>
+        </w:r>
+      </w:hyperlink>
+    </w:p>
+    <w:bookmarkStart w:name="professional-summary" w:id="1"/>
+    <w:bookmarkStart w:name="technical-skills" w:id="2"/>
+    <w:bookmarkEnd w:id="1"/>
+    <w:p xmlns:wp14="http://schemas.microsoft.com/office/word/2010/wordml" wp14:textId="0A3C39EB">
+      <w:pPr>
+        <w:pStyle w:val="style66"/>
+        <w:spacing w:before="0" w:beforeAutospacing="off"/>
+        <w:ind w:left="0"/>
+        <w:rPr>
+          <w:lang w:val="pt-BR"/>
+        </w:rPr>
+      </w:pPr>
+    </w:p>
+    <w:p xmlns:wp14="http://schemas.microsoft.com/office/word/2010/wordml" wp14:textId="35616A9C">
+      <w:pPr>
+        <w:pStyle w:val="style2"/>
+      </w:pPr>
+      <w:r>
+        <w:rPr>
+          <w:noProof w:val="0"/>
+          <w:lang w:val="en-US"/>
+        </w:rPr>
+        <w:t>PROFESSIONAL SUMMARY</w:t>
+      </w:r>
+    </w:p>
+    <w:p xmlns:wp14="http://schemas.microsoft.com/office/word/2010/wordml" w14:noSpellErr="1" wp14:textId="7408C677">
+      <w:pPr>
+        <w:pStyle w:val="style2"/>
+      </w:pPr>
+      <w:r>
+        <w:rPr>
+          <w:rFonts w:ascii="Aptos" w:hAnsi="Aptos" w:eastAsia="Aptos" w:cs="Aptos"/>
+          <w:noProof w:val="0"/>
+          <w:color w:val="000000" w:themeColor="text1" w:themeTint="FF" w:themeShade="FF"/>
+          <w:sz w:val="24"/>
+          <w:szCs w:val="24"/>
+          <w:lang w:val="en-US"/>
+        </w:rPr>
+        <w:t xml:space="preserve">QA Automation Engineer with 4+ years of experience at Infosys specializing in Selenium WebDriver with Java and C#. Strong </w:t>
+      </w:r>
+      <w:r>
+        <w:rPr>
+          <w:rFonts w:ascii="Aptos" w:hAnsi="Aptos" w:eastAsia="Aptos" w:cs="Aptos"/>
+          <w:noProof w:val="0"/>
+          <w:color w:val="000000" w:themeColor="text1" w:themeTint="FF" w:themeShade="FF"/>
+          <w:sz w:val="24"/>
+          <w:szCs w:val="24"/>
+          <w:lang w:val="en-US"/>
+        </w:rPr>
+        <w:t>expertise</w:t>
+      </w:r>
+      <w:r>
+        <w:rPr>
+          <w:rFonts w:ascii="Aptos" w:hAnsi="Aptos" w:eastAsia="Aptos" w:cs="Aptos"/>
+          <w:noProof w:val="0"/>
+          <w:color w:val="000000" w:themeColor="text1" w:themeTint="FF" w:themeShade="FF"/>
+          <w:sz w:val="24"/>
+          <w:szCs w:val="24"/>
+          <w:lang w:val="en-US"/>
+        </w:rPr>
+        <w:t xml:space="preserve"> in building automation frameworks using TestNG, JUnit, </w:t>
+      </w:r>
+      <w:r>
+        <w:rPr>
+          <w:rFonts w:ascii="Aptos" w:hAnsi="Aptos" w:eastAsia="Aptos" w:cs="Aptos"/>
+          <w:noProof w:val="0"/>
+          <w:color w:val="000000" w:themeColor="text1" w:themeTint="FF" w:themeShade="FF"/>
+          <w:sz w:val="24"/>
+          <w:szCs w:val="24"/>
+          <w:lang w:val="en-US"/>
+        </w:rPr>
+        <w:t>NUnit</w:t>
+      </w:r>
+      <w:r>
+        <w:rPr>
+          <w:rFonts w:ascii="Aptos" w:hAnsi="Aptos" w:eastAsia="Aptos" w:cs="Aptos"/>
+          <w:noProof w:val="0"/>
+          <w:color w:val="000000" w:themeColor="text1" w:themeTint="FF" w:themeShade="FF"/>
+          <w:sz w:val="24"/>
+          <w:szCs w:val="24"/>
+          <w:lang w:val="en-US"/>
+        </w:rPr>
+        <w:t xml:space="preserve"> </w:t>
+      </w:r>
+      <w:r>
+        <w:rPr>
+          <w:rFonts w:ascii="Aptos" w:hAnsi="Aptos" w:eastAsia="Aptos" w:cs="Aptos"/>
+          <w:noProof w:val="0"/>
+          <w:color w:val="000000" w:themeColor="text1" w:themeTint="FF" w:themeShade="FF"/>
+          <w:sz w:val="24"/>
+          <w:szCs w:val="24"/>
+          <w:lang w:val="en-US"/>
+        </w:rPr>
+        <w:t>and Cucumber (BDD). Hands-on experience in API testing using Rest Assured and Postman.</w:t>
+      </w:r>
+    </w:p>
+    <w:p xmlns:wp14="http://schemas.microsoft.com/office/word/2010/wordml" wp14:textId="31FC89A4">
+      <w:pPr>
+        <w:pStyle w:val="style66"/>
+        <w:rPr>
+          <w:noProof w:val="0"/>
+          <w:color w:val="000000" w:themeColor="text1" w:themeTint="FF" w:themeShade="FF"/>
+          <w:lang w:val="en-US"/>
+        </w:rPr>
+      </w:pPr>
+      <w:r>
+        <w:rPr>
+          <w:noProof w:val="0"/>
+          <w:color w:val="000000" w:themeColor="text1" w:themeTint="FF" w:themeShade="FF"/>
+          <w:lang w:val="en-US"/>
+        </w:rPr>
+        <w:t xml:space="preserve">Improved regression efficiency by up to </w:t>
+      </w:r>
+      <w:r>
+        <w:rPr>
+          <w:b w:val="1"/>
+          <w:bCs w:val="1"/>
+          <w:noProof w:val="0"/>
+          <w:color w:val="000000" w:themeColor="text1" w:themeTint="FF" w:themeShade="FF"/>
+          <w:lang w:val="en-US"/>
+        </w:rPr>
+        <w:t>40% through automation</w:t>
+      </w:r>
+      <w:r>
+        <w:rPr>
+          <w:noProof w:val="0"/>
+          <w:color w:val="000000" w:themeColor="text1" w:themeTint="FF" w:themeShade="FF"/>
+          <w:lang w:val="en-US"/>
+        </w:rPr>
+        <w:t>.</w:t>
+      </w:r>
+      <w:r>
+        <w:rPr>
+          <w:rFonts w:ascii="Aptos" w:hAnsi="Aptos" w:eastAsia="Aptos" w:cs="Aptos"/>
+          <w:noProof w:val="0"/>
+          <w:color w:val="000000" w:themeColor="text1" w:themeTint="FF" w:themeShade="FF"/>
+          <w:sz w:val="24"/>
+          <w:szCs w:val="24"/>
+          <w:lang w:val="en-US"/>
+        </w:rPr>
+        <w:t xml:space="preserve"> Proven </w:t>
+      </w:r>
+      <w:r>
+        <w:rPr>
+          <w:rFonts w:ascii="Aptos" w:hAnsi="Aptos" w:eastAsia="Aptos" w:cs="Aptos"/>
+          <w:noProof w:val="0"/>
+          <w:color w:val="000000" w:themeColor="text1" w:themeTint="FF" w:themeShade="FF"/>
+          <w:sz w:val="24"/>
+          <w:szCs w:val="24"/>
+          <w:lang w:val="en-US"/>
+        </w:rPr>
+        <w:t xml:space="preserve">ability to independently design and deliver high-impact solutions, including building an AI evaluation framework using </w:t>
+      </w:r>
+      <w:r>
+        <w:rPr>
+          <w:rFonts w:ascii="Aptos" w:hAnsi="Aptos" w:eastAsia="Aptos" w:cs="Aptos"/>
+          <w:noProof w:val="0"/>
+          <w:color w:val="000000" w:themeColor="text1" w:themeTint="FF" w:themeShade="FF"/>
+          <w:sz w:val="24"/>
+          <w:szCs w:val="24"/>
+          <w:lang w:val="en-US"/>
+        </w:rPr>
+        <w:t>DeepEval</w:t>
+      </w:r>
+      <w:r>
+        <w:rPr>
+          <w:rFonts w:ascii="Aptos" w:hAnsi="Aptos" w:eastAsia="Aptos" w:cs="Aptos"/>
+          <w:noProof w:val="0"/>
+          <w:color w:val="000000" w:themeColor="text1" w:themeTint="FF" w:themeShade="FF"/>
+          <w:sz w:val="24"/>
+          <w:szCs w:val="24"/>
+          <w:lang w:val="en-US"/>
+        </w:rPr>
+        <w:t xml:space="preserve"> for GenAI applications. </w:t>
+      </w:r>
+      <w:r>
+        <w:rPr>
+          <w:rFonts w:ascii="Aptos" w:hAnsi="Aptos" w:eastAsia="Aptos" w:cs="Aptos"/>
+          <w:noProof w:val="0"/>
+          <w:color w:val="000000" w:themeColor="text1" w:themeTint="FF" w:themeShade="FF"/>
+          <w:sz w:val="24"/>
+          <w:szCs w:val="24"/>
+          <w:lang w:val="en-US"/>
+        </w:rPr>
+        <w:t>Familiar with CI/CD pipelines (Jenkins) and version control using Git.</w:t>
+      </w:r>
+      <w:r>
+        <w:rPr>
+          <w:noProof w:val="0"/>
+          <w:color w:val="000000" w:themeColor="text1" w:themeTint="FF" w:themeShade="FF"/>
+          <w:lang w:val="en-US"/>
+        </w:rPr>
+        <w:t xml:space="preserve"> </w:t>
+      </w:r>
+    </w:p>
+    <w:p>
+      <w:pPr>
+        <w:pStyle w:val="style66"/>
+        <w:rPr>
+          <w:noProof w:val="0"/>
+          <w:lang w:val="en-US"/>
+        </w:rPr>
+      </w:pPr>
+    </w:p>
+    <w:p xmlns:wp14="http://schemas.microsoft.com/office/word/2010/wordml" wp14:textId="05C86888">
+      <w:pPr>
+        <w:pStyle w:val="style2"/>
+      </w:pPr>
+      <w:r>
+        <w:rPr>
+          <w:noProof w:val="0"/>
+          <w:lang w:val="en-US"/>
+        </w:rPr>
+        <w:t>TECHNICAL SKILLS</w:t>
+      </w:r>
+    </w:p>
+    <w:bookmarkStart w:name="professional-experience" w:id="3"/>
+    <w:bookmarkEnd w:id="2"/>
+    <w:bookmarkStart w:name="infosys-ltd" w:id="4"/>
+    <w:bookmarkStart w:name="key-achievements" w:id="5"/>
+    <w:bookmarkEnd w:id="4"/>
+    <w:bookmarkEnd w:id="3"/>
+    <w:bookmarkStart w:name="education" w:id="6"/>
+    <w:bookmarkEnd w:id="5"/>
+    <w:p xmlns:wp14="http://schemas.microsoft.com/office/word/2010/wordml" wp14:textId="310F4279">
+      <w:pPr>
+        <w:pStyle w:val="style0"/>
+        <w:spacing w:after="0" w:afterAutospacing="off"/>
+        <w:rPr>
+          <w:rFonts w:ascii="Aptos" w:hAnsi="Aptos" w:eastAsia="Aptos" w:cs="Aptos"/>
+          <w:noProof w:val="0"/>
+          <w:color w:val="000000" w:themeColor="text1" w:themeTint="FF" w:themeShade="FF"/>
+          <w:sz w:val="24"/>
+          <w:szCs w:val="24"/>
+          <w:lang w:val="en-US"/>
+        </w:rPr>
+      </w:pPr>
+      <w:r>
+        <w:rPr>
+          <w:rFonts w:ascii="Aptos" w:hAnsi="Aptos" w:eastAsia="Aptos" w:cs="Aptos"/>
+          <w:b w:val="1"/>
+          <w:bCs w:val="1"/>
+          <w:noProof w:val="0"/>
+          <w:color w:val="000000" w:themeColor="text1" w:themeTint="FF" w:themeShade="FF"/>
+          <w:sz w:val="24"/>
+          <w:szCs w:val="24"/>
+          <w:lang w:val="en-US"/>
+        </w:rPr>
+        <w:t>Automation Testing:</w:t>
+      </w:r>
+      <w:r>
+        <w:rPr>
+          <w:rFonts w:ascii="Aptos" w:hAnsi="Aptos" w:eastAsia="Aptos" w:cs="Aptos"/>
+          <w:noProof w:val="0"/>
+          <w:color w:val="000000" w:themeColor="text1" w:themeTint="FF" w:themeShade="FF"/>
+          <w:sz w:val="24"/>
+          <w:szCs w:val="24"/>
+          <w:lang w:val="en-US"/>
+        </w:rPr>
+        <w:t xml:space="preserve"> </w:t>
+      </w:r>
+      <w:r>
+        <w:rPr>
+          <w:rFonts w:ascii="Aptos" w:hAnsi="Aptos" w:eastAsia="Aptos" w:cs="Aptos"/>
+          <w:noProof w:val="0"/>
+          <w:color w:val="000000" w:themeColor="text1" w:themeTint="FF" w:themeShade="FF"/>
+          <w:sz w:val="24"/>
+          <w:szCs w:val="24"/>
+          <w:lang w:val="en-US"/>
+        </w:rPr>
+        <w:t xml:space="preserve">Selenium WebDriver, TestNG, JUnit, Cucumber (BDD), </w:t>
+      </w:r>
+      <w:r>
+        <w:rPr>
+          <w:rFonts w:ascii="Aptos" w:hAnsi="Aptos" w:eastAsia="Aptos" w:cs="Aptos"/>
+          <w:noProof w:val="0"/>
+          <w:color w:val="000000" w:themeColor="text1" w:themeTint="FF" w:themeShade="FF"/>
+          <w:sz w:val="24"/>
+          <w:szCs w:val="24"/>
+          <w:lang w:val="en-US"/>
+        </w:rPr>
+        <w:t>NUnit</w:t>
+      </w:r>
+      <w:r>
+        <w:rPr>
+          <w:rFonts w:ascii="Aptos" w:hAnsi="Aptos" w:eastAsia="Aptos" w:cs="Aptos"/>
+          <w:noProof w:val="0"/>
+          <w:color w:val="000000" w:themeColor="text1" w:themeTint="FF" w:themeShade="FF"/>
+          <w:sz w:val="24"/>
+          <w:szCs w:val="24"/>
+          <w:lang w:val="en-US"/>
+        </w:rPr>
+        <w:t>, Page Object Model (POM), Test Automation Framework Design,</w:t>
+      </w:r>
+      <w:r>
+        <w:rPr>
+          <w:rFonts w:ascii="Aptos" w:hAnsi="Aptos" w:eastAsia="Aptos" w:cs="Aptos"/>
+          <w:noProof w:val="0"/>
+          <w:color w:val="000000" w:themeColor="text1" w:themeTint="FF" w:themeShade="FF"/>
+          <w:sz w:val="24"/>
+          <w:szCs w:val="24"/>
+          <w:lang w:val="en-US"/>
+        </w:rPr>
+        <w:t xml:space="preserve"> </w:t>
+      </w:r>
+      <w:r>
+        <w:rPr>
+          <w:rFonts w:ascii="Aptos" w:hAnsi="Aptos" w:eastAsia="Aptos" w:cs="Aptos"/>
+          <w:noProof w:val="0"/>
+          <w:color w:val="000000" w:themeColor="text1" w:themeTint="FF" w:themeShade="FF"/>
+          <w:sz w:val="24"/>
+          <w:szCs w:val="24"/>
+          <w:lang w:val="en-US"/>
+        </w:rPr>
+        <w:t>Data-Driven Testing</w:t>
+      </w:r>
+      <w:r>
+        <w:br/>
+      </w:r>
+      <w:r>
+        <w:rPr>
+          <w:rFonts w:ascii="Aptos" w:hAnsi="Aptos" w:eastAsia="Aptos" w:cs="Aptos"/>
+          <w:b w:val="1"/>
+          <w:bCs w:val="1"/>
+          <w:noProof w:val="0"/>
+          <w:color w:val="000000" w:themeColor="text1" w:themeTint="FF" w:themeShade="FF"/>
+          <w:sz w:val="24"/>
+          <w:szCs w:val="24"/>
+          <w:lang w:val="en-US"/>
+        </w:rPr>
+        <w:t>Programming Languages:</w:t>
+      </w:r>
+      <w:r>
+        <w:rPr>
+          <w:rFonts w:ascii="Aptos" w:hAnsi="Aptos" w:eastAsia="Aptos" w:cs="Aptos"/>
+          <w:noProof w:val="0"/>
+          <w:color w:val="000000" w:themeColor="text1" w:themeTint="FF" w:themeShade="FF"/>
+          <w:sz w:val="24"/>
+          <w:szCs w:val="24"/>
+          <w:lang w:val="en-US"/>
+        </w:rPr>
+        <w:t xml:space="preserve"> Java, C#, Python</w:t>
+      </w:r>
+      <w:r>
+        <w:br/>
+      </w:r>
+      <w:r>
+        <w:rPr>
+          <w:rFonts w:ascii="Aptos" w:hAnsi="Aptos" w:eastAsia="Aptos" w:cs="Aptos"/>
+          <w:b w:val="1"/>
+          <w:bCs w:val="1"/>
+          <w:noProof w:val="0"/>
+          <w:color w:val="000000" w:themeColor="text1" w:themeTint="FF" w:themeShade="FF"/>
+          <w:sz w:val="24"/>
+          <w:szCs w:val="24"/>
+          <w:lang w:val="en-US"/>
+        </w:rPr>
+        <w:t>API Testing:</w:t>
+      </w:r>
+      <w:r>
+        <w:rPr>
+          <w:rFonts w:ascii="Aptos" w:hAnsi="Aptos" w:eastAsia="Aptos" w:cs="Aptos"/>
+          <w:noProof w:val="0"/>
+          <w:color w:val="000000" w:themeColor="text1" w:themeTint="FF" w:themeShade="FF"/>
+          <w:sz w:val="24"/>
+          <w:szCs w:val="24"/>
+          <w:lang w:val="en-US"/>
+        </w:rPr>
+        <w:t xml:space="preserve"> Rest Assured, Postman</w:t>
+      </w:r>
+      <w:r>
+        <w:br/>
+      </w:r>
+      <w:r>
+        <w:rPr>
+          <w:rFonts w:ascii="Aptos" w:hAnsi="Aptos" w:eastAsia="Aptos" w:cs="Aptos"/>
+          <w:b w:val="1"/>
+          <w:bCs w:val="1"/>
+          <w:noProof w:val="0"/>
+          <w:color w:val="000000" w:themeColor="text1" w:themeTint="FF" w:themeShade="FF"/>
+          <w:sz w:val="24"/>
+          <w:szCs w:val="24"/>
+          <w:lang w:val="en-US"/>
+        </w:rPr>
+        <w:t>Performance Testing:</w:t>
+      </w:r>
+      <w:r>
+        <w:rPr>
+          <w:rFonts w:ascii="Aptos" w:hAnsi="Aptos" w:eastAsia="Aptos" w:cs="Aptos"/>
+          <w:noProof w:val="0"/>
+          <w:color w:val="000000" w:themeColor="text1" w:themeTint="FF" w:themeShade="FF"/>
+          <w:sz w:val="24"/>
+          <w:szCs w:val="24"/>
+          <w:lang w:val="en-US"/>
+        </w:rPr>
+        <w:t xml:space="preserve"> JMeter</w:t>
+      </w:r>
+      <w:r>
+        <w:br/>
+      </w:r>
+      <w:r>
+        <w:rPr>
+          <w:rFonts w:ascii="Aptos" w:hAnsi="Aptos" w:eastAsia="Aptos" w:cs="Aptos"/>
+          <w:b w:val="1"/>
+          <w:bCs w:val="1"/>
+          <w:noProof w:val="0"/>
+          <w:color w:val="000000" w:themeColor="text1" w:themeTint="FF" w:themeShade="FF"/>
+          <w:sz w:val="24"/>
+          <w:szCs w:val="24"/>
+          <w:lang w:val="en-US"/>
+        </w:rPr>
+        <w:t>AI Testing / Tools:</w:t>
+      </w:r>
+      <w:r>
+        <w:rPr>
+          <w:rFonts w:ascii="Aptos" w:hAnsi="Aptos" w:eastAsia="Aptos" w:cs="Aptos"/>
+          <w:noProof w:val="0"/>
+          <w:color w:val="000000" w:themeColor="text1" w:themeTint="FF" w:themeShade="FF"/>
+          <w:sz w:val="24"/>
+          <w:szCs w:val="24"/>
+          <w:lang w:val="en-US"/>
+        </w:rPr>
+        <w:t xml:space="preserve"> </w:t>
+      </w:r>
+      <w:r>
+        <w:rPr>
+          <w:rFonts w:ascii="Aptos" w:hAnsi="Aptos" w:eastAsia="Aptos" w:cs="Aptos"/>
+          <w:noProof w:val="0"/>
+          <w:color w:val="000000" w:themeColor="text1" w:themeTint="FF" w:themeShade="FF"/>
+          <w:sz w:val="24"/>
+          <w:szCs w:val="24"/>
+          <w:lang w:val="en-US"/>
+        </w:rPr>
+        <w:t>DeepEval</w:t>
+      </w:r>
+      <w:r>
+        <w:rPr>
+          <w:rFonts w:ascii="Aptos" w:hAnsi="Aptos" w:eastAsia="Aptos" w:cs="Aptos"/>
+          <w:noProof w:val="0"/>
+          <w:color w:val="000000" w:themeColor="text1" w:themeTint="FF" w:themeShade="FF"/>
+          <w:sz w:val="24"/>
+          <w:szCs w:val="24"/>
+          <w:lang w:val="en-US"/>
+        </w:rPr>
+        <w:t xml:space="preserve"> (AI Evaluation Framework)</w:t>
+      </w:r>
+      <w:r>
+        <w:br/>
+      </w:r>
+      <w:r>
+        <w:rPr>
+          <w:rFonts w:ascii="Aptos" w:hAnsi="Aptos" w:eastAsia="Aptos" w:cs="Aptos"/>
+          <w:b w:val="1"/>
+          <w:bCs w:val="1"/>
+          <w:noProof w:val="0"/>
+          <w:color w:val="000000" w:themeColor="text1" w:themeTint="FF" w:themeShade="FF"/>
+          <w:sz w:val="24"/>
+          <w:szCs w:val="24"/>
+          <w:lang w:val="en-US"/>
+        </w:rPr>
+        <w:t>Version Control:</w:t>
+      </w:r>
+      <w:r>
+        <w:rPr>
+          <w:rFonts w:ascii="Aptos" w:hAnsi="Aptos" w:eastAsia="Aptos" w:cs="Aptos"/>
+          <w:noProof w:val="0"/>
+          <w:color w:val="000000" w:themeColor="text1" w:themeTint="FF" w:themeShade="FF"/>
+          <w:sz w:val="24"/>
+          <w:szCs w:val="24"/>
+          <w:lang w:val="en-US"/>
+        </w:rPr>
+        <w:t xml:space="preserve"> Git</w:t>
+      </w:r>
+      <w:r>
+        <w:br/>
+      </w:r>
+      <w:r>
+        <w:rPr>
+          <w:rFonts w:ascii="Aptos" w:hAnsi="Aptos" w:eastAsia="Aptos" w:cs="Aptos"/>
+          <w:b w:val="1"/>
+          <w:bCs w:val="1"/>
+          <w:noProof w:val="0"/>
+          <w:color w:val="000000" w:themeColor="text1" w:themeTint="FF" w:themeShade="FF"/>
+          <w:sz w:val="24"/>
+          <w:szCs w:val="24"/>
+          <w:lang w:val="en-US"/>
+        </w:rPr>
+        <w:t>CI/CD:</w:t>
+      </w:r>
+      <w:r>
+        <w:rPr>
+          <w:rFonts w:ascii="Aptos" w:hAnsi="Aptos" w:eastAsia="Aptos" w:cs="Aptos"/>
+          <w:noProof w:val="0"/>
+          <w:color w:val="000000" w:themeColor="text1" w:themeTint="FF" w:themeShade="FF"/>
+          <w:sz w:val="24"/>
+          <w:szCs w:val="24"/>
+          <w:lang w:val="en-US"/>
+        </w:rPr>
+        <w:t xml:space="preserve"> Jenkins (basic knowledge)</w:t>
+      </w:r>
+      <w:r>
+        <w:br/>
+      </w:r>
+      <w:r>
+        <w:rPr>
+          <w:rFonts w:ascii="Aptos" w:hAnsi="Aptos" w:eastAsia="Aptos" w:cs="Aptos"/>
+          <w:b w:val="1"/>
+          <w:bCs w:val="1"/>
+          <w:noProof w:val="0"/>
+          <w:color w:val="000000" w:themeColor="text1" w:themeTint="FF" w:themeShade="FF"/>
+          <w:sz w:val="24"/>
+          <w:szCs w:val="24"/>
+          <w:lang w:val="en-US"/>
+        </w:rPr>
+        <w:t>Test Management &amp; Defect Tracking:</w:t>
+      </w:r>
+      <w:r>
+        <w:rPr>
+          <w:rFonts w:ascii="Aptos" w:hAnsi="Aptos" w:eastAsia="Aptos" w:cs="Aptos"/>
+          <w:noProof w:val="0"/>
+          <w:color w:val="000000" w:themeColor="text1" w:themeTint="FF" w:themeShade="FF"/>
+          <w:sz w:val="24"/>
+          <w:szCs w:val="24"/>
+          <w:lang w:val="en-US"/>
+        </w:rPr>
+        <w:t xml:space="preserve"> TFS</w:t>
+      </w:r>
+      <w:r>
+        <w:br/>
+      </w:r>
+      <w:r>
+        <w:rPr>
+          <w:rFonts w:ascii="Aptos" w:hAnsi="Aptos" w:eastAsia="Aptos" w:cs="Aptos"/>
+          <w:b w:val="1"/>
+          <w:bCs w:val="1"/>
+          <w:noProof w:val="0"/>
+          <w:color w:val="000000" w:themeColor="text1" w:themeTint="FF" w:themeShade="FF"/>
+          <w:sz w:val="24"/>
+          <w:szCs w:val="24"/>
+          <w:lang w:val="en-US"/>
+        </w:rPr>
+        <w:t>Methodologies:</w:t>
+      </w:r>
+      <w:r>
+        <w:rPr>
+          <w:rFonts w:ascii="Aptos" w:hAnsi="Aptos" w:eastAsia="Aptos" w:cs="Aptos"/>
+          <w:b w:val="1"/>
+          <w:bCs w:val="1"/>
+          <w:noProof w:val="0"/>
+          <w:color w:val="000000" w:themeColor="text1" w:themeTint="FF" w:themeShade="FF"/>
+          <w:sz w:val="24"/>
+          <w:szCs w:val="24"/>
+          <w:lang w:val="en-US"/>
+        </w:rPr>
+        <w:t xml:space="preserve"> </w:t>
+      </w:r>
+      <w:r>
+        <w:rPr>
+          <w:rFonts w:ascii="Aptos" w:hAnsi="Aptos" w:eastAsia="Aptos" w:cs="Aptos"/>
+          <w:noProof w:val="0"/>
+          <w:color w:val="000000" w:themeColor="text1" w:themeTint="FF" w:themeShade="FF"/>
+          <w:sz w:val="24"/>
+          <w:szCs w:val="24"/>
+          <w:lang w:val="en-US"/>
+        </w:rPr>
+        <w:t>Waterfall (Project Experience), Agile Scrum (Certified), STLC</w:t>
+      </w:r>
+    </w:p>
+    <w:p xmlns:wp14="http://schemas.microsoft.com/office/word/2010/wordml" wp14:textId="2034DB7B">
+      <w:pPr>
+        <w:pStyle w:val="style0"/>
+        <w:rPr>
+          <w:rFonts w:ascii="Aptos" w:hAnsi="Aptos" w:eastAsia="Aptos" w:cs="Aptos"/>
+          <w:noProof w:val="0"/>
+          <w:color w:val="000000" w:themeColor="text1" w:themeTint="FF" w:themeShade="FF"/>
+          <w:sz w:val="24"/>
+          <w:szCs w:val="24"/>
+          <w:lang w:val="en-US"/>
+        </w:rPr>
+      </w:pPr>
+      <w:r>
+        <w:rPr>
+          <w:rFonts w:ascii="Aptos" w:hAnsi="Aptos" w:eastAsia="Aptos" w:cs="Aptos"/>
+          <w:b w:val="1"/>
+          <w:bCs w:val="1"/>
+          <w:noProof w:val="0"/>
+          <w:color w:val="000000" w:themeColor="text1" w:themeTint="FF" w:themeShade="FF"/>
+          <w:sz w:val="24"/>
+          <w:szCs w:val="24"/>
+          <w:lang w:val="en-US"/>
+        </w:rPr>
+        <w:t>Testing Types:</w:t>
+      </w:r>
+      <w:r>
+        <w:rPr>
+          <w:rFonts w:ascii="Aptos" w:hAnsi="Aptos" w:eastAsia="Aptos" w:cs="Aptos"/>
+          <w:noProof w:val="0"/>
+          <w:color w:val="000000" w:themeColor="text1" w:themeTint="FF" w:themeShade="FF"/>
+          <w:sz w:val="24"/>
+          <w:szCs w:val="24"/>
+          <w:lang w:val="en-US"/>
+        </w:rPr>
+        <w:t xml:space="preserve"> Automation, Manual, Regression, Smoke, Sanity, API Testing</w:t>
+      </w:r>
+    </w:p>
+    <w:p xmlns:wp14="http://schemas.microsoft.com/office/word/2010/wordml" wp14:textId="52BB0443">
+      <w:pPr>
+        <w:pStyle w:val="style0"/>
+        <w:spacing w:before="0" w:beforeAutospacing="off" w:after="180" w:afterAutospacing="off"/>
+        <w:rPr>
+          <w:noProof w:val="0"/>
+          <w:lang w:val="en-US"/>
+        </w:rPr>
+      </w:pPr>
+    </w:p>
+    <w:p xmlns:wp14="http://schemas.microsoft.com/office/word/2010/wordml" wp14:textId="47AA3127">
+      <w:pPr>
+        <w:pStyle w:val="style2"/>
+      </w:pPr>
+      <w:r>
+        <w:rPr>
+          <w:noProof w:val="0"/>
+          <w:lang w:val="en-US"/>
+        </w:rPr>
+        <w:t>PROFESSIONAL EXPERIENCE</w:t>
+      </w:r>
+    </w:p>
+    <w:p xmlns:wp14="http://schemas.microsoft.com/office/word/2010/wordml" wp14:textId="4F0BAF74">
+      <w:pPr>
+        <w:pStyle w:val="style3"/>
+        <w:spacing w:before="160" w:beforeAutospacing="off" w:after="80" w:afterAutospacing="off"/>
+        <w:rPr>
+          <w:rFonts w:ascii="Aptos" w:hAnsi="Aptos" w:eastAsia="Aptos" w:cs="Aptos"/>
+          <w:b w:val="0"/>
+          <w:bCs w:val="0"/>
+          <w:noProof w:val="0"/>
+          <w:color w:val="244061" w:themeColor="accent1" w:themeTint="FF" w:themeShade="80"/>
+          <w:sz w:val="28"/>
+          <w:szCs w:val="28"/>
+          <w:lang w:val="en-US"/>
+        </w:rPr>
+      </w:pPr>
+      <w:r>
+        <w:rPr>
+          <w:rFonts w:ascii="Aptos" w:hAnsi="Aptos" w:eastAsia="Aptos" w:cs="Aptos"/>
+          <w:b w:val="0"/>
+          <w:bCs w:val="0"/>
+          <w:noProof w:val="0"/>
+          <w:color w:val="244061" w:themeColor="accent1" w:themeTint="FF" w:themeShade="80"/>
+          <w:sz w:val="32"/>
+          <w:szCs w:val="32"/>
+          <w:lang w:val="en-US"/>
+        </w:rPr>
+        <w:t>Infosys Ltd</w:t>
+      </w:r>
+      <w:r>
+        <w:rPr>
+          <w:rFonts w:ascii="Aptos" w:hAnsi="Aptos" w:eastAsia="Aptos" w:cs="Aptos"/>
+          <w:b w:val="0"/>
+          <w:bCs w:val="0"/>
+          <w:noProof w:val="0"/>
+          <w:color w:val="244061" w:themeColor="accent1" w:themeTint="FF" w:themeShade="80"/>
+          <w:sz w:val="28"/>
+          <w:szCs w:val="28"/>
+          <w:lang w:val="en-US"/>
+        </w:rPr>
+        <w:t xml:space="preserve"> </w:t>
+      </w:r>
+      <w:r>
+        <w:rPr>
+          <w:rFonts w:ascii="Aptos" w:hAnsi="Aptos" w:eastAsia="Aptos" w:cs="Aptos"/>
+          <w:b w:val="1"/>
+          <w:bCs w:val="1"/>
+          <w:noProof w:val="0"/>
+          <w:color w:val="000000" w:themeColor="text1" w:themeTint="FF" w:themeShade="FF"/>
+          <w:sz w:val="28"/>
+          <w:szCs w:val="28"/>
+          <w:lang w:val="en-US"/>
+        </w:rPr>
+        <w:t xml:space="preserve">Software Quality Engineer | </w:t>
+      </w:r>
+      <w:r>
+        <w:rPr>
+          <w:rFonts w:ascii="Aptos" w:hAnsi="Aptos" w:eastAsia="Aptos" w:cs="Aptos"/>
+          <w:b w:val="1"/>
+          <w:bCs w:val="1"/>
+          <w:noProof w:val="0"/>
+          <w:color w:val="000000" w:themeColor="text1" w:themeTint="FF" w:themeShade="FF"/>
+          <w:sz w:val="28"/>
+          <w:szCs w:val="28"/>
+          <w:lang w:val="en-US"/>
+        </w:rPr>
+        <w:t xml:space="preserve">4 </w:t>
+      </w:r>
+      <w:r>
+        <w:rPr>
+          <w:rFonts w:ascii="Aptos" w:hAnsi="Aptos" w:eastAsia="Aptos" w:cs="Aptos"/>
+          <w:b w:val="1"/>
+          <w:bCs w:val="1"/>
+          <w:noProof w:val="0"/>
+          <w:color w:val="000000" w:themeColor="text1" w:themeTint="FF" w:themeShade="FF"/>
+          <w:sz w:val="28"/>
+          <w:szCs w:val="28"/>
+          <w:lang w:val="en-US"/>
+        </w:rPr>
+        <w:t>Years</w:t>
+      </w:r>
+    </w:p>
+    <w:p xmlns:wp14="http://schemas.microsoft.com/office/word/2010/wordml" wp14:textId="1D3D676D">
+      <w:pPr>
+        <w:pStyle w:val="style3"/>
+        <w:spacing w:before="160" w:beforeAutospacing="off" w:after="80" w:afterAutospacing="off"/>
+      </w:pPr>
+      <w:r>
+        <w:rPr>
+          <w:rFonts w:ascii="Aptos" w:hAnsi="Aptos" w:eastAsia="Aptos" w:cs="Aptos"/>
+          <w:b w:val="1"/>
+          <w:bCs w:val="1"/>
+          <w:noProof w:val="0"/>
+          <w:color w:val="000000" w:themeColor="text1" w:themeTint="FF" w:themeShade="FF"/>
+          <w:sz w:val="28"/>
+          <w:szCs w:val="28"/>
+          <w:lang w:val="en-US"/>
+        </w:rPr>
+        <w:t>Project: SPS</w:t>
+      </w:r>
+    </w:p>
+    <w:p>
+      <w:pPr>
+        <w:pStyle w:val="ListParagraph"/>
+        <w:numPr>
+          <w:ilvl w:val="0"/>
+          <w:numId w:val="9"/>
+        </w:numPr>
+        <w:spacing w:before="0" w:beforeAutospacing="off" w:after="0" w:afterAutospacing="off"/>
+        <w:rPr>
+          <w:rFonts w:ascii="Aptos" w:hAnsi="Aptos" w:eastAsia="Aptos" w:cs="Aptos"/>
+          <w:noProof w:val="0"/>
+          <w:color w:val="000000" w:themeColor="text1" w:themeTint="FF" w:themeShade="FF"/>
+          <w:sz w:val="24"/>
+          <w:szCs w:val="24"/>
+          <w:lang w:val="en-US"/>
+        </w:rPr>
+      </w:pPr>
+      <w:r>
+        <w:rPr>
+          <w:rFonts w:ascii="Aptos" w:hAnsi="Aptos" w:eastAsia="Aptos" w:cs="Aptos"/>
+          <w:noProof w:val="0"/>
+          <w:color w:val="000000" w:themeColor="text1" w:themeTint="FF" w:themeShade="FF"/>
+          <w:sz w:val="24"/>
+          <w:szCs w:val="24"/>
+          <w:lang w:val="en-US"/>
+        </w:rPr>
+        <w:t xml:space="preserve">Developed and executed </w:t>
+      </w:r>
+      <w:r>
+        <w:rPr>
+          <w:rFonts w:ascii="Aptos" w:hAnsi="Aptos" w:eastAsia="Aptos" w:cs="Aptos"/>
+          <w:b w:val="1"/>
+          <w:bCs w:val="1"/>
+          <w:noProof w:val="0"/>
+          <w:color w:val="000000" w:themeColor="text1" w:themeTint="FF" w:themeShade="FF"/>
+          <w:sz w:val="24"/>
+          <w:szCs w:val="24"/>
+          <w:lang w:val="en-US"/>
+        </w:rPr>
+        <w:t xml:space="preserve">150+ </w:t>
+      </w:r>
+      <w:r>
+        <w:rPr>
+          <w:rFonts w:ascii="Aptos" w:hAnsi="Aptos" w:eastAsia="Aptos" w:cs="Aptos"/>
+          <w:noProof w:val="0"/>
+          <w:color w:val="000000" w:themeColor="text1" w:themeTint="FF" w:themeShade="FF"/>
+          <w:sz w:val="24"/>
+          <w:szCs w:val="24"/>
+          <w:lang w:val="en-US"/>
+        </w:rPr>
+        <w:t xml:space="preserve">automated test scripts using </w:t>
+      </w:r>
+      <w:r>
+        <w:rPr>
+          <w:rFonts w:ascii="Aptos" w:hAnsi="Aptos" w:eastAsia="Aptos" w:cs="Aptos"/>
+          <w:b w:val="1"/>
+          <w:bCs w:val="1"/>
+          <w:noProof w:val="0"/>
+          <w:color w:val="000000" w:themeColor="text1" w:themeTint="FF" w:themeShade="FF"/>
+          <w:sz w:val="24"/>
+          <w:szCs w:val="24"/>
+          <w:lang w:val="en-US"/>
+        </w:rPr>
+        <w:t>Selenium WebDriver with C#</w:t>
+      </w:r>
+      <w:r>
+        <w:rPr>
+          <w:rFonts w:ascii="Aptos" w:hAnsi="Aptos" w:eastAsia="Aptos" w:cs="Aptos"/>
+          <w:noProof w:val="0"/>
+          <w:color w:val="000000" w:themeColor="text1" w:themeTint="FF" w:themeShade="FF"/>
+          <w:sz w:val="24"/>
+          <w:szCs w:val="24"/>
+          <w:lang w:val="en-US"/>
+        </w:rPr>
+        <w:t>, i</w:t>
+      </w:r>
+      <w:r>
+        <w:rPr>
+          <w:noProof w:val="0"/>
+          <w:color w:val="000000" w:themeColor="text1" w:themeTint="FF" w:themeShade="FF"/>
+          <w:lang w:val="en-US"/>
+        </w:rPr>
+        <w:t xml:space="preserve">ncreasing regression coverage by </w:t>
+      </w:r>
+      <w:r>
+        <w:rPr>
+          <w:b w:val="1"/>
+          <w:bCs w:val="1"/>
+          <w:noProof w:val="0"/>
+          <w:color w:val="000000" w:themeColor="text1" w:themeTint="FF" w:themeShade="FF"/>
+          <w:lang w:val="en-US"/>
+        </w:rPr>
+        <w:t>60%</w:t>
+      </w:r>
+      <w:r>
+        <w:rPr>
+          <w:noProof w:val="0"/>
+          <w:color w:val="000000" w:themeColor="text1" w:themeTint="FF" w:themeShade="FF"/>
+          <w:lang w:val="en-US"/>
+        </w:rPr>
+        <w:t>.</w:t>
+      </w:r>
+    </w:p>
+    <w:p>
+      <w:pPr>
+        <w:pStyle w:val="ListParagraph"/>
+        <w:numPr>
+          <w:ilvl w:val="0"/>
+          <w:numId w:val="9"/>
+        </w:numPr>
+        <w:spacing w:before="0" w:beforeAutospacing="off" w:after="0" w:afterAutospacing="off"/>
+        <w:rPr>
+          <w:rFonts w:ascii="Aptos" w:hAnsi="Aptos" w:eastAsia="Aptos" w:cs="Aptos"/>
+          <w:noProof w:val="0"/>
+          <w:color w:val="000000" w:themeColor="text1" w:themeTint="FF" w:themeShade="FF"/>
+          <w:sz w:val="24"/>
+          <w:szCs w:val="24"/>
+          <w:lang w:val="en-US"/>
+        </w:rPr>
+      </w:pPr>
+      <w:r>
+        <w:rPr>
+          <w:rFonts w:ascii="Aptos" w:hAnsi="Aptos" w:eastAsia="Aptos" w:cs="Aptos"/>
+          <w:noProof w:val="0"/>
+          <w:color w:val="000000" w:themeColor="text1" w:themeTint="FF" w:themeShade="FF"/>
+          <w:sz w:val="24"/>
+          <w:szCs w:val="24"/>
+          <w:lang w:val="en-US"/>
+        </w:rPr>
+        <w:t>Took ownership of testing tasks, ensuring timely delivery of high-quality releases while reducing regression cycle time by 35–40% through automation.</w:t>
+      </w:r>
+    </w:p>
+    <w:p>
+      <w:pPr>
+        <w:pStyle w:val="ListParagraph"/>
+        <w:numPr>
+          <w:ilvl w:val="0"/>
+          <w:numId w:val="9"/>
+        </w:numPr>
+        <w:spacing w:before="0" w:beforeAutospacing="off" w:after="0" w:afterAutospacing="off"/>
+        <w:rPr>
+          <w:rFonts w:ascii="Aptos" w:hAnsi="Aptos" w:eastAsia="Aptos" w:cs="Aptos"/>
+          <w:noProof w:val="0"/>
+          <w:color w:val="000000" w:themeColor="text1" w:themeTint="FF" w:themeShade="FF"/>
+          <w:sz w:val="24"/>
+          <w:szCs w:val="24"/>
+          <w:lang w:val="en-US"/>
+        </w:rPr>
+      </w:pPr>
+      <w:r>
+        <w:rPr>
+          <w:rFonts w:ascii="Aptos" w:hAnsi="Aptos" w:eastAsia="Aptos" w:cs="Aptos"/>
+          <w:noProof w:val="0"/>
+          <w:color w:val="000000" w:themeColor="text1" w:themeTint="FF" w:themeShade="FF"/>
+          <w:sz w:val="24"/>
+          <w:szCs w:val="24"/>
+          <w:lang w:val="en-US"/>
+        </w:rPr>
+        <w:t>Built automation frameworks using Selenium (Java), TestNG, JUnit, and Cucumber (BDD)</w:t>
+      </w:r>
+      <w:r>
+        <w:rPr>
+          <w:rFonts w:ascii="Aptos" w:hAnsi="Aptos" w:eastAsia="Aptos" w:cs="Aptos"/>
+          <w:noProof w:val="0"/>
+          <w:color w:val="000000" w:themeColor="text1" w:themeTint="FF" w:themeShade="FF"/>
+          <w:sz w:val="24"/>
+          <w:szCs w:val="24"/>
+          <w:lang w:val="en-US"/>
+        </w:rPr>
+        <w:t>.</w:t>
+      </w:r>
+    </w:p>
+    <w:p>
+      <w:pPr>
+        <w:pStyle w:val="ListParagraph"/>
+        <w:numPr>
+          <w:ilvl w:val="0"/>
+          <w:numId w:val="9"/>
+        </w:numPr>
+        <w:spacing w:before="0" w:beforeAutospacing="off" w:after="0" w:afterAutospacing="off"/>
+        <w:rPr>
+          <w:rFonts w:ascii="Aptos" w:hAnsi="Aptos" w:eastAsia="Aptos" w:cs="Aptos"/>
+          <w:noProof w:val="0"/>
+          <w:color w:val="000000" w:themeColor="text1" w:themeTint="FF" w:themeShade="FF"/>
+          <w:sz w:val="24"/>
+          <w:szCs w:val="24"/>
+          <w:lang w:val="en-US"/>
+        </w:rPr>
+      </w:pPr>
+      <w:r>
+        <w:rPr>
+          <w:rFonts w:ascii="Aptos" w:hAnsi="Aptos" w:eastAsia="Aptos" w:cs="Aptos"/>
+          <w:noProof w:val="0"/>
+          <w:color w:val="000000" w:themeColor="text1" w:themeTint="FF" w:themeShade="FF"/>
+          <w:sz w:val="24"/>
+          <w:szCs w:val="24"/>
+          <w:lang w:val="en-US"/>
+        </w:rPr>
+        <w:t>Designed test cases and executed manual and automated testing including regression, smoke, sanity, and API testing.</w:t>
+      </w:r>
+    </w:p>
+    <w:p xmlns:wp14="http://schemas.microsoft.com/office/word/2010/wordml" wp14:textId="02901C20">
+      <w:pPr>
+        <w:pStyle w:val="ListParagraph"/>
+        <w:numPr>
+          <w:ilvl w:val="0"/>
+          <w:numId w:val="9"/>
+        </w:numPr>
+        <w:spacing w:before="0" w:beforeAutospacing="off" w:after="0" w:afterAutospacing="off"/>
+        <w:rPr>
+          <w:rFonts w:ascii="Aptos" w:hAnsi="Aptos" w:eastAsia="Aptos" w:cs="Aptos"/>
+          <w:noProof w:val="0"/>
+          <w:color w:val="000000" w:themeColor="text1" w:themeTint="FF" w:themeShade="FF"/>
+          <w:sz w:val="24"/>
+          <w:szCs w:val="24"/>
+          <w:lang w:val="en-US"/>
+        </w:rPr>
+      </w:pPr>
+      <w:r>
+        <w:rPr>
+          <w:rFonts w:ascii="Aptos" w:hAnsi="Aptos" w:eastAsia="Aptos" w:cs="Aptos"/>
+          <w:noProof w:val="0"/>
+          <w:color w:val="000000" w:themeColor="text1" w:themeTint="FF" w:themeShade="FF"/>
+          <w:sz w:val="24"/>
+          <w:szCs w:val="24"/>
+          <w:lang w:val="en-US"/>
+        </w:rPr>
+        <w:t xml:space="preserve">Performed </w:t>
+      </w:r>
+      <w:r>
+        <w:rPr>
+          <w:rFonts w:ascii="Aptos" w:hAnsi="Aptos" w:eastAsia="Aptos" w:cs="Aptos"/>
+          <w:b w:val="1"/>
+          <w:bCs w:val="1"/>
+          <w:noProof w:val="0"/>
+          <w:color w:val="000000" w:themeColor="text1" w:themeTint="FF" w:themeShade="FF"/>
+          <w:sz w:val="24"/>
+          <w:szCs w:val="24"/>
+          <w:lang w:val="en-US"/>
+        </w:rPr>
+        <w:t>API testing using Rest Assured and Postman</w:t>
+      </w:r>
+      <w:r>
+        <w:rPr>
+          <w:rFonts w:ascii="Aptos" w:hAnsi="Aptos" w:eastAsia="Aptos" w:cs="Aptos"/>
+          <w:noProof w:val="0"/>
+          <w:color w:val="000000" w:themeColor="text1" w:themeTint="FF" w:themeShade="FF"/>
+          <w:sz w:val="24"/>
+          <w:szCs w:val="24"/>
+          <w:lang w:val="en-US"/>
+        </w:rPr>
+        <w:t>, validating request/response and status codes.</w:t>
+      </w:r>
+    </w:p>
+    <w:p>
+      <w:pPr>
+        <w:pStyle w:val="ListParagraph"/>
+        <w:numPr>
+          <w:ilvl w:val="0"/>
+          <w:numId w:val="9"/>
+        </w:numPr>
+        <w:spacing w:before="0" w:beforeAutospacing="off" w:after="0" w:afterAutospacing="off"/>
+        <w:rPr>
+          <w:rFonts w:ascii="Aptos" w:hAnsi="Aptos" w:eastAsia="Aptos" w:cs="Aptos"/>
+          <w:noProof w:val="0"/>
+          <w:color w:val="000000" w:themeColor="text1" w:themeTint="FF" w:themeShade="FF"/>
+          <w:sz w:val="24"/>
+          <w:szCs w:val="24"/>
+          <w:lang w:val="en-US"/>
+        </w:rPr>
+      </w:pPr>
+      <w:r>
+        <w:rPr>
+          <w:rFonts w:ascii="Aptos" w:hAnsi="Aptos" w:eastAsia="Aptos" w:cs="Aptos"/>
+          <w:noProof w:val="0"/>
+          <w:color w:val="000000" w:themeColor="text1" w:themeTint="FF" w:themeShade="FF"/>
+          <w:sz w:val="24"/>
+          <w:szCs w:val="24"/>
+          <w:lang w:val="en-US"/>
+        </w:rPr>
+        <w:t xml:space="preserve">Analyzed test failures and </w:t>
+      </w:r>
+      <w:r>
+        <w:rPr>
+          <w:rFonts w:ascii="Aptos" w:hAnsi="Aptos" w:eastAsia="Aptos" w:cs="Aptos"/>
+          <w:noProof w:val="0"/>
+          <w:color w:val="000000" w:themeColor="text1" w:themeTint="FF" w:themeShade="FF"/>
+          <w:sz w:val="24"/>
+          <w:szCs w:val="24"/>
+          <w:lang w:val="en-US"/>
+        </w:rPr>
+        <w:t>identified</w:t>
+      </w:r>
+      <w:r>
+        <w:rPr>
+          <w:rFonts w:ascii="Aptos" w:hAnsi="Aptos" w:eastAsia="Aptos" w:cs="Aptos"/>
+          <w:noProof w:val="0"/>
+          <w:color w:val="000000" w:themeColor="text1" w:themeTint="FF" w:themeShade="FF"/>
+          <w:sz w:val="24"/>
+          <w:szCs w:val="24"/>
+          <w:lang w:val="en-US"/>
+        </w:rPr>
+        <w:t xml:space="preserve"> 100+ defects, improving application </w:t>
+      </w:r>
+      <w:bookmarkStart w:name="_Int_exOjlpgq" w:id="1795702993"/>
+      <w:r>
+        <w:rPr>
+          <w:rFonts w:ascii="Aptos" w:hAnsi="Aptos" w:eastAsia="Aptos" w:cs="Aptos"/>
+          <w:noProof w:val="0"/>
+          <w:color w:val="000000" w:themeColor="text1" w:themeTint="FF" w:themeShade="FF"/>
+          <w:sz w:val="24"/>
+          <w:szCs w:val="24"/>
+          <w:lang w:val="en-US"/>
+        </w:rPr>
+        <w:t>stability</w:t>
+      </w:r>
+      <w:bookmarkEnd w:id="1795702993"/>
+      <w:r>
+        <w:rPr>
+          <w:rFonts w:ascii="Aptos" w:hAnsi="Aptos" w:eastAsia="Aptos" w:cs="Aptos"/>
+          <w:noProof w:val="0"/>
+          <w:color w:val="000000" w:themeColor="text1" w:themeTint="FF" w:themeShade="FF"/>
+          <w:sz w:val="24"/>
+          <w:szCs w:val="24"/>
+          <w:lang w:val="en-US"/>
+        </w:rPr>
+        <w:t xml:space="preserve"> and reducing production issues.</w:t>
+      </w:r>
+    </w:p>
+    <w:p>
+      <w:pPr>
+        <w:pStyle w:val="ListParagraph"/>
+        <w:numPr>
+          <w:ilvl w:val="0"/>
+          <w:numId w:val="9"/>
+        </w:numPr>
+        <w:spacing w:before="0" w:beforeAutospacing="off" w:after="0" w:afterAutospacing="off"/>
+        <w:rPr>
+          <w:rFonts w:ascii="Aptos" w:hAnsi="Aptos" w:eastAsia="Aptos" w:cs="Aptos"/>
+          <w:b w:val="0"/>
+          <w:bCs w:val="0"/>
+          <w:i w:val="0"/>
+          <w:iCs w:val="0"/>
+          <w:noProof w:val="0"/>
+          <w:color w:val="000000" w:themeColor="text1" w:themeTint="FF" w:themeShade="FF"/>
+          <w:sz w:val="24"/>
+          <w:szCs w:val="24"/>
+          <w:lang w:val="en-US"/>
+        </w:rPr>
+      </w:pPr>
+      <w:r>
+        <w:rPr>
+          <w:rFonts w:ascii="Aptos" w:hAnsi="Aptos" w:eastAsia="Aptos" w:cs="Aptos"/>
+          <w:b w:val="0"/>
+          <w:bCs w:val="0"/>
+          <w:i w:val="0"/>
+          <w:iCs w:val="0"/>
+          <w:noProof w:val="0"/>
+          <w:color w:val="000000" w:themeColor="text1" w:themeTint="FF" w:themeShade="FF"/>
+          <w:sz w:val="24"/>
+          <w:szCs w:val="24"/>
+          <w:lang w:val="en-US"/>
+        </w:rPr>
+        <w:t>Used Git for version control to manage test code in a Waterfall-based project environment.</w:t>
+      </w:r>
+    </w:p>
+    <w:p>
+      <w:pPr>
+        <w:pStyle w:val="style3"/>
+        <w:rPr>
+          <w:noProof w:val="0"/>
+          <w:sz w:val="32"/>
+          <w:szCs w:val="32"/>
+          <w:lang w:val="en-US"/>
+        </w:rPr>
+      </w:pPr>
+    </w:p>
+    <w:p xmlns:wp14="http://schemas.microsoft.com/office/word/2010/wordml" wp14:textId="6D07D80F">
+      <w:pPr>
+        <w:pStyle w:val="style3"/>
+        <w:rPr>
+          <w:rFonts w:ascii="Aptos" w:hAnsi="Aptos" w:eastAsia="Aptos" w:cs="Aptos"/>
+          <w:b w:val="1"/>
+          <w:bCs w:val="1"/>
+          <w:noProof w:val="0"/>
+          <w:color w:val="244061" w:themeColor="accent1" w:themeTint="FF" w:themeShade="80"/>
+          <w:sz w:val="28"/>
+          <w:szCs w:val="28"/>
+          <w:lang w:val="en-US"/>
+        </w:rPr>
+      </w:pPr>
+      <w:r>
+        <w:rPr>
+          <w:noProof w:val="0"/>
+          <w:sz w:val="32"/>
+          <w:szCs w:val="32"/>
+          <w:lang w:val="en-US"/>
+        </w:rPr>
+        <w:t>Key Highlight Project (AI / GenAI Work)</w:t>
+      </w:r>
+    </w:p>
+    <w:p xmlns:wp14="http://schemas.microsoft.com/office/word/2010/wordml" wp14:textId="35AF89B3">
+      <w:pPr>
+        <w:pStyle w:val="ListParagraph"/>
+        <w:numPr>
+          <w:ilvl w:val="0"/>
+          <w:numId w:val="7"/>
+        </w:numPr>
+        <w:spacing w:before="0" w:beforeAutospacing="off" w:after="0" w:afterAutospacing="off"/>
+        <w:rPr>
+          <w:rFonts w:ascii="Aptos" w:hAnsi="Aptos" w:eastAsia="Aptos" w:cs="Aptos"/>
+          <w:noProof w:val="0"/>
+          <w:color w:val="000000" w:themeColor="text1" w:themeTint="FF" w:themeShade="FF"/>
+          <w:sz w:val="24"/>
+          <w:szCs w:val="24"/>
+          <w:lang w:val="en-US"/>
+        </w:rPr>
+      </w:pPr>
+      <w:r>
+        <w:rPr>
+          <w:rFonts w:ascii="Aptos" w:hAnsi="Aptos" w:eastAsia="Aptos" w:cs="Aptos"/>
+          <w:noProof w:val="0"/>
+          <w:color w:val="000000" w:themeColor="text1" w:themeTint="FF" w:themeShade="FF"/>
+          <w:sz w:val="24"/>
+          <w:szCs w:val="24"/>
+          <w:lang w:val="en-US"/>
+        </w:rPr>
+        <w:t xml:space="preserve">Independently designed and developed an </w:t>
+      </w:r>
+      <w:r>
+        <w:rPr>
+          <w:rFonts w:ascii="Aptos" w:hAnsi="Aptos" w:eastAsia="Aptos" w:cs="Aptos"/>
+          <w:b w:val="1"/>
+          <w:bCs w:val="1"/>
+          <w:noProof w:val="0"/>
+          <w:color w:val="000000" w:themeColor="text1" w:themeTint="FF" w:themeShade="FF"/>
+          <w:sz w:val="24"/>
+          <w:szCs w:val="24"/>
+          <w:lang w:val="en-US"/>
+        </w:rPr>
+        <w:t xml:space="preserve">AI Evaluation Framework using </w:t>
+      </w:r>
+      <w:r>
+        <w:rPr>
+          <w:rFonts w:ascii="Aptos" w:hAnsi="Aptos" w:eastAsia="Aptos" w:cs="Aptos"/>
+          <w:b w:val="1"/>
+          <w:bCs w:val="1"/>
+          <w:noProof w:val="0"/>
+          <w:color w:val="000000" w:themeColor="text1" w:themeTint="FF" w:themeShade="FF"/>
+          <w:sz w:val="24"/>
+          <w:szCs w:val="24"/>
+          <w:lang w:val="en-US"/>
+        </w:rPr>
+        <w:t>DeepEval</w:t>
+      </w:r>
+      <w:r>
+        <w:rPr>
+          <w:rFonts w:ascii="Aptos" w:hAnsi="Aptos" w:eastAsia="Aptos" w:cs="Aptos"/>
+          <w:noProof w:val="0"/>
+          <w:color w:val="000000" w:themeColor="text1" w:themeTint="FF" w:themeShade="FF"/>
+          <w:sz w:val="24"/>
+          <w:szCs w:val="24"/>
+          <w:lang w:val="en-US"/>
+        </w:rPr>
+        <w:t xml:space="preserve"> for a </w:t>
+      </w:r>
+      <w:r>
+        <w:rPr>
+          <w:rFonts w:ascii="Aptos" w:hAnsi="Aptos" w:eastAsia="Aptos" w:cs="Aptos"/>
+          <w:noProof w:val="0"/>
+          <w:color w:val="000000" w:themeColor="text1" w:themeTint="FF" w:themeShade="FF"/>
+          <w:sz w:val="24"/>
+          <w:szCs w:val="24"/>
+          <w:lang w:val="en-US"/>
+        </w:rPr>
+        <w:t>client's</w:t>
+      </w:r>
+      <w:r>
+        <w:rPr>
+          <w:rFonts w:ascii="Aptos" w:hAnsi="Aptos" w:eastAsia="Aptos" w:cs="Aptos"/>
+          <w:noProof w:val="0"/>
+          <w:color w:val="000000" w:themeColor="text1" w:themeTint="FF" w:themeShade="FF"/>
+          <w:sz w:val="24"/>
+          <w:szCs w:val="24"/>
+          <w:lang w:val="en-US"/>
+        </w:rPr>
+        <w:t xml:space="preserve"> AI application.</w:t>
+      </w:r>
+    </w:p>
+    <w:p xmlns:wp14="http://schemas.microsoft.com/office/word/2010/wordml" wp14:textId="70264E66">
+      <w:pPr>
+        <w:pStyle w:val="ListParagraph"/>
+        <w:numPr>
+          <w:ilvl w:val="0"/>
+          <w:numId w:val="7"/>
+        </w:numPr>
+        <w:spacing w:before="0" w:beforeAutospacing="off" w:after="0" w:afterAutospacing="off"/>
+        <w:rPr>
+          <w:rFonts w:ascii="Aptos" w:hAnsi="Aptos" w:eastAsia="Aptos" w:cs="Aptos"/>
+          <w:noProof w:val="0"/>
+          <w:color w:val="000000" w:themeColor="text1" w:themeTint="FF" w:themeShade="FF"/>
+          <w:sz w:val="24"/>
+          <w:szCs w:val="24"/>
+          <w:lang w:val="en-US"/>
+        </w:rPr>
+      </w:pPr>
+      <w:r>
+        <w:rPr>
+          <w:rFonts w:ascii="Aptos" w:hAnsi="Aptos" w:eastAsia="Aptos" w:cs="Aptos"/>
+          <w:noProof w:val="0"/>
+          <w:color w:val="000000" w:themeColor="text1" w:themeTint="FF" w:themeShade="FF"/>
+          <w:sz w:val="24"/>
+          <w:szCs w:val="24"/>
+          <w:lang w:val="en-US"/>
+        </w:rPr>
+        <w:t xml:space="preserve">Implemented validation checks for </w:t>
+      </w:r>
+      <w:r>
+        <w:rPr>
+          <w:rFonts w:ascii="Aptos" w:hAnsi="Aptos" w:eastAsia="Aptos" w:cs="Aptos"/>
+          <w:b w:val="1"/>
+          <w:bCs w:val="1"/>
+          <w:noProof w:val="0"/>
+          <w:color w:val="000000" w:themeColor="text1" w:themeTint="FF" w:themeShade="FF"/>
+          <w:sz w:val="24"/>
+          <w:szCs w:val="24"/>
+          <w:lang w:val="en-US"/>
+        </w:rPr>
+        <w:t>accuracy, relevance, consistency, and hallucination detection</w:t>
+      </w:r>
+      <w:r>
+        <w:rPr>
+          <w:rFonts w:ascii="Aptos" w:hAnsi="Aptos" w:eastAsia="Aptos" w:cs="Aptos"/>
+          <w:noProof w:val="0"/>
+          <w:color w:val="000000" w:themeColor="text1" w:themeTint="FF" w:themeShade="FF"/>
+          <w:sz w:val="24"/>
+          <w:szCs w:val="24"/>
+          <w:lang w:val="en-US"/>
+        </w:rPr>
+        <w:t>.</w:t>
+      </w:r>
+    </w:p>
+    <w:p>
+      <w:pPr>
+        <w:pStyle w:val="ListParagraph"/>
+        <w:numPr>
+          <w:ilvl w:val="0"/>
+          <w:numId w:val="7"/>
+        </w:numPr>
+        <w:spacing w:before="0" w:beforeAutospacing="off" w:after="0" w:afterAutospacing="off"/>
+        <w:rPr>
+          <w:rFonts w:ascii="Aptos" w:hAnsi="Aptos" w:eastAsia="Aptos" w:cs="Aptos"/>
+          <w:noProof w:val="0"/>
+          <w:color w:val="000000" w:themeColor="text1" w:themeTint="FF" w:themeShade="FF"/>
+          <w:sz w:val="24"/>
+          <w:szCs w:val="24"/>
+          <w:lang w:val="en-US"/>
+        </w:rPr>
+      </w:pPr>
+      <w:r>
+        <w:rPr>
+          <w:rFonts w:ascii="Aptos" w:hAnsi="Aptos" w:eastAsia="Aptos" w:cs="Aptos"/>
+          <w:noProof w:val="0"/>
+          <w:color w:val="000000" w:themeColor="text1" w:themeTint="FF" w:themeShade="FF"/>
+          <w:sz w:val="24"/>
+          <w:szCs w:val="24"/>
+          <w:lang w:val="en-US"/>
+        </w:rPr>
+        <w:t>Reduced manual validation effort by 50–60% and improved reliability of AI outputs through automated evaluation.</w:t>
+      </w:r>
+    </w:p>
+    <w:p xmlns:wp14="http://schemas.microsoft.com/office/word/2010/wordml" wp14:textId="2DBE0CDB">
+      <w:pPr>
+        <w:pStyle w:val="ListParagraph"/>
+        <w:numPr>
+          <w:ilvl w:val="0"/>
+          <w:numId w:val="7"/>
+        </w:numPr>
+        <w:spacing w:before="0" w:beforeAutospacing="off" w:after="0" w:afterAutospacing="off"/>
+        <w:rPr>
+          <w:rFonts w:ascii="Aptos" w:hAnsi="Aptos" w:eastAsia="Aptos" w:cs="Aptos"/>
+          <w:noProof w:val="0"/>
+          <w:color w:val="000000" w:themeColor="text1" w:themeTint="FF" w:themeShade="FF"/>
+          <w:sz w:val="24"/>
+          <w:szCs w:val="24"/>
+          <w:lang w:val="en-US"/>
+        </w:rPr>
+      </w:pPr>
+      <w:r>
+        <w:rPr>
+          <w:rFonts w:ascii="Aptos" w:hAnsi="Aptos" w:eastAsia="Aptos" w:cs="Aptos"/>
+          <w:noProof w:val="0"/>
+          <w:color w:val="000000" w:themeColor="text1" w:themeTint="FF" w:themeShade="FF"/>
+          <w:sz w:val="24"/>
+          <w:szCs w:val="24"/>
+          <w:lang w:val="en-US"/>
+        </w:rPr>
+        <w:t xml:space="preserve">Received </w:t>
+      </w:r>
+      <w:r>
+        <w:rPr>
+          <w:rFonts w:ascii="Aptos" w:hAnsi="Aptos" w:eastAsia="Aptos" w:cs="Aptos"/>
+          <w:b w:val="1"/>
+          <w:bCs w:val="1"/>
+          <w:noProof w:val="0"/>
+          <w:color w:val="000000" w:themeColor="text1" w:themeTint="FF" w:themeShade="FF"/>
+          <w:sz w:val="24"/>
+          <w:szCs w:val="24"/>
+          <w:lang w:val="en-US"/>
+        </w:rPr>
+        <w:t>direct client appreciation</w:t>
+      </w:r>
+      <w:r>
+        <w:rPr>
+          <w:rFonts w:ascii="Aptos" w:hAnsi="Aptos" w:eastAsia="Aptos" w:cs="Aptos"/>
+          <w:noProof w:val="0"/>
+          <w:color w:val="000000" w:themeColor="text1" w:themeTint="FF" w:themeShade="FF"/>
+          <w:sz w:val="24"/>
+          <w:szCs w:val="24"/>
+          <w:lang w:val="en-US"/>
+        </w:rPr>
+        <w:t xml:space="preserve"> for ownership and innovation.</w:t>
+      </w:r>
+    </w:p>
+    <w:p xmlns:wp14="http://schemas.microsoft.com/office/word/2010/wordml" wp14:textId="4E5686BE">
+      <w:pPr>
+        <w:pStyle w:val="ListParagraph"/>
+        <w:spacing w:before="0" w:beforeAutospacing="off" w:after="0" w:afterAutospacing="off"/>
+        <w:ind w:left="720"/>
+        <w:rPr>
+          <w:rFonts w:ascii="Aptos" w:hAnsi="Aptos" w:eastAsia="Aptos" w:cs="Aptos"/>
+          <w:noProof w:val="0"/>
+          <w:color w:val="000000" w:themeColor="text1" w:themeTint="FF" w:themeShade="FF"/>
+          <w:sz w:val="24"/>
+          <w:szCs w:val="24"/>
+          <w:lang w:val="en-US"/>
+        </w:rPr>
+      </w:pPr>
+    </w:p>
+    <w:p xmlns:wp14="http://schemas.microsoft.com/office/word/2010/wordml" wp14:textId="416EAC81">
+      <w:pPr>
+        <w:pStyle w:val="style2"/>
+        <w:rPr>
+          <w:b w:val="1"/>
+          <w:bCs w:val="1"/>
+        </w:rPr>
+      </w:pPr>
+      <w:r>
+        <w:rPr>
+          <w:noProof w:val="0"/>
+          <w:lang w:val="en-US"/>
+        </w:rPr>
+        <w:t>KEY ACHIEVEMENTS</w:t>
+      </w:r>
+    </w:p>
+    <w:p xmlns:wp14="http://schemas.microsoft.com/office/word/2010/wordml" wp14:textId="7B4A7910">
+      <w:pPr>
+        <w:pStyle w:val="ListParagraph"/>
+        <w:numPr>
+          <w:ilvl w:val="0"/>
+          <w:numId w:val="8"/>
+        </w:numPr>
+        <w:spacing w:before="0" w:beforeAutospacing="off" w:after="0" w:afterAutospacing="off"/>
+        <w:rPr>
+          <w:noProof w:val="0"/>
+          <w:color w:val="000000" w:themeColor="text1" w:themeTint="FF" w:themeShade="FF"/>
+          <w:lang w:val="en-US"/>
+        </w:rPr>
+      </w:pPr>
+      <w:r>
+        <w:rPr>
+          <w:noProof w:val="0"/>
+          <w:color w:val="000000" w:themeColor="text1" w:themeTint="FF" w:themeShade="FF"/>
+          <w:lang w:val="en-US"/>
+        </w:rPr>
+        <w:t xml:space="preserve">Selected into </w:t>
+      </w:r>
+      <w:r>
+        <w:rPr>
+          <w:noProof w:val="0"/>
+          <w:color w:val="000000" w:themeColor="text1" w:themeTint="FF" w:themeShade="FF"/>
+          <w:lang w:val="en-US"/>
+        </w:rPr>
+        <w:t xml:space="preserve">the </w:t>
+      </w:r>
+      <w:r>
+        <w:rPr>
+          <w:noProof w:val="0"/>
+          <w:color w:val="000000" w:themeColor="text1" w:themeTint="FF" w:themeShade="FF"/>
+          <w:lang w:val="en-US"/>
+        </w:rPr>
+        <w:t xml:space="preserve">core </w:t>
+      </w:r>
+      <w:r>
+        <w:rPr>
+          <w:noProof w:val="0"/>
+          <w:color w:val="000000" w:themeColor="text1" w:themeTint="FF" w:themeShade="FF"/>
+          <w:lang w:val="en-US"/>
+        </w:rPr>
+        <w:t xml:space="preserve">project based on </w:t>
+      </w:r>
+      <w:r>
+        <w:rPr>
+          <w:noProof w:val="0"/>
+          <w:color w:val="000000" w:themeColor="text1" w:themeTint="FF" w:themeShade="FF"/>
+          <w:lang w:val="en-US"/>
+        </w:rPr>
+        <w:t>strong performance</w:t>
+      </w:r>
+      <w:r>
+        <w:rPr>
+          <w:noProof w:val="0"/>
+          <w:color w:val="000000" w:themeColor="text1" w:themeTint="FF" w:themeShade="FF"/>
+          <w:lang w:val="en-US"/>
+        </w:rPr>
+        <w:t xml:space="preserve"> during Accelerate enablement.</w:t>
+      </w:r>
+    </w:p>
+    <w:p xmlns:wp14="http://schemas.microsoft.com/office/word/2010/wordml" wp14:textId="38A0355F">
+      <w:pPr>
+        <w:pStyle w:val="ListParagraph"/>
+        <w:numPr>
+          <w:ilvl w:val="0"/>
+          <w:numId w:val="8"/>
+        </w:numPr>
+        <w:spacing w:before="0" w:beforeAutospacing="off" w:after="0" w:afterAutospacing="off"/>
+        <w:rPr>
+          <w:noProof w:val="0"/>
+          <w:color w:val="000000" w:themeColor="text1" w:themeTint="FF" w:themeShade="FF"/>
+          <w:lang w:val="en-US"/>
+        </w:rPr>
+      </w:pPr>
+      <w:r>
+        <w:rPr>
+          <w:noProof w:val="0"/>
+          <w:color w:val="000000" w:themeColor="text1" w:themeTint="FF" w:themeShade="FF"/>
+          <w:lang w:val="en-US"/>
+        </w:rPr>
+        <w:t xml:space="preserve">Built and delivered a </w:t>
+      </w:r>
+      <w:r>
+        <w:rPr>
+          <w:b w:val="1"/>
+          <w:bCs w:val="1"/>
+          <w:noProof w:val="0"/>
+          <w:color w:val="000000" w:themeColor="text1" w:themeTint="FF" w:themeShade="FF"/>
+          <w:lang w:val="en-US"/>
+        </w:rPr>
+        <w:t>production-ready AI evaluation framework independently</w:t>
+      </w:r>
+      <w:r>
+        <w:rPr>
+          <w:noProof w:val="0"/>
+          <w:color w:val="000000" w:themeColor="text1" w:themeTint="FF" w:themeShade="FF"/>
+          <w:lang w:val="en-US"/>
+        </w:rPr>
+        <w:t>.</w:t>
+      </w:r>
+    </w:p>
+    <w:p xmlns:wp14="http://schemas.microsoft.com/office/word/2010/wordml" wp14:textId="287BE8C8">
+      <w:pPr>
+        <w:pStyle w:val="ListParagraph"/>
+        <w:numPr>
+          <w:ilvl w:val="0"/>
+          <w:numId w:val="8"/>
+        </w:numPr>
+        <w:spacing w:before="0" w:beforeAutospacing="off" w:after="0" w:afterAutospacing="off"/>
+        <w:rPr>
+          <w:noProof w:val="0"/>
+          <w:color w:val="000000" w:themeColor="text1" w:themeTint="FF" w:themeShade="FF"/>
+          <w:lang w:val="en-US"/>
+        </w:rPr>
+      </w:pPr>
+      <w:r>
+        <w:rPr>
+          <w:noProof w:val="0"/>
+          <w:color w:val="000000" w:themeColor="text1" w:themeTint="FF" w:themeShade="FF"/>
+          <w:lang w:val="en-US"/>
+        </w:rPr>
+        <w:t xml:space="preserve">Received </w:t>
+      </w:r>
+      <w:r>
+        <w:rPr>
+          <w:b w:val="1"/>
+          <w:bCs w:val="1"/>
+          <w:noProof w:val="0"/>
+          <w:color w:val="000000" w:themeColor="text1" w:themeTint="FF" w:themeShade="FF"/>
+          <w:lang w:val="en-US"/>
+        </w:rPr>
+        <w:t>Client Appreciation and Exceptional Performance recognition</w:t>
+      </w:r>
+      <w:r>
+        <w:rPr>
+          <w:noProof w:val="0"/>
+          <w:color w:val="000000" w:themeColor="text1" w:themeTint="FF" w:themeShade="FF"/>
+          <w:lang w:val="en-US"/>
+        </w:rPr>
+        <w:t>.</w:t>
+      </w:r>
+    </w:p>
+    <w:p>
+      <w:pPr>
+        <w:pStyle w:val="ListParagraph"/>
+        <w:numPr>
+          <w:ilvl w:val="0"/>
+          <w:numId w:val="8"/>
+        </w:numPr>
+        <w:spacing w:before="0" w:beforeAutospacing="off" w:after="0" w:afterAutospacing="off"/>
+        <w:rPr>
+          <w:rFonts w:ascii="Aptos" w:hAnsi="Aptos" w:eastAsia="Aptos" w:cs="Aptos"/>
+          <w:b w:val="1"/>
+          <w:bCs w:val="1"/>
+          <w:i w:val="0"/>
+          <w:iCs w:val="0"/>
+          <w:noProof w:val="0"/>
+          <w:color w:val="000000" w:themeColor="text1" w:themeTint="FF" w:themeShade="FF"/>
+          <w:sz w:val="24"/>
+          <w:szCs w:val="24"/>
+          <w:lang w:val="en-US"/>
+        </w:rPr>
+      </w:pPr>
+      <w:r>
+        <w:rPr>
+          <w:rFonts w:ascii="Aptos" w:hAnsi="Aptos" w:eastAsia="Aptos" w:cs="Aptos"/>
+          <w:b w:val="0"/>
+          <w:bCs w:val="0"/>
+          <w:i w:val="0"/>
+          <w:iCs w:val="0"/>
+          <w:noProof w:val="0"/>
+          <w:color w:val="000000" w:themeColor="text1" w:themeTint="FF" w:themeShade="FF"/>
+          <w:sz w:val="24"/>
+          <w:szCs w:val="24"/>
+          <w:lang w:val="en-US"/>
+        </w:rPr>
+        <w:t xml:space="preserve">Achieved </w:t>
+      </w:r>
+      <w:r>
+        <w:rPr>
+          <w:rFonts w:ascii="Aptos" w:hAnsi="Aptos" w:eastAsia="Aptos" w:cs="Aptos"/>
+          <w:b w:val="1"/>
+          <w:bCs w:val="1"/>
+          <w:i w:val="0"/>
+          <w:iCs w:val="0"/>
+          <w:noProof w:val="0"/>
+          <w:color w:val="000000" w:themeColor="text1" w:themeTint="FF" w:themeShade="FF"/>
+          <w:sz w:val="24"/>
+          <w:szCs w:val="24"/>
+          <w:lang w:val="en-US"/>
+        </w:rPr>
+        <w:t xml:space="preserve">Outstanding rating </w:t>
+      </w:r>
+      <w:r>
+        <w:rPr>
+          <w:rFonts w:ascii="Aptos" w:hAnsi="Aptos" w:eastAsia="Aptos" w:cs="Aptos"/>
+          <w:b w:val="0"/>
+          <w:bCs w:val="0"/>
+          <w:i w:val="0"/>
+          <w:iCs w:val="0"/>
+          <w:noProof w:val="0"/>
+          <w:color w:val="000000" w:themeColor="text1" w:themeTint="FF" w:themeShade="FF"/>
+          <w:sz w:val="24"/>
+          <w:szCs w:val="24"/>
+          <w:lang w:val="en-US"/>
+        </w:rPr>
+        <w:t xml:space="preserve">followed by </w:t>
+      </w:r>
+      <w:r>
+        <w:rPr>
+          <w:rFonts w:ascii="Aptos" w:hAnsi="Aptos" w:eastAsia="Aptos" w:cs="Aptos"/>
+          <w:b w:val="1"/>
+          <w:bCs w:val="1"/>
+          <w:i w:val="0"/>
+          <w:iCs w:val="0"/>
+          <w:noProof w:val="0"/>
+          <w:color w:val="000000" w:themeColor="text1" w:themeTint="FF" w:themeShade="FF"/>
+          <w:sz w:val="24"/>
+          <w:szCs w:val="24"/>
+          <w:lang w:val="en-US"/>
+        </w:rPr>
+        <w:t>Commendable rating</w:t>
+      </w:r>
+      <w:r>
+        <w:rPr>
+          <w:rFonts w:ascii="Aptos" w:hAnsi="Aptos" w:eastAsia="Aptos" w:cs="Aptos"/>
+          <w:b w:val="1"/>
+          <w:bCs w:val="1"/>
+          <w:i w:val="0"/>
+          <w:iCs w:val="0"/>
+          <w:noProof w:val="0"/>
+          <w:color w:val="000000" w:themeColor="text1" w:themeTint="FF" w:themeShade="FF"/>
+          <w:sz w:val="24"/>
+          <w:szCs w:val="24"/>
+          <w:lang w:val="en-US"/>
+        </w:rPr>
+        <w:t xml:space="preserve"> </w:t>
+      </w:r>
+      <w:r>
+        <w:rPr>
+          <w:noProof w:val="0"/>
+          <w:color w:val="000000" w:themeColor="text1" w:themeTint="FF" w:themeShade="FF"/>
+          <w:lang w:val="en-US"/>
+        </w:rPr>
+        <w:t xml:space="preserve">in </w:t>
+      </w:r>
+      <w:r>
+        <w:rPr>
+          <w:noProof w:val="0"/>
+          <w:color w:val="000000" w:themeColor="text1" w:themeTint="FF" w:themeShade="FF"/>
+          <w:lang w:val="en-US"/>
+        </w:rPr>
+        <w:t>subsequent</w:t>
+      </w:r>
+      <w:r>
+        <w:rPr>
+          <w:noProof w:val="0"/>
+          <w:color w:val="000000" w:themeColor="text1" w:themeTint="FF" w:themeShade="FF"/>
+          <w:lang w:val="en-US"/>
+        </w:rPr>
+        <w:t xml:space="preserve"> review cycle</w:t>
+      </w:r>
+      <w:r>
+        <w:rPr>
+          <w:rFonts w:ascii="Aptos" w:hAnsi="Aptos" w:eastAsia="Aptos" w:cs="Aptos"/>
+          <w:b w:val="1"/>
+          <w:bCs w:val="1"/>
+          <w:i w:val="0"/>
+          <w:iCs w:val="0"/>
+          <w:noProof w:val="0"/>
+          <w:color w:val="000000" w:themeColor="text1" w:themeTint="FF" w:themeShade="FF"/>
+          <w:sz w:val="24"/>
+          <w:szCs w:val="24"/>
+          <w:lang w:val="en-US"/>
+        </w:rPr>
+        <w:t>.</w:t>
+      </w:r>
+    </w:p>
+    <w:p>
+      <w:pPr>
+        <w:pStyle w:val="ListParagraph"/>
+        <w:spacing w:before="0" w:beforeAutospacing="off" w:after="0" w:afterAutospacing="off"/>
+        <w:ind w:left="720"/>
+        <w:rPr>
+          <w:rFonts w:ascii="Aptos" w:hAnsi="Aptos" w:eastAsia="Aptos" w:cs="Aptos"/>
+          <w:b w:val="1"/>
+          <w:bCs w:val="1"/>
+          <w:i w:val="0"/>
+          <w:iCs w:val="0"/>
+          <w:noProof w:val="0"/>
+          <w:color w:val="000000" w:themeColor="text1" w:themeTint="FF" w:themeShade="FF"/>
+          <w:sz w:val="24"/>
+          <w:szCs w:val="24"/>
+          <w:lang w:val="en-US"/>
+        </w:rPr>
+      </w:pPr>
+    </w:p>
+    <w:p xmlns:wp14="http://schemas.microsoft.com/office/word/2010/wordml" wp14:textId="33A04F75">
+      <w:pPr>
+        <w:pStyle w:val="style2"/>
+      </w:pPr>
+      <w:r>
+        <w:rPr>
+          <w:noProof w:val="0"/>
+          <w:lang w:val="en-US"/>
+        </w:rPr>
+        <w:t>EDUCATION</w:t>
+      </w:r>
+    </w:p>
+    <w:p xmlns:wp14="http://schemas.microsoft.com/office/word/2010/wordml" wp14:textId="77777777">
       <w:pPr>
         <w:pStyle w:val="style4097"/>
         <w:rPr/>
@@ -22,1033 +1851,92 @@
           <w:b/>
           <w:bCs/>
         </w:rPr>
-        <w:t>Software Quality Engineer | Selenium Java Automation</w:t>
-      </w:r>
-    </w:p>
-    <w:p>
+        <w:t>Bachelor of Science (MPC)</w:t>
+      </w:r>
+      <w:r>
+        <w:br/>
+      </w:r>
+      <w:r>
+        <w:t>Aditya Degree College, Adikavi Nannaya University</w:t>
+      </w:r>
+      <w:r>
+        <w:br/>
+      </w:r>
+      <w:r>
+        <w:t>Year of Passing: 2019 | CGPA: 8.2</w:t>
+      </w:r>
+    </w:p>
+    <w:p xmlns:wp14="http://schemas.microsoft.com/office/word/2010/wordml" wp14:textId="77777777">
       <w:pPr>
         <w:pStyle w:val="style66"/>
         <w:rPr/>
       </w:pPr>
       <w:r>
-        <w:t xml:space="preserve">📍 </w:t>
-      </w:r>
-      <w:r>
-        <w:rPr>
-          <w:lang w:val="en-US"/>
-        </w:rPr>
-        <w:t>Hyderabad, India</w:t>
-      </w:r>
-      <w:r>
-        <w:br/>
-      </w:r>
-      <w:r>
-        <w:t xml:space="preserve">📧 Email: harisatyanarasimha@gmail.com | 📞 Mobile: 9848756485 | 🔗 LinkedIn: </w:t>
-      </w:r>
-      <w:r>
-        <w:rPr>
-          <w:lang w:val="en-US"/>
-        </w:rPr>
-        <w:t>https://www.linkedin.com/in/harisatya/</w:t>
-      </w:r>
-    </w:p>
-    <w:p>
-      <w:pPr>
-        <w:pStyle w:val="style0"/>
-        <w:rPr/>
-      </w:pPr>
-      <w:r>
-        <w:rPr/>
-        <w:pict>
-          <v:rect id="1026" stroked="t" style="margin-left:0.0pt;margin-top:0.0pt;width:0.0pt;height:1.5pt;mso-wrap-distance-left:0.0pt;mso-wrap-distance-right:0.0pt;visibility:visible;" o:hr="t" o:hralign="center" o:hrstd="t">
-            <v:fill/>
-          </v:rect>
-        </w:pict>
-      </w:r>
-    </w:p>
-    <w:bookmarkStart w:id="1" w:name="professional-summary"/>
-    <w:p>
-      <w:pPr>
-        <w:pStyle w:val="style2"/>
-        <w:rPr/>
-      </w:pPr>
-      <w:r>
         <w:rPr>
           <w:b/>
           <w:bCs/>
         </w:rPr>
-        <w:t>Professional Summary</w:t>
-      </w:r>
-    </w:p>
-    <w:p>
-      <w:pPr>
-        <w:pStyle w:val="style4097"/>
-        <w:rPr/>
-      </w:pPr>
-      <w:r>
-        <w:t>Software Quality Engineer with</w:t>
-      </w:r>
-      <w:r>
-        <w:t xml:space="preserve"> </w:t>
-      </w:r>
-      <w:r>
-        <w:rPr>
-          <w:b/>
-          <w:bCs/>
-        </w:rPr>
-        <w:t>3.</w:t>
-      </w:r>
-      <w:r>
-        <w:rPr>
-          <w:b/>
-          <w:bCs/>
-          <w:lang w:val="en-US"/>
-        </w:rPr>
-        <w:t>92</w:t>
-      </w:r>
-      <w:r>
-        <w:rPr>
-          <w:b/>
-          <w:bCs/>
-        </w:rPr>
-        <w:t xml:space="preserve"> years of experience at Infosys</w:t>
-      </w:r>
-      <w:r>
-        <w:t>, specializing in</w:t>
-      </w:r>
-      <w:r>
-        <w:t xml:space="preserve"> </w:t>
-      </w:r>
-      <w:r>
-        <w:rPr>
-          <w:b/>
-          <w:bCs/>
-        </w:rPr>
-        <w:t>Selenium automation using Java and C#</w:t>
-      </w:r>
-      <w:r>
-        <w:t>,</w:t>
-      </w:r>
-      <w:r>
-        <w:t xml:space="preserve"> </w:t>
-      </w:r>
-      <w:r>
-        <w:rPr>
-          <w:b/>
-          <w:bCs/>
-        </w:rPr>
-        <w:t>BDD Cucumber</w:t>
-      </w:r>
-      <w:r>
-        <w:t>, and</w:t>
-      </w:r>
-      <w:r>
-        <w:t xml:space="preserve"> </w:t>
-      </w:r>
-      <w:r>
-        <w:rPr>
-          <w:b/>
-          <w:bCs/>
-        </w:rPr>
-        <w:t>API automation with Rest Assured</w:t>
-      </w:r>
-      <w:r>
-        <w:t>. Proven ability to deliver high-impact results, demonstrated by building a</w:t>
-      </w:r>
-      <w:r>
-        <w:t xml:space="preserve"> </w:t>
-      </w:r>
-      <w:r>
-        <w:rPr>
-          <w:b/>
-          <w:bCs/>
-        </w:rPr>
-        <w:t>complete AI evaluation framework (DeepEval)</w:t>
-      </w:r>
-      <w:r>
-        <w:t xml:space="preserve"> </w:t>
-      </w:r>
-      <w:r>
-        <w:t>independently for a client AI application, earning</w:t>
-      </w:r>
-      <w:r>
-        <w:t xml:space="preserve"> </w:t>
-      </w:r>
-      <w:r>
-        <w:rPr>
-          <w:b/>
-          <w:bCs/>
-        </w:rPr>
-        <w:t>client appreciation</w:t>
-      </w:r>
-      <w:r>
-        <w:t>,</w:t>
-      </w:r>
-      <w:r>
-        <w:t xml:space="preserve"> </w:t>
-      </w:r>
-      <w:r>
-        <w:rPr>
-          <w:b/>
-          <w:bCs/>
-        </w:rPr>
-        <w:t>Outstanding rating</w:t>
-      </w:r>
-      <w:r>
-        <w:t>, and</w:t>
-      </w:r>
-      <w:r>
-        <w:t xml:space="preserve"> </w:t>
-      </w:r>
-      <w:r>
-        <w:rPr>
-          <w:b/>
-          <w:bCs/>
-        </w:rPr>
-        <w:t>Commendable rating</w:t>
-      </w:r>
-      <w:r>
-        <w:t>. Strong in automation framework design, test strategy, and adaptable across technologies.</w:t>
-      </w:r>
-    </w:p>
-    <w:p>
-      <w:pPr>
-        <w:pStyle w:val="style0"/>
-        <w:rPr/>
-      </w:pPr>
-      <w:r>
-        <w:rPr/>
-        <w:pict>
-          <v:rect id="1027" stroked="t" style="margin-left:0.0pt;margin-top:0.0pt;width:0.0pt;height:1.5pt;mso-wrap-distance-left:0.0pt;mso-wrap-distance-right:0.0pt;visibility:visible;" o:hr="t" o:hralign="center" o:hrstd="t">
-            <v:fill/>
-          </v:rect>
-        </w:pict>
-      </w:r>
-    </w:p>
-    <w:bookmarkStart w:id="2" w:name="technical-skills"/>
-    <w:bookmarkEnd w:id="1"/>
-    <w:p>
-      <w:pPr>
-        <w:pStyle w:val="style2"/>
-        <w:rPr/>
-      </w:pPr>
-      <w:r>
-        <w:rPr>
-          <w:b/>
-          <w:bCs/>
-        </w:rPr>
-        <w:t>Technical Skills</w:t>
-      </w:r>
-    </w:p>
-    <w:p>
-      <w:pPr>
-        <w:pStyle w:val="style4097"/>
-        <w:rPr/>
-      </w:pPr>
-      <w:r>
-        <w:rPr>
-          <w:b/>
-          <w:bCs/>
-        </w:rPr>
-        <w:t>Automation Testing:</w:t>
-      </w:r>
-      <w:r>
-        <w:t xml:space="preserve"> </w:t>
-      </w:r>
-      <w:r>
-        <w:t>Selenium WebDriver, BDD Cucumber, TestNG, Page Object Model (POM)</w:t>
+        <w:t>Intermediate (MPC)</w:t>
       </w:r>
       <w:r>
         <w:br/>
       </w:r>
       <w:r>
-        <w:rPr>
-          <w:b/>
-          <w:bCs/>
-        </w:rPr>
-        <w:t>Programming Languages:</w:t>
-      </w:r>
-      <w:r>
-        <w:t xml:space="preserve"> </w:t>
-      </w:r>
-      <w:r>
-        <w:t>Java, C#, Python</w:t>
+        <w:t>Aditya Junior College, Board of Intermediate Education</w:t>
       </w:r>
       <w:r>
         <w:br/>
       </w:r>
       <w:r>
-        <w:rPr>
-          <w:b/>
-          <w:bCs/>
-        </w:rPr>
-        <w:t>API Testing:</w:t>
-      </w:r>
-      <w:r>
-        <w:t xml:space="preserve"> </w:t>
-      </w:r>
-      <w:r>
-        <w:t>Rest Assured (Java)</w:t>
-      </w:r>
-      <w:r>
-        <w:br/>
-      </w:r>
-      <w:r>
-        <w:rPr>
-          <w:b/>
-          <w:bCs/>
-        </w:rPr>
-        <w:t>Performance Testing:</w:t>
-      </w:r>
-      <w:r>
-        <w:t xml:space="preserve"> </w:t>
-      </w:r>
-      <w:r>
-        <w:t>JMeter</w:t>
-      </w:r>
-      <w:r>
-        <w:br/>
-      </w:r>
-      <w:r>
-        <w:rPr>
-          <w:b/>
-          <w:bCs/>
-        </w:rPr>
-        <w:t>AI / Testing Tools:</w:t>
-      </w:r>
-      <w:r>
-        <w:t xml:space="preserve"> </w:t>
-      </w:r>
-      <w:r>
-        <w:t>DeepEval (AI evaluation framework)</w:t>
-      </w:r>
-      <w:r>
-        <w:br/>
-      </w:r>
-      <w:r>
-        <w:rPr>
-          <w:b/>
-          <w:bCs/>
-        </w:rPr>
-        <w:t>Testing Types:</w:t>
-      </w:r>
-      <w:r>
-        <w:t xml:space="preserve"> </w:t>
-      </w:r>
-      <w:r>
-        <w:t>Manual Testing, Regression, Smoke, Sanity, API, Automation</w:t>
-      </w:r>
-      <w:r>
-        <w:br/>
-      </w:r>
-      <w:r>
-        <w:rPr>
-          <w:b/>
-          <w:bCs/>
-        </w:rPr>
-        <w:t>Defect Tracking:</w:t>
-      </w:r>
-      <w:r>
-        <w:t xml:space="preserve"> </w:t>
-      </w:r>
-      <w:r>
-        <w:t>TFS</w:t>
-      </w:r>
-      <w:r>
-        <w:br/>
-      </w:r>
-      <w:r>
-        <w:rPr>
-          <w:b/>
-          <w:bCs/>
-        </w:rPr>
-        <w:t>Methodologies:</w:t>
-      </w:r>
-      <w:r>
-        <w:t xml:space="preserve"> </w:t>
-      </w:r>
-      <w:r>
-        <w:t>Agile (Scrum)</w:t>
-      </w:r>
-    </w:p>
-    <w:p>
-      <w:pPr>
-        <w:pStyle w:val="style0"/>
-        <w:rPr/>
-      </w:pPr>
-      <w:r>
-        <w:rPr/>
-        <w:pict>
-          <v:rect id="1028" stroked="t" style="margin-left:0.0pt;margin-top:0.0pt;width:0.0pt;height:1.5pt;mso-wrap-distance-left:0.0pt;mso-wrap-distance-right:0.0pt;visibility:visible;" o:hr="t" o:hralign="center" o:hrstd="t">
-            <v:fill/>
-          </v:rect>
-        </w:pict>
-      </w:r>
-    </w:p>
-    <w:bookmarkStart w:id="3" w:name="professional-experience"/>
-    <w:bookmarkEnd w:id="2"/>
-    <w:p>
-      <w:pPr>
-        <w:pStyle w:val="style2"/>
-        <w:rPr/>
-      </w:pPr>
-      <w:r>
-        <w:rPr>
-          <w:b/>
-          <w:bCs/>
-        </w:rPr>
-        <w:t>Professional Experience</w:t>
-      </w:r>
-    </w:p>
-    <w:bookmarkStart w:id="4" w:name="infosys-ltd"/>
-    <w:p>
-      <w:pPr>
-        <w:pStyle w:val="style3"/>
-        <w:rPr/>
-      </w:pPr>
-      <w:r>
-        <w:rPr>
-          <w:b/>
-          <w:bCs/>
-        </w:rPr>
-        <w:t>Infosys Ltd</w:t>
-      </w:r>
-    </w:p>
-    <w:p>
-      <w:pPr>
-        <w:pStyle w:val="style4097"/>
-        <w:rPr/>
-      </w:pPr>
-      <w:r>
-        <w:rPr>
-          <w:b/>
-          <w:bCs/>
-        </w:rPr>
-        <w:t>Software Quality Engineer</w:t>
-      </w:r>
-      <w:r>
-        <w:t xml:space="preserve"> </w:t>
-      </w:r>
-      <w:r>
-        <w:t>|</w:t>
-      </w:r>
-      <w:r>
-        <w:t xml:space="preserve"> </w:t>
-      </w:r>
-      <w:r>
-        <w:rPr>
-          <w:i/>
-          <w:iCs/>
-        </w:rPr>
-        <w:t>3.</w:t>
-      </w:r>
-      <w:r>
-        <w:rPr>
-          <w:i/>
-          <w:iCs/>
-          <w:lang w:val="en-US"/>
-        </w:rPr>
-        <w:t>92</w:t>
-      </w:r>
-      <w:r>
-        <w:rPr>
-          <w:i/>
-          <w:iCs/>
-        </w:rPr>
-        <w:t xml:space="preserve"> Years</w:t>
-      </w:r>
-    </w:p>
-    <w:p>
-      <w:pPr>
-        <w:pStyle w:val="style66"/>
-        <w:rPr/>
-      </w:pPr>
-      <w:r>
-        <w:rPr>
-          <w:b/>
-          <w:bCs/>
-        </w:rPr>
-        <w:t>Project: SPS</w:t>
-      </w:r>
-    </w:p>
-    <w:p>
-      <w:pPr>
-        <w:pStyle w:val="style4098"/>
-        <w:numPr>
-          <w:ilvl w:val="0"/>
-          <w:numId w:val="1"/>
-        </w:numPr>
-        <w:rPr/>
-      </w:pPr>
-      <w:r>
-        <w:t>Completed</w:t>
-      </w:r>
-      <w:r>
-        <w:t xml:space="preserve"> </w:t>
-      </w:r>
-      <w:r>
-        <w:rPr>
-          <w:b/>
-          <w:bCs/>
-        </w:rPr>
-        <w:t>Accelerate enablement</w:t>
-      </w:r>
-      <w:r>
-        <w:t>, gaining hands-on experience in</w:t>
-      </w:r>
-      <w:r>
-        <w:t xml:space="preserve"> </w:t>
-      </w:r>
-      <w:r>
-        <w:rPr>
-          <w:b/>
-          <w:bCs/>
-        </w:rPr>
-        <w:t>Selenium automation using Java (BDD Cucumber)</w:t>
-      </w:r>
-      <w:r>
-        <w:t xml:space="preserve"> </w:t>
-      </w:r>
-      <w:r>
-        <w:t>and</w:t>
-      </w:r>
-      <w:r>
-        <w:t xml:space="preserve"> </w:t>
-      </w:r>
-      <w:r>
-        <w:rPr>
-          <w:b/>
-          <w:bCs/>
-        </w:rPr>
-        <w:t>API automation using Rest Assured (Java)</w:t>
-      </w:r>
-      <w:r>
-        <w:t>, which enabled a smooth transition into the</w:t>
-      </w:r>
-      <w:r>
-        <w:t xml:space="preserve"> </w:t>
-      </w:r>
-      <w:r>
-        <w:rPr>
-          <w:b/>
-          <w:bCs/>
-        </w:rPr>
-        <w:t>SPS project</w:t>
-      </w:r>
-      <w:r>
-        <w:t>.</w:t>
-      </w:r>
-    </w:p>
-    <w:p>
-      <w:pPr>
-        <w:pStyle w:val="style4098"/>
-        <w:numPr>
-          <w:ilvl w:val="0"/>
-          <w:numId w:val="1"/>
-        </w:numPr>
-        <w:rPr/>
-      </w:pPr>
-      <w:r>
-        <w:t>Worked primarily on</w:t>
-      </w:r>
-      <w:r>
-        <w:t xml:space="preserve"> </w:t>
-      </w:r>
-      <w:r>
-        <w:rPr>
-          <w:b/>
-          <w:bCs/>
-        </w:rPr>
-        <w:t>Selenium automation using C#</w:t>
-      </w:r>
-      <w:r>
-        <w:t xml:space="preserve"> </w:t>
-      </w:r>
-      <w:r>
-        <w:t>for web application testing within the SPS project.</w:t>
-      </w:r>
-    </w:p>
-    <w:p>
-      <w:pPr>
-        <w:pStyle w:val="style4098"/>
-        <w:numPr>
-          <w:ilvl w:val="0"/>
-          <w:numId w:val="1"/>
-        </w:numPr>
-        <w:rPr/>
-      </w:pPr>
-      <w:r>
-        <w:t>Executed</w:t>
-      </w:r>
-      <w:r>
-        <w:t xml:space="preserve"> </w:t>
-      </w:r>
-      <w:r>
-        <w:rPr>
-          <w:b/>
-          <w:bCs/>
-        </w:rPr>
-        <w:t>automated regression test suites</w:t>
-      </w:r>
-      <w:r>
-        <w:t xml:space="preserve"> </w:t>
-      </w:r>
-      <w:r>
-        <w:t>and supported</w:t>
-      </w:r>
-      <w:r>
-        <w:t xml:space="preserve"> </w:t>
-      </w:r>
-      <w:r>
-        <w:rPr>
-          <w:b/>
-          <w:bCs/>
-        </w:rPr>
-        <w:t>manual testing</w:t>
-      </w:r>
-      <w:r>
-        <w:t xml:space="preserve"> </w:t>
-      </w:r>
-      <w:r>
-        <w:t>activities including test case design, execution, defect tracking, smoke, sanity, and regression testing.</w:t>
-      </w:r>
-    </w:p>
-    <w:p>
-      <w:pPr>
-        <w:pStyle w:val="style4098"/>
-        <w:numPr>
-          <w:ilvl w:val="0"/>
-          <w:numId w:val="1"/>
-        </w:numPr>
-        <w:rPr/>
-      </w:pPr>
-      <w:r>
-        <w:t>Independently designed and implemented a</w:t>
-      </w:r>
-      <w:r>
-        <w:t xml:space="preserve"> </w:t>
-      </w:r>
-      <w:r>
-        <w:rPr>
-          <w:b/>
-          <w:bCs/>
-        </w:rPr>
-        <w:t>complete AI evaluation framework using DeepEval</w:t>
-      </w:r>
-      <w:r>
-        <w:t xml:space="preserve"> </w:t>
-      </w:r>
-      <w:r>
-        <w:t>to evaluate a client AI application, focusing on accuracy, relevance, consistency, and hallucination risks.</w:t>
-      </w:r>
-    </w:p>
-    <w:p>
-      <w:pPr>
-        <w:pStyle w:val="style4098"/>
-        <w:numPr>
-          <w:ilvl w:val="0"/>
-          <w:numId w:val="1"/>
-        </w:numPr>
-        <w:rPr/>
-      </w:pPr>
-      <w:r>
-        <w:t>Enabled systematic and repeatable AI quality validation, reducing manual evaluation effort and improving confidence in AI outputs.</w:t>
-      </w:r>
-    </w:p>
-    <w:p>
-      <w:pPr>
-        <w:pStyle w:val="style4098"/>
-        <w:numPr>
-          <w:ilvl w:val="0"/>
-          <w:numId w:val="1"/>
-        </w:numPr>
-        <w:rPr/>
-      </w:pPr>
-      <w:r>
-        <w:t>Received</w:t>
-      </w:r>
-      <w:r>
-        <w:t xml:space="preserve"> </w:t>
-      </w:r>
-      <w:r>
-        <w:rPr>
-          <w:b/>
-          <w:bCs/>
-        </w:rPr>
-        <w:t>direct client appreciation</w:t>
-      </w:r>
-      <w:r>
-        <w:t xml:space="preserve"> </w:t>
-      </w:r>
-      <w:r>
-        <w:t>for technical ownership and quality delivery.</w:t>
-      </w:r>
-    </w:p>
-    <w:p>
-      <w:pPr>
-        <w:pStyle w:val="style4098"/>
-        <w:numPr>
-          <w:ilvl w:val="0"/>
-          <w:numId w:val="1"/>
-        </w:numPr>
-        <w:rPr/>
-      </w:pPr>
-      <w:r>
-        <w:t>Achieved an</w:t>
-      </w:r>
-      <w:r>
-        <w:t xml:space="preserve"> </w:t>
-      </w:r>
-      <w:r>
-        <w:rPr>
-          <w:b/>
-          <w:bCs/>
-        </w:rPr>
-        <w:t>Outstanding performance rating</w:t>
-      </w:r>
-      <w:r>
-        <w:t>, followed by a</w:t>
-      </w:r>
-      <w:r>
-        <w:t xml:space="preserve"> </w:t>
-      </w:r>
-      <w:r>
-        <w:rPr>
-          <w:b/>
-          <w:bCs/>
-        </w:rPr>
-        <w:t>Commendable rating</w:t>
-      </w:r>
-      <w:r>
-        <w:t xml:space="preserve"> </w:t>
-      </w:r>
-      <w:r>
-        <w:t>in subsequent review cycles.</w:t>
-      </w:r>
-    </w:p>
-    <w:p>
-      <w:pPr>
-        <w:pStyle w:val="style0"/>
-        <w:rPr/>
-      </w:pPr>
-      <w:r>
-        <w:rPr/>
-        <w:pict>
-          <v:rect id="1029" stroked="t" style="margin-left:0.0pt;margin-top:0.0pt;width:0.0pt;height:1.5pt;mso-wrap-distance-left:0.0pt;mso-wrap-distance-right:0.0pt;visibility:visible;" o:hr="t" o:hralign="center" o:hrstd="t">
-            <v:fill/>
-          </v:rect>
-        </w:pict>
-      </w:r>
-    </w:p>
-    <w:bookmarkStart w:id="5" w:name="key-achievements"/>
-    <w:bookmarkEnd w:id="4"/>
-    <w:bookmarkEnd w:id="3"/>
-    <w:p>
-      <w:pPr>
-        <w:pStyle w:val="style2"/>
-        <w:rPr/>
-      </w:pPr>
-      <w:r>
-        <w:rPr>
-          <w:b/>
-          <w:bCs/>
-        </w:rPr>
-        <w:t>Key Achievements</w:t>
-      </w:r>
-    </w:p>
-    <w:p>
-      <w:pPr>
-        <w:pStyle w:val="style4098"/>
-        <w:numPr>
-          <w:ilvl w:val="0"/>
-          <w:numId w:val="3"/>
-        </w:numPr>
-        <w:rPr/>
-      </w:pPr>
-      <w:r>
-        <w:t>Selected into the core project based on strong performance during Accelerate enablement.</w:t>
-      </w:r>
-    </w:p>
-    <w:p>
-      <w:pPr>
-        <w:pStyle w:val="style4098"/>
-        <w:numPr>
-          <w:ilvl w:val="0"/>
-          <w:numId w:val="3"/>
-        </w:numPr>
-        <w:rPr/>
-      </w:pPr>
-      <w:r>
-        <w:t>Built and delivered a</w:t>
-      </w:r>
-      <w:r>
-        <w:t xml:space="preserve"> </w:t>
-      </w:r>
-      <w:r>
-        <w:rPr>
-          <w:b/>
-          <w:bCs/>
-        </w:rPr>
-        <w:t>production-ready AI evaluation framework</w:t>
-      </w:r>
-      <w:r>
-        <w:t xml:space="preserve"> </w:t>
-      </w:r>
-      <w:r>
-        <w:t>independently.</w:t>
-      </w:r>
-    </w:p>
-    <w:p>
-      <w:pPr>
-        <w:pStyle w:val="style4098"/>
-        <w:numPr>
-          <w:ilvl w:val="0"/>
-          <w:numId w:val="3"/>
-        </w:numPr>
-        <w:rPr/>
-      </w:pPr>
-      <w:r>
-        <w:t>Received</w:t>
-      </w:r>
-      <w:r>
-        <w:t xml:space="preserve"> </w:t>
-      </w:r>
-      <w:r>
-        <w:rPr>
-          <w:b/>
-          <w:bCs/>
-        </w:rPr>
-        <w:t>Client Appreciation</w:t>
-      </w:r>
-      <w:r>
-        <w:t xml:space="preserve"> </w:t>
-      </w:r>
-      <w:r>
-        <w:t>and an</w:t>
-      </w:r>
-      <w:r>
-        <w:t xml:space="preserve"> </w:t>
-      </w:r>
-      <w:r>
-        <w:rPr>
-          <w:b/>
-          <w:bCs/>
-        </w:rPr>
-        <w:t>Exceptional Performance Certificate</w:t>
-      </w:r>
-      <w:r>
-        <w:t xml:space="preserve"> </w:t>
-      </w:r>
-      <w:r>
-        <w:t xml:space="preserve">for high-impact delivery and ownership </w:t>
-      </w:r>
-      <w:r>
-        <w:rPr>
-          <w:lang w:val="en-US"/>
-        </w:rPr>
-        <w:t xml:space="preserve">in </w:t>
-      </w:r>
-      <w:r>
-        <w:rPr>
-          <w:b/>
-          <w:bCs/>
-          <w:lang w:val="en-US"/>
-        </w:rPr>
-        <w:t>GenAI &amp; AI Assurance.</w:t>
-      </w:r>
-    </w:p>
-    <w:p>
-      <w:pPr>
-        <w:pStyle w:val="style4098"/>
-        <w:numPr>
-          <w:ilvl w:val="0"/>
-          <w:numId w:val="3"/>
-        </w:numPr>
-        <w:rPr/>
-      </w:pPr>
-      <w:r>
-        <w:t>Earned</w:t>
-      </w:r>
-      <w:r>
-        <w:t xml:space="preserve"> </w:t>
-      </w:r>
-      <w:r>
-        <w:rPr>
-          <w:b/>
-          <w:bCs/>
-        </w:rPr>
-        <w:t>Outstanding</w:t>
-      </w:r>
-      <w:r>
-        <w:t xml:space="preserve"> </w:t>
-      </w:r>
-      <w:r>
-        <w:t>and</w:t>
-      </w:r>
-      <w:r>
-        <w:t xml:space="preserve"> </w:t>
-      </w:r>
-      <w:r>
-        <w:rPr>
-          <w:b/>
-          <w:bCs/>
-        </w:rPr>
-        <w:t>Commendable</w:t>
-      </w:r>
-      <w:r>
-        <w:t xml:space="preserve"> </w:t>
-      </w:r>
-      <w:r>
-        <w:t>performance ratings.</w:t>
-      </w:r>
-    </w:p>
-    <w:p>
-      <w:pPr>
-        <w:pStyle w:val="style4098"/>
-        <w:numPr>
-          <w:ilvl w:val="0"/>
-          <w:numId w:val="3"/>
-        </w:numPr>
-        <w:rPr/>
-      </w:pPr>
-      <w:r>
-        <w:t>Appreciated by client for innovative, quality-driven solutions.</w:t>
-      </w:r>
-    </w:p>
-    <w:p>
-      <w:pPr>
-        <w:pStyle w:val="style0"/>
-        <w:rPr/>
-      </w:pPr>
-      <w:r>
-        <w:rPr/>
-        <w:pict>
-          <v:rect id="1030" stroked="t" style="margin-left:0.0pt;margin-top:0.0pt;width:0.0pt;height:1.5pt;mso-wrap-distance-left:0.0pt;mso-wrap-distance-right:0.0pt;visibility:visible;" o:hr="t" o:hralign="center" o:hrstd="t">
-            <v:fill/>
-          </v:rect>
-        </w:pict>
-      </w:r>
-    </w:p>
-    <w:bookmarkStart w:id="6" w:name="education"/>
-    <w:bookmarkEnd w:id="5"/>
-    <w:p>
-      <w:pPr>
-        <w:pStyle w:val="style2"/>
-        <w:rPr/>
-      </w:pPr>
-      <w:r>
-        <w:rPr>
-          <w:b/>
-          <w:bCs/>
-        </w:rPr>
-        <w:t>Education</w:t>
-      </w:r>
-    </w:p>
-    <w:p>
-      <w:pPr>
-        <w:pStyle w:val="style4097"/>
-        <w:rPr/>
-      </w:pPr>
-      <w:r>
-        <w:rPr>
-          <w:b/>
-          <w:bCs/>
-        </w:rPr>
-        <w:t>Bachelor of Science (MPC)</w:t>
-      </w:r>
-      <w:r>
-        <w:br/>
-      </w:r>
-      <w:r>
-        <w:t>Aditya Degree College, Adikavi Nannaya University</w:t>
-      </w:r>
-      <w:r>
-        <w:br/>
-      </w:r>
-      <w:r>
-        <w:t>Year of Passing: 2019 | CGPA: 8.2</w:t>
-      </w:r>
-    </w:p>
-    <w:p>
-      <w:pPr>
-        <w:pStyle w:val="style66"/>
-        <w:rPr/>
-      </w:pPr>
-      <w:r>
-        <w:rPr>
-          <w:b/>
-          <w:bCs/>
-        </w:rPr>
-        <w:t>Intermediate (MPC)</w:t>
-      </w:r>
-      <w:r>
-        <w:br/>
-      </w:r>
-      <w:r>
-        <w:t>Aditya Junior College, Board of Intermediate Education</w:t>
-      </w:r>
-      <w:r>
-        <w:br/>
-      </w:r>
-      <w:r>
         <w:t>Year of Passing: 2016 | Percentage: 85.4%</w:t>
       </w:r>
     </w:p>
-    <w:p>
-      <w:pPr>
-        <w:pStyle w:val="style66"/>
-        <w:rPr/>
-      </w:pPr>
-      <w:r>
-        <w:rPr>
-          <w:b/>
-          <w:bCs/>
-        </w:rPr>
-        <w:t>SSC</w:t>
-      </w:r>
-      <w:r>
-        <w:br/>
-      </w:r>
-      <w:r>
-        <w:t>St. Mary’s High School, Board of Secondary Education</w:t>
-      </w:r>
-      <w:r>
-        <w:br/>
-      </w:r>
-      <w:r>
-        <w:t>Year of Passing: 2014 | CGPA: 7.8</w:t>
-      </w:r>
-    </w:p>
-    <w:p>
-      <w:pPr>
-        <w:pStyle w:val="style0"/>
-        <w:rPr/>
-      </w:pPr>
-      <w:r>
-        <w:rPr/>
-        <w:pict>
-          <v:rect id="1031" stroked="t" style="margin-left:0.0pt;margin-top:0.0pt;width:0.0pt;height:1.5pt;mso-wrap-distance-left:0.0pt;mso-wrap-distance-right:0.0pt;visibility:visible;" o:hr="t" o:hralign="center" o:hrstd="t">
-            <v:fill/>
-          </v:rect>
-        </w:pict>
-      </w:r>
-    </w:p>
-    <w:bookmarkStart w:id="7" w:name="additional-information"/>
+    <w:bookmarkStart w:name="additional-information" w:id="7"/>
     <w:bookmarkEnd w:id="6"/>
     <w:p>
       <w:pPr>
+        <w:pStyle w:val="style66"/>
+      </w:pPr>
+      <w:r>
+        <w:rPr>
+          <w:b w:val="1"/>
+          <w:bCs w:val="1"/>
+        </w:rPr>
+        <w:t>SSC</w:t>
+      </w:r>
+      <w:r>
+        <w:br/>
+      </w:r>
+      <w:r>
+        <w:rPr/>
+        <w:t>St. Mary’s High School, Board of Secondary Education</w:t>
+      </w:r>
+      <w:r>
+        <w:br/>
+      </w:r>
+      <w:r>
+        <w:rPr/>
+        <w:t>Year of Passing: 2014 | CGPA: 7.8</w:t>
+      </w:r>
+    </w:p>
+    <w:p>
+      <w:pPr>
+        <w:pStyle w:val="style66"/>
+      </w:pPr>
+    </w:p>
+    <w:p>
+      <w:pPr>
         <w:pStyle w:val="style2"/>
-        <w:rPr/>
-      </w:pPr>
-      <w:r>
-        <w:rPr>
-          <w:b/>
-          <w:bCs/>
-        </w:rPr>
-        <w:t>Additional Information</w:t>
-      </w:r>
-    </w:p>
-    <w:p>
+      </w:pPr>
+      <w:r>
+        <w:rPr>
+          <w:noProof w:val="0"/>
+          <w:lang w:val="en-US"/>
+        </w:rPr>
+        <w:t>ADDITIONAL INFORMATION</w:t>
+      </w:r>
+    </w:p>
+    <w:p xmlns:wp14="http://schemas.microsoft.com/office/word/2010/wordml" wp14:textId="77777777">
       <w:pPr>
         <w:pStyle w:val="style4098"/>
         <w:numPr>
@@ -1061,7 +1949,7 @@
         <w:t>Immediate joiner / As per notice period</w:t>
       </w:r>
     </w:p>
-    <w:p>
+    <w:p xmlns:wp14="http://schemas.microsoft.com/office/word/2010/wordml" wp14:textId="77777777">
       <w:pPr>
         <w:pStyle w:val="style4098"/>
         <w:numPr>
@@ -1074,7 +1962,7 @@
         <w:t>Flexible with shifts and locations</w:t>
       </w:r>
     </w:p>
-    <w:p>
+    <w:p xmlns:wp14="http://schemas.microsoft.com/office/word/2010/wordml" wp14:textId="77777777">
       <w:pPr>
         <w:pStyle w:val="style4098"/>
         <w:numPr>
@@ -1093,15 +1981,602 @@
       <w:footnotePr>
         <w:numRestart w:val="eachSect"/>
       </w:footnotePr>
-      <w:pgSz w:w="11906" w:h="16838" w:orient="portrait"/>
-      <w:pgMar w:top="1440" w:right="1800" w:bottom="1440" w:left="1800" w:header="720" w:footer="720" w:gutter="0"/>
+      <w:pgSz w:w="12240" w:h="20160" w:orient="portrait"/>
+      <w:pgMar w:top="1440" w:right="1080" w:bottom="1440" w:left="1080" w:header="720" w:footer="720" w:gutter="0"/>
+      <w:cols w:equalWidth="1" w:num="1"/>
     </w:sectPr>
   </w:body>
 </w:document>
 </file>
 
+<file path=word/intelligence2.xml><?xml version="1.0" encoding="utf-8"?>
+<int2:intelligence xmlns:int2="http://schemas.microsoft.com/office/intelligence/2020/intelligence">
+  <int2:observations>
+    <int2:textHash int2:hashCode="6FIdUE/fIw9beN" int2:id="pBtEBtXF">
+      <int2:state int2:type="spell" int2:value="Rejected"/>
+    </int2:textHash>
+    <int2:textHash int2:hashCode="2dSkIIgkkV1dI1" int2:id="1vyiJOxv">
+      <int2:state int2:type="spell" int2:value="Rejected"/>
+    </int2:textHash>
+    <int2:textHash int2:hashCode="tpNjWT7JXTCvBD" int2:id="MJplL2eX">
+      <int2:state int2:type="spell" int2:value="Rejected"/>
+    </int2:textHash>
+    <int2:bookmark int2:bookmarkName="_Int_exOjlpgq" int2:invalidationBookmarkName="" int2:hashCode="5wZHxkYtMjQxmR" int2:id="lAD07TvZ">
+      <int2:state int2:type="gram" int2:value="Rejected"/>
+    </int2:bookmark>
+    <int2:bookmark int2:bookmarkName="_Int_06MLRSDZ" int2:invalidationBookmarkName="" int2:hashCode="Sp/mLP4nnFqGMt" int2:id="rR6CG3Ul">
+      <int2:state int2:type="gram" int2:value="Rejected"/>
+    </int2:bookmark>
+    <int2:bookmark int2:bookmarkName="_Int_A8tgwtRI" int2:invalidationBookmarkName="" int2:hashCode="Sp/mLP4nnFqGMt" int2:id="rPT6Nz1Q">
+      <int2:state int2:type="gram" int2:value="Rejected"/>
+    </int2:bookmark>
+  </int2:observations>
+  <int2:intelligenceSettings/>
+</int2:intelligence>
+</file>
+
 <file path=word/numbering.xml><?xml version="1.0" encoding="utf-8"?>
 <w:numbering xmlns:wpc="http://schemas.microsoft.com/office/word/2010/wordprocessingCanvas" xmlns:mc="http://schemas.openxmlformats.org/markup-compatibility/2006" xmlns:o="urn:schemas-microsoft-com:office:office" xmlns:r="http://schemas.openxmlformats.org/package/2006/relationships" xmlns:m="http://schemas.openxmlformats.org/officeDocument/2006/math" xmlns:v="urn:schemas-microsoft-com:vml" xmlns:wp14="http://schemas.microsoft.com/office/word/2010/wordprocessingDrawing" xmlns:wp="http://schemas.openxmlformats.org/drawingml/2006/wordprocessingDrawing" xmlns:w10="urn:schemas-microsoft-com:office:word" xmlns:w="http://schemas.openxmlformats.org/wordprocessingml/2006/main" xmlns:w14="http://schemas.microsoft.com/office/word/2010/wordml" xmlns:wpg="http://schemas.microsoft.com/office/word/2010/wordprocessingGroup" xmlns:wpi="http://schemas.microsoft.com/office/word/2010/wordprocessingInk" xmlns:wne="http://schemas.microsoft.com/office/word/2006/wordml" xmlns:wps="http://schemas.microsoft.com/office/word/2010/wordprocessingShape" mc:Ignorable="w14 wp14">
+  <w:abstractNum xmlns:w="http://schemas.openxmlformats.org/wordprocessingml/2006/main" w:abstractNumId="6">
+    <w:nsid w:val="6bf9eb74"/>
+    <w:multiLevelType xmlns:w="http://schemas.openxmlformats.org/wordprocessingml/2006/main" w:val="hybridMultilevel"/>
+    <w:lvl xmlns:w="http://schemas.openxmlformats.org/wordprocessingml/2006/main" w:ilvl="0">
+      <w:start w:val="1"/>
+      <w:numFmt w:val="bullet"/>
+      <w:lvlText w:val=""/>
+      <w:lvlJc w:val="left"/>
+      <w:pPr>
+        <w:ind w:left="720" w:hanging="360"/>
+      </w:pPr>
+      <w:rPr>
+        <w:rFonts w:hint="default" w:ascii="Symbol" w:hAnsi="Symbol"/>
+      </w:rPr>
+    </w:lvl>
+    <w:lvl xmlns:w="http://schemas.openxmlformats.org/wordprocessingml/2006/main" w:ilvl="1">
+      <w:start w:val="1"/>
+      <w:numFmt w:val="bullet"/>
+      <w:lvlText w:val="o"/>
+      <w:lvlJc w:val="left"/>
+      <w:pPr>
+        <w:ind w:left="1440" w:hanging="360"/>
+      </w:pPr>
+      <w:rPr>
+        <w:rFonts w:hint="default" w:ascii="Courier New" w:hAnsi="Courier New"/>
+      </w:rPr>
+    </w:lvl>
+    <w:lvl xmlns:w="http://schemas.openxmlformats.org/wordprocessingml/2006/main" w:ilvl="2">
+      <w:start w:val="1"/>
+      <w:numFmt w:val="bullet"/>
+      <w:lvlText w:val=""/>
+      <w:lvlJc w:val="left"/>
+      <w:pPr>
+        <w:ind w:left="2160" w:hanging="360"/>
+      </w:pPr>
+      <w:rPr>
+        <w:rFonts w:hint="default" w:ascii="Wingdings" w:hAnsi="Wingdings"/>
+      </w:rPr>
+    </w:lvl>
+    <w:lvl xmlns:w="http://schemas.openxmlformats.org/wordprocessingml/2006/main" w:ilvl="3">
+      <w:start w:val="1"/>
+      <w:numFmt w:val="bullet"/>
+      <w:lvlText w:val=""/>
+      <w:lvlJc w:val="left"/>
+      <w:pPr>
+        <w:ind w:left="2880" w:hanging="360"/>
+      </w:pPr>
+      <w:rPr>
+        <w:rFonts w:hint="default" w:ascii="Symbol" w:hAnsi="Symbol"/>
+      </w:rPr>
+    </w:lvl>
+    <w:lvl xmlns:w="http://schemas.openxmlformats.org/wordprocessingml/2006/main" w:ilvl="4">
+      <w:start w:val="1"/>
+      <w:numFmt w:val="bullet"/>
+      <w:lvlText w:val="o"/>
+      <w:lvlJc w:val="left"/>
+      <w:pPr>
+        <w:ind w:left="3600" w:hanging="360"/>
+      </w:pPr>
+      <w:rPr>
+        <w:rFonts w:hint="default" w:ascii="Courier New" w:hAnsi="Courier New"/>
+      </w:rPr>
+    </w:lvl>
+    <w:lvl xmlns:w="http://schemas.openxmlformats.org/wordprocessingml/2006/main" w:ilvl="5">
+      <w:start w:val="1"/>
+      <w:numFmt w:val="bullet"/>
+      <w:lvlText w:val=""/>
+      <w:lvlJc w:val="left"/>
+      <w:pPr>
+        <w:ind w:left="4320" w:hanging="360"/>
+      </w:pPr>
+      <w:rPr>
+        <w:rFonts w:hint="default" w:ascii="Wingdings" w:hAnsi="Wingdings"/>
+      </w:rPr>
+    </w:lvl>
+    <w:lvl xmlns:w="http://schemas.openxmlformats.org/wordprocessingml/2006/main" w:ilvl="6">
+      <w:start w:val="1"/>
+      <w:numFmt w:val="bullet"/>
+      <w:lvlText w:val=""/>
+      <w:lvlJc w:val="left"/>
+      <w:pPr>
+        <w:ind w:left="5040" w:hanging="360"/>
+      </w:pPr>
+      <w:rPr>
+        <w:rFonts w:hint="default" w:ascii="Symbol" w:hAnsi="Symbol"/>
+      </w:rPr>
+    </w:lvl>
+    <w:lvl xmlns:w="http://schemas.openxmlformats.org/wordprocessingml/2006/main" w:ilvl="7">
+      <w:start w:val="1"/>
+      <w:numFmt w:val="bullet"/>
+      <w:lvlText w:val="o"/>
+      <w:lvlJc w:val="left"/>
+      <w:pPr>
+        <w:ind w:left="5760" w:hanging="360"/>
+      </w:pPr>
+      <w:rPr>
+        <w:rFonts w:hint="default" w:ascii="Courier New" w:hAnsi="Courier New"/>
+      </w:rPr>
+    </w:lvl>
+    <w:lvl xmlns:w="http://schemas.openxmlformats.org/wordprocessingml/2006/main" w:ilvl="8">
+      <w:start w:val="1"/>
+      <w:numFmt w:val="bullet"/>
+      <w:lvlText w:val=""/>
+      <w:lvlJc w:val="left"/>
+      <w:pPr>
+        <w:ind w:left="6480" w:hanging="360"/>
+      </w:pPr>
+      <w:rPr>
+        <w:rFonts w:hint="default" w:ascii="Wingdings" w:hAnsi="Wingdings"/>
+      </w:rPr>
+    </w:lvl>
+  </w:abstractNum>
+  <w:abstractNum xmlns:w="http://schemas.openxmlformats.org/wordprocessingml/2006/main" w:abstractNumId="5">
+    <w:nsid w:val="6ddba240"/>
+    <w:multiLevelType xmlns:w="http://schemas.openxmlformats.org/wordprocessingml/2006/main" w:val="hybridMultilevel"/>
+    <w:lvl xmlns:w="http://schemas.openxmlformats.org/wordprocessingml/2006/main" w:ilvl="0">
+      <w:start w:val="1"/>
+      <w:numFmt w:val="bullet"/>
+      <w:lvlText w:val=""/>
+      <w:lvlJc w:val="left"/>
+      <w:pPr>
+        <w:ind w:left="720" w:hanging="360"/>
+      </w:pPr>
+      <w:rPr>
+        <w:rFonts w:hint="default" w:ascii="Symbol" w:hAnsi="Symbol"/>
+      </w:rPr>
+    </w:lvl>
+    <w:lvl xmlns:w="http://schemas.openxmlformats.org/wordprocessingml/2006/main" w:ilvl="1">
+      <w:start w:val="1"/>
+      <w:numFmt w:val="bullet"/>
+      <w:lvlText w:val="o"/>
+      <w:lvlJc w:val="left"/>
+      <w:pPr>
+        <w:ind w:left="1440" w:hanging="360"/>
+      </w:pPr>
+      <w:rPr>
+        <w:rFonts w:hint="default" w:ascii="Courier New" w:hAnsi="Courier New"/>
+      </w:rPr>
+    </w:lvl>
+    <w:lvl xmlns:w="http://schemas.openxmlformats.org/wordprocessingml/2006/main" w:ilvl="2">
+      <w:start w:val="1"/>
+      <w:numFmt w:val="bullet"/>
+      <w:lvlText w:val=""/>
+      <w:lvlJc w:val="left"/>
+      <w:pPr>
+        <w:ind w:left="2160" w:hanging="360"/>
+      </w:pPr>
+      <w:rPr>
+        <w:rFonts w:hint="default" w:ascii="Wingdings" w:hAnsi="Wingdings"/>
+      </w:rPr>
+    </w:lvl>
+    <w:lvl xmlns:w="http://schemas.openxmlformats.org/wordprocessingml/2006/main" w:ilvl="3">
+      <w:start w:val="1"/>
+      <w:numFmt w:val="bullet"/>
+      <w:lvlText w:val=""/>
+      <w:lvlJc w:val="left"/>
+      <w:pPr>
+        <w:ind w:left="2880" w:hanging="360"/>
+      </w:pPr>
+      <w:rPr>
+        <w:rFonts w:hint="default" w:ascii="Symbol" w:hAnsi="Symbol"/>
+      </w:rPr>
+    </w:lvl>
+    <w:lvl xmlns:w="http://schemas.openxmlformats.org/wordprocessingml/2006/main" w:ilvl="4">
+      <w:start w:val="1"/>
+      <w:numFmt w:val="bullet"/>
+      <w:lvlText w:val="o"/>
+      <w:lvlJc w:val="left"/>
+      <w:pPr>
+        <w:ind w:left="3600" w:hanging="360"/>
+      </w:pPr>
+      <w:rPr>
+        <w:rFonts w:hint="default" w:ascii="Courier New" w:hAnsi="Courier New"/>
+      </w:rPr>
+    </w:lvl>
+    <w:lvl xmlns:w="http://schemas.openxmlformats.org/wordprocessingml/2006/main" w:ilvl="5">
+      <w:start w:val="1"/>
+      <w:numFmt w:val="bullet"/>
+      <w:lvlText w:val=""/>
+      <w:lvlJc w:val="left"/>
+      <w:pPr>
+        <w:ind w:left="4320" w:hanging="360"/>
+      </w:pPr>
+      <w:rPr>
+        <w:rFonts w:hint="default" w:ascii="Wingdings" w:hAnsi="Wingdings"/>
+      </w:rPr>
+    </w:lvl>
+    <w:lvl xmlns:w="http://schemas.openxmlformats.org/wordprocessingml/2006/main" w:ilvl="6">
+      <w:start w:val="1"/>
+      <w:numFmt w:val="bullet"/>
+      <w:lvlText w:val=""/>
+      <w:lvlJc w:val="left"/>
+      <w:pPr>
+        <w:ind w:left="5040" w:hanging="360"/>
+      </w:pPr>
+      <w:rPr>
+        <w:rFonts w:hint="default" w:ascii="Symbol" w:hAnsi="Symbol"/>
+      </w:rPr>
+    </w:lvl>
+    <w:lvl xmlns:w="http://schemas.openxmlformats.org/wordprocessingml/2006/main" w:ilvl="7">
+      <w:start w:val="1"/>
+      <w:numFmt w:val="bullet"/>
+      <w:lvlText w:val="o"/>
+      <w:lvlJc w:val="left"/>
+      <w:pPr>
+        <w:ind w:left="5760" w:hanging="360"/>
+      </w:pPr>
+      <w:rPr>
+        <w:rFonts w:hint="default" w:ascii="Courier New" w:hAnsi="Courier New"/>
+      </w:rPr>
+    </w:lvl>
+    <w:lvl xmlns:w="http://schemas.openxmlformats.org/wordprocessingml/2006/main" w:ilvl="8">
+      <w:start w:val="1"/>
+      <w:numFmt w:val="bullet"/>
+      <w:lvlText w:val=""/>
+      <w:lvlJc w:val="left"/>
+      <w:pPr>
+        <w:ind w:left="6480" w:hanging="360"/>
+      </w:pPr>
+      <w:rPr>
+        <w:rFonts w:hint="default" w:ascii="Wingdings" w:hAnsi="Wingdings"/>
+      </w:rPr>
+    </w:lvl>
+  </w:abstractNum>
+  <w:abstractNum xmlns:w="http://schemas.openxmlformats.org/wordprocessingml/2006/main" w:abstractNumId="4">
+    <w:nsid w:val="6b8537bf"/>
+    <w:multiLevelType xmlns:w="http://schemas.openxmlformats.org/wordprocessingml/2006/main" w:val="hybridMultilevel"/>
+    <w:lvl xmlns:w="http://schemas.openxmlformats.org/wordprocessingml/2006/main" w:ilvl="0">
+      <w:start w:val="1"/>
+      <w:numFmt w:val="bullet"/>
+      <w:lvlText w:val=""/>
+      <w:lvlJc w:val="left"/>
+      <w:pPr>
+        <w:ind w:left="720" w:hanging="360"/>
+      </w:pPr>
+      <w:rPr>
+        <w:rFonts w:hint="default" w:ascii="Symbol" w:hAnsi="Symbol"/>
+      </w:rPr>
+    </w:lvl>
+    <w:lvl xmlns:w="http://schemas.openxmlformats.org/wordprocessingml/2006/main" w:ilvl="1">
+      <w:start w:val="1"/>
+      <w:numFmt w:val="bullet"/>
+      <w:lvlText w:val="o"/>
+      <w:lvlJc w:val="left"/>
+      <w:pPr>
+        <w:ind w:left="1440" w:hanging="360"/>
+      </w:pPr>
+      <w:rPr>
+        <w:rFonts w:hint="default" w:ascii="Courier New" w:hAnsi="Courier New"/>
+      </w:rPr>
+    </w:lvl>
+    <w:lvl xmlns:w="http://schemas.openxmlformats.org/wordprocessingml/2006/main" w:ilvl="2">
+      <w:start w:val="1"/>
+      <w:numFmt w:val="bullet"/>
+      <w:lvlText w:val=""/>
+      <w:lvlJc w:val="left"/>
+      <w:pPr>
+        <w:ind w:left="2160" w:hanging="360"/>
+      </w:pPr>
+      <w:rPr>
+        <w:rFonts w:hint="default" w:ascii="Wingdings" w:hAnsi="Wingdings"/>
+      </w:rPr>
+    </w:lvl>
+    <w:lvl xmlns:w="http://schemas.openxmlformats.org/wordprocessingml/2006/main" w:ilvl="3">
+      <w:start w:val="1"/>
+      <w:numFmt w:val="bullet"/>
+      <w:lvlText w:val=""/>
+      <w:lvlJc w:val="left"/>
+      <w:pPr>
+        <w:ind w:left="2880" w:hanging="360"/>
+      </w:pPr>
+      <w:rPr>
+        <w:rFonts w:hint="default" w:ascii="Symbol" w:hAnsi="Symbol"/>
+      </w:rPr>
+    </w:lvl>
+    <w:lvl xmlns:w="http://schemas.openxmlformats.org/wordprocessingml/2006/main" w:ilvl="4">
+      <w:start w:val="1"/>
+      <w:numFmt w:val="bullet"/>
+      <w:lvlText w:val="o"/>
+      <w:lvlJc w:val="left"/>
+      <w:pPr>
+        <w:ind w:left="3600" w:hanging="360"/>
+      </w:pPr>
+      <w:rPr>
+        <w:rFonts w:hint="default" w:ascii="Courier New" w:hAnsi="Courier New"/>
+      </w:rPr>
+    </w:lvl>
+    <w:lvl xmlns:w="http://schemas.openxmlformats.org/wordprocessingml/2006/main" w:ilvl="5">
+      <w:start w:val="1"/>
+      <w:numFmt w:val="bullet"/>
+      <w:lvlText w:val=""/>
+      <w:lvlJc w:val="left"/>
+      <w:pPr>
+        <w:ind w:left="4320" w:hanging="360"/>
+      </w:pPr>
+      <w:rPr>
+        <w:rFonts w:hint="default" w:ascii="Wingdings" w:hAnsi="Wingdings"/>
+      </w:rPr>
+    </w:lvl>
+    <w:lvl xmlns:w="http://schemas.openxmlformats.org/wordprocessingml/2006/main" w:ilvl="6">
+      <w:start w:val="1"/>
+      <w:numFmt w:val="bullet"/>
+      <w:lvlText w:val=""/>
+      <w:lvlJc w:val="left"/>
+      <w:pPr>
+        <w:ind w:left="5040" w:hanging="360"/>
+      </w:pPr>
+      <w:rPr>
+        <w:rFonts w:hint="default" w:ascii="Symbol" w:hAnsi="Symbol"/>
+      </w:rPr>
+    </w:lvl>
+    <w:lvl xmlns:w="http://schemas.openxmlformats.org/wordprocessingml/2006/main" w:ilvl="7">
+      <w:start w:val="1"/>
+      <w:numFmt w:val="bullet"/>
+      <w:lvlText w:val="o"/>
+      <w:lvlJc w:val="left"/>
+      <w:pPr>
+        <w:ind w:left="5760" w:hanging="360"/>
+      </w:pPr>
+      <w:rPr>
+        <w:rFonts w:hint="default" w:ascii="Courier New" w:hAnsi="Courier New"/>
+      </w:rPr>
+    </w:lvl>
+    <w:lvl xmlns:w="http://schemas.openxmlformats.org/wordprocessingml/2006/main" w:ilvl="8">
+      <w:start w:val="1"/>
+      <w:numFmt w:val="bullet"/>
+      <w:lvlText w:val=""/>
+      <w:lvlJc w:val="left"/>
+      <w:pPr>
+        <w:ind w:left="6480" w:hanging="360"/>
+      </w:pPr>
+      <w:rPr>
+        <w:rFonts w:hint="default" w:ascii="Wingdings" w:hAnsi="Wingdings"/>
+      </w:rPr>
+    </w:lvl>
+  </w:abstractNum>
+  <w:abstractNum xmlns:w="http://schemas.openxmlformats.org/wordprocessingml/2006/main" w:abstractNumId="3">
+    <w:nsid w:val="123f571c"/>
+    <w:multiLevelType xmlns:w="http://schemas.openxmlformats.org/wordprocessingml/2006/main" w:val="hybridMultilevel"/>
+    <w:lvl xmlns:w="http://schemas.openxmlformats.org/wordprocessingml/2006/main" w:ilvl="0">
+      <w:start w:val="1"/>
+      <w:numFmt w:val="bullet"/>
+      <w:lvlText w:val=""/>
+      <w:lvlJc w:val="left"/>
+      <w:pPr>
+        <w:ind w:left="720" w:hanging="360"/>
+      </w:pPr>
+      <w:rPr>
+        <w:rFonts w:hint="default" w:ascii="Symbol" w:hAnsi="Symbol"/>
+      </w:rPr>
+    </w:lvl>
+    <w:lvl xmlns:w="http://schemas.openxmlformats.org/wordprocessingml/2006/main" w:ilvl="1">
+      <w:start w:val="1"/>
+      <w:numFmt w:val="bullet"/>
+      <w:lvlText w:val="o"/>
+      <w:lvlJc w:val="left"/>
+      <w:pPr>
+        <w:ind w:left="1440" w:hanging="360"/>
+      </w:pPr>
+      <w:rPr>
+        <w:rFonts w:hint="default" w:ascii="Courier New" w:hAnsi="Courier New"/>
+      </w:rPr>
+    </w:lvl>
+    <w:lvl xmlns:w="http://schemas.openxmlformats.org/wordprocessingml/2006/main" w:ilvl="2">
+      <w:start w:val="1"/>
+      <w:numFmt w:val="bullet"/>
+      <w:lvlText w:val=""/>
+      <w:lvlJc w:val="left"/>
+      <w:pPr>
+        <w:ind w:left="2160" w:hanging="360"/>
+      </w:pPr>
+      <w:rPr>
+        <w:rFonts w:hint="default" w:ascii="Wingdings" w:hAnsi="Wingdings"/>
+      </w:rPr>
+    </w:lvl>
+    <w:lvl xmlns:w="http://schemas.openxmlformats.org/wordprocessingml/2006/main" w:ilvl="3">
+      <w:start w:val="1"/>
+      <w:numFmt w:val="bullet"/>
+      <w:lvlText w:val=""/>
+      <w:lvlJc w:val="left"/>
+      <w:pPr>
+        <w:ind w:left="2880" w:hanging="360"/>
+      </w:pPr>
+      <w:rPr>
+        <w:rFonts w:hint="default" w:ascii="Symbol" w:hAnsi="Symbol"/>
+      </w:rPr>
+    </w:lvl>
+    <w:lvl xmlns:w="http://schemas.openxmlformats.org/wordprocessingml/2006/main" w:ilvl="4">
+      <w:start w:val="1"/>
+      <w:numFmt w:val="bullet"/>
+      <w:lvlText w:val="o"/>
+      <w:lvlJc w:val="left"/>
+      <w:pPr>
+        <w:ind w:left="3600" w:hanging="360"/>
+      </w:pPr>
+      <w:rPr>
+        <w:rFonts w:hint="default" w:ascii="Courier New" w:hAnsi="Courier New"/>
+      </w:rPr>
+    </w:lvl>
+    <w:lvl xmlns:w="http://schemas.openxmlformats.org/wordprocessingml/2006/main" w:ilvl="5">
+      <w:start w:val="1"/>
+      <w:numFmt w:val="bullet"/>
+      <w:lvlText w:val=""/>
+      <w:lvlJc w:val="left"/>
+      <w:pPr>
+        <w:ind w:left="4320" w:hanging="360"/>
+      </w:pPr>
+      <w:rPr>
+        <w:rFonts w:hint="default" w:ascii="Wingdings" w:hAnsi="Wingdings"/>
+      </w:rPr>
+    </w:lvl>
+    <w:lvl xmlns:w="http://schemas.openxmlformats.org/wordprocessingml/2006/main" w:ilvl="6">
+      <w:start w:val="1"/>
+      <w:numFmt w:val="bullet"/>
+      <w:lvlText w:val=""/>
+      <w:lvlJc w:val="left"/>
+      <w:pPr>
+        <w:ind w:left="5040" w:hanging="360"/>
+      </w:pPr>
+      <w:rPr>
+        <w:rFonts w:hint="default" w:ascii="Symbol" w:hAnsi="Symbol"/>
+      </w:rPr>
+    </w:lvl>
+    <w:lvl xmlns:w="http://schemas.openxmlformats.org/wordprocessingml/2006/main" w:ilvl="7">
+      <w:start w:val="1"/>
+      <w:numFmt w:val="bullet"/>
+      <w:lvlText w:val="o"/>
+      <w:lvlJc w:val="left"/>
+      <w:pPr>
+        <w:ind w:left="5760" w:hanging="360"/>
+      </w:pPr>
+      <w:rPr>
+        <w:rFonts w:hint="default" w:ascii="Courier New" w:hAnsi="Courier New"/>
+      </w:rPr>
+    </w:lvl>
+    <w:lvl xmlns:w="http://schemas.openxmlformats.org/wordprocessingml/2006/main" w:ilvl="8">
+      <w:start w:val="1"/>
+      <w:numFmt w:val="bullet"/>
+      <w:lvlText w:val=""/>
+      <w:lvlJc w:val="left"/>
+      <w:pPr>
+        <w:ind w:left="6480" w:hanging="360"/>
+      </w:pPr>
+      <w:rPr>
+        <w:rFonts w:hint="default" w:ascii="Wingdings" w:hAnsi="Wingdings"/>
+      </w:rPr>
+    </w:lvl>
+  </w:abstractNum>
+  <w:abstractNum xmlns:w="http://schemas.openxmlformats.org/wordprocessingml/2006/main" w:abstractNumId="2">
+    <w:nsid w:val="397312f6"/>
+    <w:multiLevelType xmlns:w="http://schemas.openxmlformats.org/wordprocessingml/2006/main" w:val="hybridMultilevel"/>
+    <w:lvl xmlns:w="http://schemas.openxmlformats.org/wordprocessingml/2006/main" w:ilvl="0">
+      <w:start w:val="1"/>
+      <w:numFmt w:val="bullet"/>
+      <w:lvlText w:val=""/>
+      <w:lvlJc w:val="left"/>
+      <w:pPr>
+        <w:ind w:left="720" w:hanging="360"/>
+      </w:pPr>
+      <w:rPr>
+        <w:rFonts w:hint="default" w:ascii="Symbol" w:hAnsi="Symbol"/>
+      </w:rPr>
+    </w:lvl>
+    <w:lvl xmlns:w="http://schemas.openxmlformats.org/wordprocessingml/2006/main" w:ilvl="1">
+      <w:start w:val="1"/>
+      <w:numFmt w:val="bullet"/>
+      <w:lvlText w:val="o"/>
+      <w:lvlJc w:val="left"/>
+      <w:pPr>
+        <w:ind w:left="1440" w:hanging="360"/>
+      </w:pPr>
+      <w:rPr>
+        <w:rFonts w:hint="default" w:ascii="Courier New" w:hAnsi="Courier New"/>
+      </w:rPr>
+    </w:lvl>
+    <w:lvl xmlns:w="http://schemas.openxmlformats.org/wordprocessingml/2006/main" w:ilvl="2">
+      <w:start w:val="1"/>
+      <w:numFmt w:val="bullet"/>
+      <w:lvlText w:val=""/>
+      <w:lvlJc w:val="left"/>
+      <w:pPr>
+        <w:ind w:left="2160" w:hanging="360"/>
+      </w:pPr>
+      <w:rPr>
+        <w:rFonts w:hint="default" w:ascii="Wingdings" w:hAnsi="Wingdings"/>
+      </w:rPr>
+    </w:lvl>
+    <w:lvl xmlns:w="http://schemas.openxmlformats.org/wordprocessingml/2006/main" w:ilvl="3">
+      <w:start w:val="1"/>
+      <w:numFmt w:val="bullet"/>
+      <w:lvlText w:val=""/>
+      <w:lvlJc w:val="left"/>
+      <w:pPr>
+        <w:ind w:left="2880" w:hanging="360"/>
+      </w:pPr>
+      <w:rPr>
+        <w:rFonts w:hint="default" w:ascii="Symbol" w:hAnsi="Symbol"/>
+      </w:rPr>
+    </w:lvl>
+    <w:lvl xmlns:w="http://schemas.openxmlformats.org/wordprocessingml/2006/main" w:ilvl="4">
+      <w:start w:val="1"/>
+      <w:numFmt w:val="bullet"/>
+      <w:lvlText w:val="o"/>
+      <w:lvlJc w:val="left"/>
+      <w:pPr>
+        <w:ind w:left="3600" w:hanging="360"/>
+      </w:pPr>
+      <w:rPr>
+        <w:rFonts w:hint="default" w:ascii="Courier New" w:hAnsi="Courier New"/>
+      </w:rPr>
+    </w:lvl>
+    <w:lvl xmlns:w="http://schemas.openxmlformats.org/wordprocessingml/2006/main" w:ilvl="5">
+      <w:start w:val="1"/>
+      <w:numFmt w:val="bullet"/>
+      <w:lvlText w:val=""/>
+      <w:lvlJc w:val="left"/>
+      <w:pPr>
+        <w:ind w:left="4320" w:hanging="360"/>
+      </w:pPr>
+      <w:rPr>
+        <w:rFonts w:hint="default" w:ascii="Wingdings" w:hAnsi="Wingdings"/>
+      </w:rPr>
+    </w:lvl>
+    <w:lvl xmlns:w="http://schemas.openxmlformats.org/wordprocessingml/2006/main" w:ilvl="6">
+      <w:start w:val="1"/>
+      <w:numFmt w:val="bullet"/>
+      <w:lvlText w:val=""/>
+      <w:lvlJc w:val="left"/>
+      <w:pPr>
+        <w:ind w:left="5040" w:hanging="360"/>
+      </w:pPr>
+      <w:rPr>
+        <w:rFonts w:hint="default" w:ascii="Symbol" w:hAnsi="Symbol"/>
+      </w:rPr>
+    </w:lvl>
+    <w:lvl xmlns:w="http://schemas.openxmlformats.org/wordprocessingml/2006/main" w:ilvl="7">
+      <w:start w:val="1"/>
+      <w:numFmt w:val="bullet"/>
+      <w:lvlText w:val="o"/>
+      <w:lvlJc w:val="left"/>
+      <w:pPr>
+        <w:ind w:left="5760" w:hanging="360"/>
+      </w:pPr>
+      <w:rPr>
+        <w:rFonts w:hint="default" w:ascii="Courier New" w:hAnsi="Courier New"/>
+      </w:rPr>
+    </w:lvl>
+    <w:lvl xmlns:w="http://schemas.openxmlformats.org/wordprocessingml/2006/main" w:ilvl="8">
+      <w:start w:val="1"/>
+      <w:numFmt w:val="bullet"/>
+      <w:lvlText w:val=""/>
+      <w:lvlJc w:val="left"/>
+      <w:pPr>
+        <w:ind w:left="6480" w:hanging="360"/>
+      </w:pPr>
+      <w:rPr>
+        <w:rFonts w:hint="default" w:ascii="Wingdings" w:hAnsi="Wingdings"/>
+      </w:rPr>
+    </w:lvl>
+  </w:abstractNum>
   <w:abstractNum w:abstractNumId="0">
     <w:nsid w:val="00000000"/>
     <w:multiLevelType w:val="multilevel"/>
@@ -1201,7 +2676,7 @@
         <w:ind w:left="720" w:hanging="360"/>
       </w:pPr>
       <w:rPr>
-        <w:rFonts w:ascii="Symbol" w:cs="Symbol" w:hAnsi="Symbol" w:hint="default"/>
+        <w:rFonts w:hint="default" w:ascii="Symbol" w:hAnsi="Symbol" w:cs="Symbol"/>
       </w:rPr>
     </w:lvl>
     <w:lvl w:ilvl="1">
@@ -1213,7 +2688,7 @@
         <w:ind w:left="1440" w:hanging="360"/>
       </w:pPr>
       <w:rPr>
-        <w:rFonts w:ascii="Courier New" w:cs="Courier New" w:hAnsi="Courier New" w:hint="default"/>
+        <w:rFonts w:hint="default" w:ascii="Courier New" w:hAnsi="Courier New" w:cs="Courier New"/>
       </w:rPr>
     </w:lvl>
     <w:lvl w:ilvl="2">
@@ -1225,7 +2700,7 @@
         <w:ind w:left="2160" w:hanging="360"/>
       </w:pPr>
       <w:rPr>
-        <w:rFonts w:ascii="Wingdings" w:cs="Wingdings" w:hAnsi="Wingdings" w:hint="default"/>
+        <w:rFonts w:hint="default" w:ascii="Wingdings" w:hAnsi="Wingdings" w:cs="Wingdings"/>
       </w:rPr>
     </w:lvl>
     <w:lvl w:ilvl="3">
@@ -1237,7 +2712,7 @@
         <w:ind w:left="2880" w:hanging="360"/>
       </w:pPr>
       <w:rPr>
-        <w:rFonts w:ascii="Symbol" w:cs="Symbol" w:hAnsi="Symbol" w:hint="default"/>
+        <w:rFonts w:hint="default" w:ascii="Symbol" w:hAnsi="Symbol" w:cs="Symbol"/>
       </w:rPr>
     </w:lvl>
     <w:lvl w:ilvl="4">
@@ -1249,7 +2724,7 @@
         <w:ind w:left="3600" w:hanging="360"/>
       </w:pPr>
       <w:rPr>
-        <w:rFonts w:ascii="Courier New" w:cs="Courier New" w:hAnsi="Courier New" w:hint="default"/>
+        <w:rFonts w:hint="default" w:ascii="Courier New" w:hAnsi="Courier New" w:cs="Courier New"/>
       </w:rPr>
     </w:lvl>
     <w:lvl w:ilvl="5">
@@ -1261,7 +2736,7 @@
         <w:ind w:left="4320" w:hanging="360"/>
       </w:pPr>
       <w:rPr>
-        <w:rFonts w:ascii="Wingdings" w:cs="Wingdings" w:hAnsi="Wingdings" w:hint="default"/>
+        <w:rFonts w:hint="default" w:ascii="Wingdings" w:hAnsi="Wingdings" w:cs="Wingdings"/>
       </w:rPr>
     </w:lvl>
     <w:lvl w:ilvl="6">
@@ -1273,7 +2748,7 @@
         <w:ind w:left="5040" w:hanging="360"/>
       </w:pPr>
       <w:rPr>
-        <w:rFonts w:ascii="Symbol" w:cs="Symbol" w:hAnsi="Symbol" w:hint="default"/>
+        <w:rFonts w:hint="default" w:ascii="Symbol" w:hAnsi="Symbol" w:cs="Symbol"/>
       </w:rPr>
     </w:lvl>
     <w:lvl w:ilvl="7">
@@ -1285,7 +2760,7 @@
         <w:ind w:left="5760" w:hanging="360"/>
       </w:pPr>
       <w:rPr>
-        <w:rFonts w:ascii="Courier New" w:cs="Courier New" w:hAnsi="Courier New" w:hint="default"/>
+        <w:rFonts w:hint="default" w:ascii="Courier New" w:hAnsi="Courier New" w:cs="Courier New"/>
       </w:rPr>
     </w:lvl>
     <w:lvl w:ilvl="8">
@@ -1297,10 +2772,25 @@
         <w:ind w:left="6480" w:hanging="360"/>
       </w:pPr>
       <w:rPr>
-        <w:rFonts w:ascii="Wingdings" w:cs="Wingdings" w:hAnsi="Wingdings" w:hint="default"/>
+        <w:rFonts w:hint="default" w:ascii="Wingdings" w:hAnsi="Wingdings" w:cs="Wingdings"/>
       </w:rPr>
     </w:lvl>
   </w:abstractNum>
+  <w:num w:numId="9">
+    <w:abstractNumId w:val="6"/>
+  </w:num>
+  <w:num w:numId="8">
+    <w:abstractNumId w:val="5"/>
+  </w:num>
+  <w:num w:numId="7">
+    <w:abstractNumId w:val="4"/>
+  </w:num>
+  <w:num w:numId="6">
+    <w:abstractNumId w:val="3"/>
+  </w:num>
+  <w:num w:numId="5">
+    <w:abstractNumId w:val="2"/>
+  </w:num>
   <w:num w:numId="1">
     <w:abstractNumId w:val="1"/>
   </w:num>
@@ -1317,14 +2807,14 @@
 </file>
 
 <file path=word/styles.xml><?xml version="1.0" encoding="utf-8"?>
-<w:styles xmlns:mc="http://schemas.openxmlformats.org/markup-compatibility/2006" xmlns:w="http://schemas.openxmlformats.org/wordprocessingml/2006/main" xmlns:w14="http://schemas.microsoft.com/office/word/2010/wordml" mc:Ignorable="w14">
+<w:styles xmlns:wp14="http://schemas.microsoft.com/office/word/2010/wordprocessingDrawing" xmlns:mc="http://schemas.openxmlformats.org/markup-compatibility/2006" xmlns:w="http://schemas.openxmlformats.org/wordprocessingml/2006/main" xmlns:w14="http://schemas.microsoft.com/office/word/2010/wordml" mc:Ignorable="w14 wp14">
   <w:docDefaults>
     <w:rPrDefault>
       <w:rPr>
-        <w:rFonts w:ascii="Aptos" w:cs="宋体" w:eastAsia="Aptos" w:hAnsi="Aptos"/>
+        <w:rFonts w:ascii="Aptos" w:hAnsi="Aptos" w:eastAsia="Aptos" w:cs="宋体"/>
         <w:sz w:val="24"/>
         <w:szCs w:val="24"/>
-        <w:lang w:val="en-US" w:bidi="ar-SA" w:eastAsia="en-US"/>
+        <w:lang w:val="en-US" w:eastAsia="en-US" w:bidi="ar-SA"/>
       </w:rPr>
     </w:rPrDefault>
     <w:pPrDefault>
@@ -1333,7 +2823,7 @@
       </w:pPr>
     </w:pPrDefault>
   </w:docDefaults>
-  <w:style w:type="paragraph" w:default="1" w:styleId="style0">
+  <w:style w:type="paragraph" w:styleId="style0" w:default="1">
     <w:name w:val="Normal"/>
     <w:next w:val="style0"/>
     <w:qFormat/>
@@ -1350,14 +2840,14 @@
     </w:pPr>
     <w:rPr/>
   </w:style>
-  <w:style w:type="paragraph" w:customStyle="1" w:styleId="style4097">
+  <w:style w:type="paragraph" w:styleId="style4097" w:customStyle="1">
     <w:name w:val="First Paragraph"/>
     <w:basedOn w:val="style66"/>
     <w:next w:val="style66"/>
     <w:qFormat/>
     <w:pPr/>
   </w:style>
-  <w:style w:type="paragraph" w:customStyle="1" w:styleId="style4098">
+  <w:style w:type="paragraph" w:styleId="style4098" w:customStyle="1">
     <w:name w:val="Compact"/>
     <w:basedOn w:val="style66"/>
     <w:next w:val="style4098"/>
@@ -1375,26 +2865,26 @@
     <w:qFormat/>
     <w:uiPriority w:val="10"/>
     <w:pPr>
-      <w:spacing w:after="80" w:lineRule="auto" w:line="240"/>
+      <w:spacing w:after="80" w:line="240" w:lineRule="auto"/>
       <w:jc w:val="center"/>
       <w:contextualSpacing/>
     </w:pPr>
     <w:rPr>
-      <w:rFonts w:ascii="Aptos Display" w:cs="宋体" w:eastAsia="宋体" w:hAnsi="Aptos Display"/>
+      <w:rFonts w:ascii="Aptos Display" w:hAnsi="Aptos Display" w:eastAsia="宋体" w:cs="宋体"/>
       <w:spacing w:val="-10"/>
       <w:kern w:val="28"/>
       <w:sz w:val="56"/>
       <w:szCs w:val="56"/>
     </w:rPr>
   </w:style>
-  <w:style w:type="character" w:customStyle="1" w:styleId="style4099">
+  <w:style w:type="character" w:styleId="style4099" w:customStyle="1">
     <w:name w:val="Title Char_d727c96d-b5c7-48a2-b7fc-6c59b9de4d64"/>
     <w:basedOn w:val="style65"/>
     <w:next w:val="style4099"/>
     <w:link w:val="style62"/>
     <w:uiPriority w:val="10"/>
     <w:rPr>
-      <w:rFonts w:ascii="Aptos Display" w:cs="宋体" w:eastAsia="宋体" w:hAnsi="Aptos Display"/>
+      <w:rFonts w:ascii="Aptos Display" w:hAnsi="Aptos Display" w:eastAsia="宋体" w:cs="宋体"/>
       <w:spacing w:val="-10"/>
       <w:kern w:val="28"/>
       <w:sz w:val="56"/>
@@ -1415,27 +2905,27 @@
       </w:numPr>
     </w:pPr>
     <w:rPr>
-      <w:rFonts w:cs="宋体" w:eastAsia="宋体"/>
+      <w:rFonts w:eastAsia="宋体" w:cs="宋体"/>
       <w:spacing w:val="15"/>
       <w:sz w:val="28"/>
       <w:szCs w:val="28"/>
     </w:rPr>
   </w:style>
-  <w:style w:type="character" w:customStyle="1" w:styleId="style4100">
+  <w:style w:type="character" w:styleId="style4100" w:customStyle="1">
     <w:name w:val="Subtitle Char"/>
     <w:basedOn w:val="style65"/>
     <w:next w:val="style4100"/>
     <w:link w:val="style74"/>
     <w:uiPriority w:val="11"/>
     <w:rPr>
-      <w:rFonts w:cs="宋体" w:eastAsia="宋体"/>
+      <w:rFonts w:eastAsia="宋体" w:cs="宋体"/>
       <w:color w:val="595959"/>
       <w:spacing w:val="15"/>
       <w:sz w:val="28"/>
       <w:szCs w:val="28"/>
     </w:rPr>
   </w:style>
-  <w:style w:type="paragraph" w:customStyle="1" w:styleId="style4101">
+  <w:style w:type="paragraph" w:styleId="style4101" w:customStyle="1">
     <w:name w:val="Author"/>
     <w:next w:val="style66"/>
     <w:qFormat/>
@@ -1457,7 +2947,7 @@
     </w:pPr>
     <w:rPr/>
   </w:style>
-  <w:style w:type="paragraph" w:customStyle="1" w:styleId="style4102">
+  <w:style w:type="paragraph" w:styleId="style4102" w:customStyle="1">
     <w:name w:val="Abstract Title"/>
     <w:basedOn w:val="style0"/>
     <w:next w:val="style4103"/>
@@ -1474,7 +2964,7 @@
       <w:szCs w:val="20"/>
     </w:rPr>
   </w:style>
-  <w:style w:type="paragraph" w:customStyle="1" w:styleId="style4103">
+  <w:style w:type="paragraph" w:styleId="style4103" w:customStyle="1">
     <w:name w:val="Abstract"/>
     <w:basedOn w:val="style0"/>
     <w:next w:val="style66"/>
@@ -1510,7 +3000,7 @@
       <w:outlineLvl w:val="0"/>
     </w:pPr>
     <w:rPr>
-      <w:rFonts w:ascii="Aptos Display" w:cs="宋体" w:eastAsia="宋体" w:hAnsi="Aptos Display"/>
+      <w:rFonts w:ascii="Aptos Display" w:hAnsi="Aptos Display" w:eastAsia="宋体" w:cs="宋体"/>
       <w:color w:val="0f4761"/>
       <w:sz w:val="40"/>
       <w:szCs w:val="40"/>
@@ -1530,7 +3020,7 @@
       <w:outlineLvl w:val="1"/>
     </w:pPr>
     <w:rPr>
-      <w:rFonts w:ascii="Aptos Display" w:cs="宋体" w:eastAsia="宋体" w:hAnsi="Aptos Display"/>
+      <w:rFonts w:ascii="Aptos Display" w:hAnsi="Aptos Display" w:eastAsia="宋体" w:cs="宋体"/>
       <w:color w:val="0f4761"/>
       <w:sz w:val="32"/>
       <w:szCs w:val="32"/>
@@ -1550,7 +3040,7 @@
       <w:outlineLvl w:val="2"/>
     </w:pPr>
     <w:rPr>
-      <w:rFonts w:cs="宋体" w:eastAsia="宋体"/>
+      <w:rFonts w:eastAsia="宋体" w:cs="宋体"/>
       <w:color w:val="0f4761"/>
       <w:sz w:val="28"/>
       <w:szCs w:val="28"/>
@@ -1570,7 +3060,7 @@
       <w:outlineLvl w:val="3"/>
     </w:pPr>
     <w:rPr>
-      <w:rFonts w:cs="宋体" w:eastAsia="宋体"/>
+      <w:rFonts w:eastAsia="宋体" w:cs="宋体"/>
       <w:i/>
       <w:iCs/>
       <w:color w:val="0f4761"/>
@@ -1590,7 +3080,7 @@
       <w:outlineLvl w:val="4"/>
     </w:pPr>
     <w:rPr>
-      <w:rFonts w:cs="宋体" w:eastAsia="宋体"/>
+      <w:rFonts w:eastAsia="宋体" w:cs="宋体"/>
       <w:color w:val="0f4761"/>
     </w:rPr>
   </w:style>
@@ -1608,7 +3098,7 @@
       <w:outlineLvl w:val="5"/>
     </w:pPr>
     <w:rPr>
-      <w:rFonts w:cs="宋体" w:eastAsia="宋体"/>
+      <w:rFonts w:eastAsia="宋体" w:cs="宋体"/>
       <w:i/>
       <w:iCs/>
       <w:color w:val="595959"/>
@@ -1628,7 +3118,7 @@
       <w:outlineLvl w:val="6"/>
     </w:pPr>
     <w:rPr>
-      <w:rFonts w:cs="宋体" w:eastAsia="宋体"/>
+      <w:rFonts w:eastAsia="宋体" w:cs="宋体"/>
       <w:color w:val="595959"/>
     </w:rPr>
   </w:style>
@@ -1646,7 +3136,7 @@
       <w:outlineLvl w:val="7"/>
     </w:pPr>
     <w:rPr>
-      <w:rFonts w:cs="宋体" w:eastAsia="宋体"/>
+      <w:rFonts w:eastAsia="宋体" w:cs="宋体"/>
       <w:i/>
       <w:iCs/>
       <w:color w:val="272727"/>
@@ -1666,118 +3156,118 @@
       <w:outlineLvl w:val="8"/>
     </w:pPr>
     <w:rPr>
-      <w:rFonts w:cs="宋体" w:eastAsia="宋体"/>
+      <w:rFonts w:eastAsia="宋体" w:cs="宋体"/>
       <w:color w:val="272727"/>
     </w:rPr>
   </w:style>
-  <w:style w:type="character" w:customStyle="1" w:styleId="style4104">
+  <w:style w:type="character" w:styleId="style4104" w:customStyle="1">
     <w:name w:val="Heading 1 Char_429245c4-8417-45f0-ad85-e015fcce9ddf"/>
     <w:basedOn w:val="style65"/>
     <w:next w:val="style4104"/>
     <w:link w:val="style1"/>
     <w:uiPriority w:val="9"/>
     <w:rPr>
-      <w:rFonts w:ascii="Aptos Display" w:cs="宋体" w:eastAsia="宋体" w:hAnsi="Aptos Display"/>
+      <w:rFonts w:ascii="Aptos Display" w:hAnsi="Aptos Display" w:eastAsia="宋体" w:cs="宋体"/>
       <w:color w:val="0f4761"/>
       <w:sz w:val="40"/>
       <w:szCs w:val="40"/>
     </w:rPr>
   </w:style>
-  <w:style w:type="character" w:customStyle="1" w:styleId="style4105">
+  <w:style w:type="character" w:styleId="style4105" w:customStyle="1">
     <w:name w:val="Heading 2 Char_d13f7bee-5d34-438e-b501-981955db880e"/>
     <w:basedOn w:val="style65"/>
     <w:next w:val="style4105"/>
     <w:link w:val="style2"/>
     <w:uiPriority w:val="9"/>
     <w:rPr>
-      <w:rFonts w:ascii="Aptos Display" w:cs="宋体" w:eastAsia="宋体" w:hAnsi="Aptos Display"/>
+      <w:rFonts w:ascii="Aptos Display" w:hAnsi="Aptos Display" w:eastAsia="宋体" w:cs="宋体"/>
       <w:color w:val="0f4761"/>
       <w:sz w:val="32"/>
       <w:szCs w:val="32"/>
     </w:rPr>
   </w:style>
-  <w:style w:type="character" w:customStyle="1" w:styleId="style4106">
+  <w:style w:type="character" w:styleId="style4106" w:customStyle="1">
     <w:name w:val="Heading 3 Char_3429f9e2-521a-453f-8fe8-aa8a63313a69"/>
     <w:basedOn w:val="style65"/>
     <w:next w:val="style4106"/>
     <w:link w:val="style3"/>
     <w:uiPriority w:val="9"/>
     <w:rPr>
-      <w:rFonts w:cs="宋体" w:eastAsia="宋体"/>
+      <w:rFonts w:eastAsia="宋体" w:cs="宋体"/>
       <w:color w:val="0f4761"/>
       <w:sz w:val="28"/>
       <w:szCs w:val="28"/>
     </w:rPr>
   </w:style>
-  <w:style w:type="character" w:customStyle="1" w:styleId="style4107">
+  <w:style w:type="character" w:styleId="style4107" w:customStyle="1">
     <w:name w:val="Heading 4 Char_c51abd32-adbd-4f86-98eb-327e0125f7d6"/>
     <w:basedOn w:val="style65"/>
     <w:next w:val="style4107"/>
     <w:link w:val="style4"/>
     <w:uiPriority w:val="9"/>
     <w:rPr>
-      <w:rFonts w:cs="宋体" w:eastAsia="宋体"/>
+      <w:rFonts w:eastAsia="宋体" w:cs="宋体"/>
       <w:i/>
       <w:iCs/>
       <w:color w:val="0f4761"/>
     </w:rPr>
   </w:style>
-  <w:style w:type="character" w:customStyle="1" w:styleId="style4108">
+  <w:style w:type="character" w:styleId="style4108" w:customStyle="1">
     <w:name w:val="Heading 5 Char_22500ad4-1a9e-4f8d-a082-a2c90bae973a"/>
     <w:basedOn w:val="style65"/>
     <w:next w:val="style4108"/>
     <w:link w:val="style5"/>
     <w:uiPriority w:val="9"/>
     <w:rPr>
-      <w:rFonts w:cs="宋体" w:eastAsia="宋体"/>
+      <w:rFonts w:eastAsia="宋体" w:cs="宋体"/>
       <w:color w:val="0f4761"/>
     </w:rPr>
   </w:style>
-  <w:style w:type="character" w:customStyle="1" w:styleId="style4109">
+  <w:style w:type="character" w:styleId="style4109" w:customStyle="1">
     <w:name w:val="Heading 6 Char_9d07664b-d7db-4616-891d-4e71c081d476"/>
     <w:basedOn w:val="style65"/>
     <w:next w:val="style4109"/>
     <w:link w:val="style6"/>
     <w:uiPriority w:val="9"/>
     <w:rPr>
-      <w:rFonts w:cs="宋体" w:eastAsia="宋体"/>
+      <w:rFonts w:eastAsia="宋体" w:cs="宋体"/>
       <w:i/>
       <w:iCs/>
       <w:color w:val="595959"/>
     </w:rPr>
   </w:style>
-  <w:style w:type="character" w:customStyle="1" w:styleId="style4110">
+  <w:style w:type="character" w:styleId="style4110" w:customStyle="1">
     <w:name w:val="Heading 7 Char_d141f90c-e061-49fc-95dd-87cc297ec847"/>
     <w:basedOn w:val="style65"/>
     <w:next w:val="style4110"/>
     <w:link w:val="style7"/>
     <w:uiPriority w:val="9"/>
     <w:rPr>
-      <w:rFonts w:cs="宋体" w:eastAsia="宋体"/>
+      <w:rFonts w:eastAsia="宋体" w:cs="宋体"/>
       <w:color w:val="595959"/>
     </w:rPr>
   </w:style>
-  <w:style w:type="character" w:customStyle="1" w:styleId="style4111">
+  <w:style w:type="character" w:styleId="style4111" w:customStyle="1">
     <w:name w:val="Heading 8 Char_0c0cf505-4ede-41d2-88c8-e438dff76e9c"/>
     <w:basedOn w:val="style65"/>
     <w:next w:val="style4111"/>
     <w:link w:val="style8"/>
     <w:uiPriority w:val="9"/>
     <w:rPr>
-      <w:rFonts w:cs="宋体" w:eastAsia="宋体"/>
+      <w:rFonts w:eastAsia="宋体" w:cs="宋体"/>
       <w:i/>
       <w:iCs/>
       <w:color w:val="272727"/>
     </w:rPr>
   </w:style>
-  <w:style w:type="character" w:customStyle="1" w:styleId="style4112">
+  <w:style w:type="character" w:styleId="style4112" w:customStyle="1">
     <w:name w:val="Heading 9 Char_416c42b3-92b1-4e76-a9b1-ff913a8a4b88"/>
     <w:basedOn w:val="style65"/>
     <w:next w:val="style4112"/>
     <w:link w:val="style9"/>
     <w:uiPriority w:val="9"/>
     <w:rPr>
-      <w:rFonts w:cs="宋体" w:eastAsia="宋体"/>
+      <w:rFonts w:eastAsia="宋体" w:cs="宋体"/>
       <w:color w:val="272727"/>
     </w:rPr>
   </w:style>
@@ -1793,7 +3283,7 @@
     </w:pPr>
     <w:rPr/>
   </w:style>
-  <w:style w:type="paragraph" w:customStyle="1" w:styleId="style4113">
+  <w:style w:type="paragraph" w:styleId="style4113" w:customStyle="1">
     <w:name w:val="Footnote Text"/>
     <w:basedOn w:val="style0"/>
     <w:next w:val="style4113"/>
@@ -1801,7 +3291,7 @@
     <w:uiPriority w:val="9"/>
     <w:pPr/>
   </w:style>
-  <w:style w:type="paragraph" w:customStyle="1" w:styleId="style4114">
+  <w:style w:type="paragraph" w:styleId="style4114" w:customStyle="1">
     <w:name w:val="Footnote Block Text"/>
     <w:basedOn w:val="style4113"/>
     <w:next w:val="style4113"/>
@@ -1813,11 +3303,11 @@
     </w:pPr>
     <w:rPr/>
   </w:style>
-  <w:style w:type="character" w:default="1" w:styleId="style65">
+  <w:style w:type="character" w:styleId="style65" w:default="1">
     <w:name w:val="Default Paragraph Font"/>
     <w:next w:val="style65"/>
   </w:style>
-  <w:style w:type="table" w:customStyle="1" w:styleId="style4115">
+  <w:style w:type="table" w:styleId="style4115" w:customStyle="1">
     <w:name w:val="Table"/>
     <w:next w:val="style4115"/>
     <w:qFormat/>
@@ -1840,7 +3330,7 @@
       </w:tblPr>
       <w:tcPr>
         <w:tcBorders>
-          <w:bottom w:val="single" w:sz="4" w:space="0" w:color="auto"/>
+          <w:bottom w:val="single" w:color="auto" w:sz="4" w:space="0"/>
         </w:tcBorders>
         <w:vAlign w:val="bottom"/>
       </w:tcPr>
@@ -1849,7 +3339,7 @@
       <w:tcBorders/>
     </w:tcPr>
   </w:style>
-  <w:style w:type="paragraph" w:customStyle="1" w:styleId="style4116">
+  <w:style w:type="paragraph" w:styleId="style4116" w:customStyle="1">
     <w:name w:val="Definition Term"/>
     <w:basedOn w:val="style0"/>
     <w:next w:val="style4117"/>
@@ -1862,13 +3352,13 @@
       <w:b/>
     </w:rPr>
   </w:style>
-  <w:style w:type="paragraph" w:customStyle="1" w:styleId="style4117">
+  <w:style w:type="paragraph" w:styleId="style4117" w:customStyle="1">
     <w:name w:val="Definition"/>
     <w:basedOn w:val="style0"/>
     <w:next w:val="style4117"/>
     <w:pPr/>
   </w:style>
-  <w:style w:type="paragraph" w:customStyle="1" w:styleId="style4118">
+  <w:style w:type="paragraph" w:styleId="style4118" w:customStyle="1">
     <w:name w:val="Caption"/>
     <w:basedOn w:val="style0"/>
     <w:next w:val="style4118"/>
@@ -1880,7 +3370,7 @@
       <w:i/>
     </w:rPr>
   </w:style>
-  <w:style w:type="paragraph" w:customStyle="1" w:styleId="style4119">
+  <w:style w:type="paragraph" w:styleId="style4119" w:customStyle="1">
     <w:name w:val="Table Caption"/>
     <w:basedOn w:val="style4118"/>
     <w:next w:val="style4119"/>
@@ -1889,19 +3379,19 @@
     </w:pPr>
     <w:rPr/>
   </w:style>
-  <w:style w:type="paragraph" w:customStyle="1" w:styleId="style4120">
+  <w:style w:type="paragraph" w:styleId="style4120" w:customStyle="1">
     <w:name w:val="Image Caption"/>
     <w:basedOn w:val="style4118"/>
     <w:next w:val="style4120"/>
     <w:pPr/>
   </w:style>
-  <w:style w:type="paragraph" w:customStyle="1" w:styleId="style4121">
+  <w:style w:type="paragraph" w:styleId="style4121" w:customStyle="1">
     <w:name w:val="Figure"/>
     <w:basedOn w:val="style0"/>
     <w:next w:val="style4121"/>
     <w:pPr/>
   </w:style>
-  <w:style w:type="paragraph" w:customStyle="1" w:styleId="style4122">
+  <w:style w:type="paragraph" w:styleId="style4122" w:customStyle="1">
     <w:name w:val="Captioned Figure"/>
     <w:basedOn w:val="style4121"/>
     <w:next w:val="style4122"/>
@@ -1910,13 +3400,13 @@
     </w:pPr>
     <w:rPr/>
   </w:style>
-  <w:style w:type="character" w:customStyle="1" w:styleId="style4123">
+  <w:style w:type="character" w:styleId="style4123" w:customStyle="1">
     <w:name w:val="Body Text Char"/>
     <w:basedOn w:val="style65"/>
     <w:next w:val="style4123"/>
     <w:link w:val="style66"/>
   </w:style>
-  <w:style w:type="character" w:customStyle="1" w:styleId="style4124">
+  <w:style w:type="character" w:styleId="style4124" w:customStyle="1">
     <w:name w:val="Verbatim Char"/>
     <w:basedOn w:val="style4123"/>
     <w:next w:val="style4124"/>
@@ -1925,12 +3415,12 @@
       <w:sz w:val="22"/>
     </w:rPr>
   </w:style>
-  <w:style w:type="character" w:customStyle="1" w:styleId="style4125">
+  <w:style w:type="character" w:styleId="style4125" w:customStyle="1">
     <w:name w:val="Section Number"/>
     <w:basedOn w:val="style4123"/>
     <w:next w:val="style4125"/>
   </w:style>
-  <w:style w:type="character" w:customStyle="1" w:styleId="style4126">
+  <w:style w:type="character" w:styleId="style4126" w:customStyle="1">
     <w:name w:val="Footnote Reference"/>
     <w:basedOn w:val="style4123"/>
     <w:next w:val="style4126"/>
@@ -1953,17 +3443,17 @@
     <w:qFormat/>
     <w:uiPriority w:val="39"/>
     <w:pPr>
-      <w:spacing w:before="240" w:lineRule="auto" w:line="259"/>
+      <w:spacing w:before="240" w:line="259" w:lineRule="auto"/>
       <w:outlineLvl w:val="9"/>
     </w:pPr>
     <w:rPr>
-      <w:rFonts w:ascii="Aptos Display" w:cs="宋体" w:eastAsia="宋体" w:hAnsi="Aptos Display"/>
+      <w:rFonts w:ascii="Aptos Display" w:hAnsi="Aptos Display" w:eastAsia="宋体" w:cs="宋体"/>
       <w:b w:val="false"/>
       <w:bCs w:val="false"/>
       <w:color w:val="365f91"/>
     </w:rPr>
   </w:style>
-  <w:style w:type="paragraph" w:customStyle="1" w:styleId="style4127">
+  <w:style w:type="paragraph" w:styleId="style4127" w:customStyle="1">
     <w:name w:val="Source Code"/>
     <w:basedOn w:val="style0"/>
     <w:next w:val="style4127"/>
@@ -1973,7 +3463,7 @@
     </w:pPr>
     <w:rPr/>
   </w:style>
-  <w:style w:type="character" w:customStyle="1" w:styleId="style4128">
+  <w:style w:type="character" w:styleId="style4128" w:customStyle="1">
     <w:name w:val="KeywordTok"/>
     <w:basedOn w:val="style4124"/>
     <w:next w:val="style4128"/>
@@ -1982,7 +3472,7 @@
       <w:color w:val="007020"/>
     </w:rPr>
   </w:style>
-  <w:style w:type="character" w:customStyle="1" w:styleId="style4129">
+  <w:style w:type="character" w:styleId="style4129" w:customStyle="1">
     <w:name w:val="DataTypeTok"/>
     <w:basedOn w:val="style4124"/>
     <w:next w:val="style4129"/>
@@ -1990,7 +3480,7 @@
       <w:color w:val="902000"/>
     </w:rPr>
   </w:style>
-  <w:style w:type="character" w:customStyle="1" w:styleId="style4130">
+  <w:style w:type="character" w:styleId="style4130" w:customStyle="1">
     <w:name w:val="DecValTok"/>
     <w:basedOn w:val="style4124"/>
     <w:next w:val="style4130"/>
@@ -1998,7 +3488,7 @@
       <w:color w:val="40a070"/>
     </w:rPr>
   </w:style>
-  <w:style w:type="character" w:customStyle="1" w:styleId="style4131">
+  <w:style w:type="character" w:styleId="style4131" w:customStyle="1">
     <w:name w:val="BaseNTok"/>
     <w:basedOn w:val="style4124"/>
     <w:next w:val="style4131"/>
@@ -2006,7 +3496,7 @@
       <w:color w:val="40a070"/>
     </w:rPr>
   </w:style>
-  <w:style w:type="character" w:customStyle="1" w:styleId="style4132">
+  <w:style w:type="character" w:styleId="style4132" w:customStyle="1">
     <w:name w:val="FloatTok"/>
     <w:basedOn w:val="style4124"/>
     <w:next w:val="style4132"/>
@@ -2014,7 +3504,7 @@
       <w:color w:val="40a070"/>
     </w:rPr>
   </w:style>
-  <w:style w:type="character" w:customStyle="1" w:styleId="style4133">
+  <w:style w:type="character" w:styleId="style4133" w:customStyle="1">
     <w:name w:val="ConstantTok"/>
     <w:basedOn w:val="style4124"/>
     <w:next w:val="style4133"/>
@@ -2022,7 +3512,7 @@
       <w:color w:val="880000"/>
     </w:rPr>
   </w:style>
-  <w:style w:type="character" w:customStyle="1" w:styleId="style4134">
+  <w:style w:type="character" w:styleId="style4134" w:customStyle="1">
     <w:name w:val="CharTok"/>
     <w:basedOn w:val="style4124"/>
     <w:next w:val="style4134"/>
@@ -2030,7 +3520,7 @@
       <w:color w:val="4070a0"/>
     </w:rPr>
   </w:style>
-  <w:style w:type="character" w:customStyle="1" w:styleId="style4135">
+  <w:style w:type="character" w:styleId="style4135" w:customStyle="1">
     <w:name w:val="SpecialCharTok"/>
     <w:basedOn w:val="style4124"/>
     <w:next w:val="style4135"/>
@@ -2038,7 +3528,7 @@
       <w:color w:val="4070a0"/>
     </w:rPr>
   </w:style>
-  <w:style w:type="character" w:customStyle="1" w:styleId="style4136">
+  <w:style w:type="character" w:styleId="style4136" w:customStyle="1">
     <w:name w:val="StringTok"/>
     <w:basedOn w:val="style4124"/>
     <w:next w:val="style4136"/>
@@ -2046,7 +3536,7 @@
       <w:color w:val="4070a0"/>
     </w:rPr>
   </w:style>
-  <w:style w:type="character" w:customStyle="1" w:styleId="style4137">
+  <w:style w:type="character" w:styleId="style4137" w:customStyle="1">
     <w:name w:val="VerbatimStringTok"/>
     <w:basedOn w:val="style4124"/>
     <w:next w:val="style4137"/>
@@ -2054,7 +3544,7 @@
       <w:color w:val="4070a0"/>
     </w:rPr>
   </w:style>
-  <w:style w:type="character" w:customStyle="1" w:styleId="style4138">
+  <w:style w:type="character" w:styleId="style4138" w:customStyle="1">
     <w:name w:val="SpecialStringTok"/>
     <w:basedOn w:val="style4124"/>
     <w:next w:val="style4138"/>
@@ -2062,7 +3552,7 @@
       <w:color w:val="bb6688"/>
     </w:rPr>
   </w:style>
-  <w:style w:type="character" w:customStyle="1" w:styleId="style4139">
+  <w:style w:type="character" w:styleId="style4139" w:customStyle="1">
     <w:name w:val="ImportTok"/>
     <w:basedOn w:val="style4124"/>
     <w:next w:val="style4139"/>
@@ -2071,7 +3561,7 @@
       <w:color w:val="008000"/>
     </w:rPr>
   </w:style>
-  <w:style w:type="character" w:customStyle="1" w:styleId="style4140">
+  <w:style w:type="character" w:styleId="style4140" w:customStyle="1">
     <w:name w:val="CommentTok"/>
     <w:basedOn w:val="style4124"/>
     <w:next w:val="style4140"/>
@@ -2080,7 +3570,7 @@
       <w:color w:val="60a0b0"/>
     </w:rPr>
   </w:style>
-  <w:style w:type="character" w:customStyle="1" w:styleId="style4141">
+  <w:style w:type="character" w:styleId="style4141" w:customStyle="1">
     <w:name w:val="DocumentationTok"/>
     <w:basedOn w:val="style4124"/>
     <w:next w:val="style4141"/>
@@ -2089,7 +3579,7 @@
       <w:color w:val="ba2121"/>
     </w:rPr>
   </w:style>
-  <w:style w:type="character" w:customStyle="1" w:styleId="style4142">
+  <w:style w:type="character" w:styleId="style4142" w:customStyle="1">
     <w:name w:val="AnnotationTok"/>
     <w:basedOn w:val="style4124"/>
     <w:next w:val="style4142"/>
@@ -2099,7 +3589,7 @@
       <w:color w:val="60a0b0"/>
     </w:rPr>
   </w:style>
-  <w:style w:type="character" w:customStyle="1" w:styleId="style4143">
+  <w:style w:type="character" w:styleId="style4143" w:customStyle="1">
     <w:name w:val="CommentVarTok"/>
     <w:basedOn w:val="style4124"/>
     <w:next w:val="style4143"/>
@@ -2109,7 +3599,7 @@
       <w:color w:val="60a0b0"/>
     </w:rPr>
   </w:style>
-  <w:style w:type="character" w:customStyle="1" w:styleId="style4144">
+  <w:style w:type="character" w:styleId="style4144" w:customStyle="1">
     <w:name w:val="OtherTok"/>
     <w:basedOn w:val="style4124"/>
     <w:next w:val="style4144"/>
@@ -2117,7 +3607,7 @@
       <w:color w:val="007020"/>
     </w:rPr>
   </w:style>
-  <w:style w:type="character" w:customStyle="1" w:styleId="style4145">
+  <w:style w:type="character" w:styleId="style4145" w:customStyle="1">
     <w:name w:val="FunctionTok"/>
     <w:basedOn w:val="style4124"/>
     <w:next w:val="style4145"/>
@@ -2125,7 +3615,7 @@
       <w:color w:val="06287e"/>
     </w:rPr>
   </w:style>
-  <w:style w:type="character" w:customStyle="1" w:styleId="style4146">
+  <w:style w:type="character" w:styleId="style4146" w:customStyle="1">
     <w:name w:val="VariableTok"/>
     <w:basedOn w:val="style4124"/>
     <w:next w:val="style4146"/>
@@ -2133,7 +3623,7 @@
       <w:color w:val="19177c"/>
     </w:rPr>
   </w:style>
-  <w:style w:type="character" w:customStyle="1" w:styleId="style4147">
+  <w:style w:type="character" w:styleId="style4147" w:customStyle="1">
     <w:name w:val="ControlFlowTok"/>
     <w:basedOn w:val="style4124"/>
     <w:next w:val="style4147"/>
@@ -2142,7 +3632,7 @@
       <w:color w:val="007020"/>
     </w:rPr>
   </w:style>
-  <w:style w:type="character" w:customStyle="1" w:styleId="style4148">
+  <w:style w:type="character" w:styleId="style4148" w:customStyle="1">
     <w:name w:val="OperatorTok"/>
     <w:basedOn w:val="style4124"/>
     <w:next w:val="style4148"/>
@@ -2150,7 +3640,7 @@
       <w:color w:val="666666"/>
     </w:rPr>
   </w:style>
-  <w:style w:type="character" w:customStyle="1" w:styleId="style4149">
+  <w:style w:type="character" w:styleId="style4149" w:customStyle="1">
     <w:name w:val="BuiltInTok"/>
     <w:basedOn w:val="style4124"/>
     <w:next w:val="style4149"/>
@@ -2158,12 +3648,12 @@
       <w:color w:val="008000"/>
     </w:rPr>
   </w:style>
-  <w:style w:type="character" w:customStyle="1" w:styleId="style4150">
+  <w:style w:type="character" w:styleId="style4150" w:customStyle="1">
     <w:name w:val="ExtensionTok"/>
     <w:basedOn w:val="style4124"/>
     <w:next w:val="style4150"/>
   </w:style>
-  <w:style w:type="character" w:customStyle="1" w:styleId="style4151">
+  <w:style w:type="character" w:styleId="style4151" w:customStyle="1">
     <w:name w:val="PreprocessorTok"/>
     <w:basedOn w:val="style4124"/>
     <w:next w:val="style4151"/>
@@ -2171,7 +3661,7 @@
       <w:color w:val="bc7a00"/>
     </w:rPr>
   </w:style>
-  <w:style w:type="character" w:customStyle="1" w:styleId="style4152">
+  <w:style w:type="character" w:styleId="style4152" w:customStyle="1">
     <w:name w:val="AttributeTok"/>
     <w:basedOn w:val="style4124"/>
     <w:next w:val="style4152"/>
@@ -2179,12 +3669,12 @@
       <w:color w:val="7d9029"/>
     </w:rPr>
   </w:style>
-  <w:style w:type="character" w:customStyle="1" w:styleId="style4153">
+  <w:style w:type="character" w:styleId="style4153" w:customStyle="1">
     <w:name w:val="RegionMarkerTok"/>
     <w:basedOn w:val="style4124"/>
     <w:next w:val="style4153"/>
   </w:style>
-  <w:style w:type="character" w:customStyle="1" w:styleId="style4154">
+  <w:style w:type="character" w:styleId="style4154" w:customStyle="1">
     <w:name w:val="InformationTok"/>
     <w:basedOn w:val="style4124"/>
     <w:next w:val="style4154"/>
@@ -2194,7 +3684,7 @@
       <w:color w:val="60a0b0"/>
     </w:rPr>
   </w:style>
-  <w:style w:type="character" w:customStyle="1" w:styleId="style4155">
+  <w:style w:type="character" w:styleId="style4155" w:customStyle="1">
     <w:name w:val="WarningTok"/>
     <w:basedOn w:val="style4124"/>
     <w:next w:val="style4155"/>
@@ -2204,7 +3694,7 @@
       <w:color w:val="60a0b0"/>
     </w:rPr>
   </w:style>
-  <w:style w:type="character" w:customStyle="1" w:styleId="style4156">
+  <w:style w:type="character" w:styleId="style4156" w:customStyle="1">
     <w:name w:val="AlertTok"/>
     <w:basedOn w:val="style4124"/>
     <w:next w:val="style4156"/>
@@ -2213,7 +3703,7 @@
       <w:color w:val="ff0000"/>
     </w:rPr>
   </w:style>
-  <w:style w:type="character" w:customStyle="1" w:styleId="style4157">
+  <w:style w:type="character" w:styleId="style4157" w:customStyle="1">
     <w:name w:val="ErrorTok"/>
     <w:basedOn w:val="style4124"/>
     <w:next w:val="style4157"/>
@@ -2222,10 +3712,20 @@
       <w:color w:val="ff0000"/>
     </w:rPr>
   </w:style>
-  <w:style w:type="character" w:customStyle="1" w:styleId="style4158">
+  <w:style w:type="character" w:styleId="style4158" w:customStyle="1">
     <w:name w:val="NormalTok"/>
     <w:basedOn w:val="style4124"/>
     <w:next w:val="style4158"/>
+  </w:style>
+  <w:style xmlns:w14="http://schemas.microsoft.com/office/word/2010/wordml" xmlns:mc="http://schemas.openxmlformats.org/markup-compatibility/2006" xmlns:w="http://schemas.openxmlformats.org/wordprocessingml/2006/main" w:type="paragraph" w:styleId="ListParagraph" mc:Ignorable="w14">
+    <w:name xmlns:w="http://schemas.openxmlformats.org/wordprocessingml/2006/main" w:val="List Paragraph"/>
+    <w:basedOn xmlns:w="http://schemas.openxmlformats.org/wordprocessingml/2006/main" w:val="style0"/>
+    <w:uiPriority xmlns:w="http://schemas.openxmlformats.org/wordprocessingml/2006/main" w:val="34"/>
+    <w:qFormat xmlns:w="http://schemas.openxmlformats.org/wordprocessingml/2006/main"/>
+    <w:pPr xmlns:w="http://schemas.openxmlformats.org/wordprocessingml/2006/main">
+      <w:ind xmlns:w="http://schemas.openxmlformats.org/wordprocessingml/2006/main" w:left="720"/>
+      <w:contextualSpacing xmlns:w="http://schemas.openxmlformats.org/wordprocessingml/2006/main"/>
+    </w:pPr>
   </w:style>
 </w:styles>
 </file>

--- a/qa-automation/resume.docx
+++ b/qa-automation/resume.docx
@@ -2,367 +2,10 @@
 <file path=word/document.xml><?xml version="1.0" encoding="utf-8"?>
 <w:document xmlns:w="http://schemas.openxmlformats.org/wordprocessingml/2006/main" xmlns:wp="http://schemas.openxmlformats.org/drawingml/2006/wordprocessingDrawing" xmlns:r="http://schemas.openxmlformats.org/officeDocument/2006/relationships" xmlns:v="urn:schemas-microsoft-com:vml" xmlns:w10="urn:schemas-microsoft-com:office:word" xmlns:o="urn:schemas-microsoft-com:office:office" xmlns:wp14="http://schemas.microsoft.com/office/word/2010/wordprocessingDrawing" xmlns:w14="http://schemas.microsoft.com/office/word/2010/wordml" xmlns:mc="http://schemas.openxmlformats.org/markup-compatibility/2006" xmlns:m="http://schemas.openxmlformats.org/officeDocument/2006/math" xmlns:wps="http://schemas.microsoft.com/office/word/2010/wordprocessingShape" xmlns:wpg="http://schemas.microsoft.com/office/word/2010/wordprocessingGroup" xmlns:wpi="http://schemas.microsoft.com/office/word/2010/wordprocessingInk" xmlns:wpc="http://schemas.microsoft.com/office/word/2010/wordprocessingCanvas" xmlns:wpsCustomData="http://www.wps.cn/officeDocument/2013/wpsCustomData" mc:Ignorable="w14 wp14">
   <w:body>
-    <w:p>
-      <w:pPr>
-        <w:pStyle w:val="style1"/>
-      </w:pPr>
-      <w:r>
-        <w:rPr>
-          <w:noProof w:val="0"/>
-          <w:lang w:val="en-US"/>
-        </w:rPr>
-        <w:t>HARI SATYA NARASIMHA ANDEY</w:t>
-      </w:r>
-      <w:bookmarkStart w:name="hari-satya-narasimha-andey" w:id="0"/>
-    </w:p>
-    <w:p>
-      <w:pPr>
-        <w:rPr>
-          <w:noProof w:val="0"/>
-          <w:color w:val="000000" w:themeColor="text1" w:themeTint="FF" w:themeShade="FF"/>
-          <w:sz w:val="32"/>
-          <w:szCs w:val="32"/>
-          <w:lang w:val="en-US"/>
-        </w:rPr>
-      </w:pPr>
-      <w:r>
-        <w:rPr>
-          <w:noProof w:val="0"/>
-          <w:color w:val="000000" w:themeColor="text1" w:themeTint="FF" w:themeShade="FF"/>
-          <w:sz w:val="32"/>
-          <w:szCs w:val="32"/>
-          <w:lang w:val="en-US"/>
-        </w:rPr>
-        <w:t xml:space="preserve">Software Quality Engineer | QA Automation (Selenium + </w:t>
-      </w:r>
-      <w:r>
-        <w:rPr>
-          <w:noProof w:val="0"/>
-          <w:color w:val="000000" w:themeColor="text1" w:themeTint="FF" w:themeShade="FF"/>
-          <w:sz w:val="32"/>
-          <w:szCs w:val="32"/>
-          <w:lang w:val="en-US"/>
-        </w:rPr>
-        <w:t>Java</w:t>
-      </w:r>
-      <w:r>
-        <w:rPr>
-          <w:noProof w:val="0"/>
-          <w:color w:val="000000" w:themeColor="text1" w:themeTint="FF" w:themeShade="FF"/>
-          <w:sz w:val="32"/>
-          <w:szCs w:val="32"/>
-          <w:lang w:val="en-US"/>
-        </w:rPr>
-        <w:t>)</w:t>
-      </w:r>
-    </w:p>
-    <w:p xmlns:wp14="http://schemas.microsoft.com/office/word/2010/wordml" wp14:textId="6AD79C1A">
-      <w:pPr>
-        <w:pStyle w:val="style66"/>
-      </w:pPr>
-      <w:r>
-        <w:rPr>
-          <w:lang w:val="en-US"/>
-        </w:rPr>
-        <w:t xml:space="preserve">📍 </w:t>
-      </w:r>
-      <w:r>
-        <w:rPr>
-          <w:lang w:val="en-US"/>
-        </w:rPr>
-        <w:t xml:space="preserve">Hyderabad, </w:t>
-      </w:r>
-      <w:r>
-        <w:rPr>
-          <w:lang w:val="en-US"/>
-        </w:rPr>
-        <w:t>India</w:t>
-      </w:r>
-      <w:r>
-        <w:rPr>
-          <w:lang w:val="en-US"/>
-        </w:rPr>
-        <w:t xml:space="preserve">           </w:t>
-      </w:r>
-      <w:r>
-        <w:rPr>
-          <w:lang w:val="en-US"/>
-        </w:rPr>
-        <w:t xml:space="preserve"> </w:t>
-      </w:r>
-      <w:r>
-        <w:rPr>
-          <w:lang w:val="en-US"/>
-        </w:rPr>
-        <w:t>| 📧</w:t>
-      </w:r>
-      <w:r>
-        <w:rPr>
-          <w:lang w:val="en-US"/>
-        </w:rPr>
-        <w:t xml:space="preserve"> Email: harisatyanarasimha@gmail.com </w:t>
-      </w:r>
-    </w:p>
-    <w:p xmlns:wp14="http://schemas.microsoft.com/office/word/2010/wordml" wp14:textId="15E4615D">
-      <w:pPr>
-        <w:pStyle w:val="style66"/>
-      </w:pPr>
-      <w:r>
-        <w:rPr>
-          <w:lang w:val="pt-BR"/>
-        </w:rPr>
-        <w:t xml:space="preserve">📞 Mobile: 9848756485 </w:t>
-      </w:r>
-      <w:r>
-        <w:rPr>
-          <w:lang w:val="pt-BR"/>
-        </w:rPr>
-        <w:t xml:space="preserve">    </w:t>
-      </w:r>
-      <w:r>
-        <w:rPr>
-          <w:lang w:val="pt-BR"/>
-        </w:rPr>
-        <w:t xml:space="preserve">| </w:t>
-      </w:r>
-      <w:r>
-        <w:rPr>
-          <w:lang w:val="pt-BR"/>
-        </w:rPr>
-        <w:t>🔗</w:t>
-      </w:r>
-      <w:r>
-        <w:rPr>
-          <w:lang w:val="pt-BR"/>
-        </w:rPr>
-        <w:t xml:space="preserve"> LinkedIn: </w:t>
-      </w:r>
-      <w:hyperlink r:id="Rbde772d8c83c4ae9">
-        <w:r>
-          <w:rPr>
-            <w:rStyle w:val="style85"/>
-            <w:lang w:val="pt-BR"/>
-          </w:rPr>
-          <w:t>https://www.linkedin.com/in/harisatya/</w:t>
-        </w:r>
-      </w:hyperlink>
-    </w:p>
+    <w:bookmarkStart w:name="hari-satya-narasimha-andey" w:id="0"/>
     <w:bookmarkStart w:name="professional-summary" w:id="1"/>
     <w:bookmarkStart w:name="technical-skills" w:id="2"/>
     <w:bookmarkEnd w:id="1"/>
-    <w:p xmlns:wp14="http://schemas.microsoft.com/office/word/2010/wordml" wp14:textId="0A3C39EB">
-      <w:pPr>
-        <w:pStyle w:val="style66"/>
-        <w:spacing w:before="0" w:beforeAutospacing="off"/>
-        <w:ind w:left="0"/>
-        <w:rPr>
-          <w:lang w:val="pt-BR"/>
-        </w:rPr>
-      </w:pPr>
-    </w:p>
-    <w:p xmlns:wp14="http://schemas.microsoft.com/office/word/2010/wordml" wp14:textId="35616A9C">
-      <w:pPr>
-        <w:pStyle w:val="style2"/>
-      </w:pPr>
-      <w:r>
-        <w:rPr>
-          <w:noProof w:val="0"/>
-          <w:lang w:val="en-US"/>
-        </w:rPr>
-        <w:t>PROFESSIONAL SUMMARY</w:t>
-      </w:r>
-    </w:p>
-    <w:p xmlns:wp14="http://schemas.microsoft.com/office/word/2010/wordml" w14:noSpellErr="1" wp14:textId="7408C677">
-      <w:pPr>
-        <w:pStyle w:val="style2"/>
-      </w:pPr>
-      <w:r>
-        <w:rPr>
-          <w:rFonts w:ascii="Aptos" w:hAnsi="Aptos" w:eastAsia="Aptos" w:cs="Aptos"/>
-          <w:noProof w:val="0"/>
-          <w:color w:val="000000" w:themeColor="text1" w:themeTint="FF" w:themeShade="FF"/>
-          <w:sz w:val="24"/>
-          <w:szCs w:val="24"/>
-          <w:lang w:val="en-US"/>
-        </w:rPr>
-        <w:t xml:space="preserve">QA Automation Engineer with 4+ years of experience at Infosys specializing in Selenium WebDriver with Java and C#. Strong </w:t>
-      </w:r>
-      <w:r>
-        <w:rPr>
-          <w:rFonts w:ascii="Aptos" w:hAnsi="Aptos" w:eastAsia="Aptos" w:cs="Aptos"/>
-          <w:noProof w:val="0"/>
-          <w:color w:val="000000" w:themeColor="text1" w:themeTint="FF" w:themeShade="FF"/>
-          <w:sz w:val="24"/>
-          <w:szCs w:val="24"/>
-          <w:lang w:val="en-US"/>
-        </w:rPr>
-        <w:t>expertise</w:t>
-      </w:r>
-      <w:r>
-        <w:rPr>
-          <w:rFonts w:ascii="Aptos" w:hAnsi="Aptos" w:eastAsia="Aptos" w:cs="Aptos"/>
-          <w:noProof w:val="0"/>
-          <w:color w:val="000000" w:themeColor="text1" w:themeTint="FF" w:themeShade="FF"/>
-          <w:sz w:val="24"/>
-          <w:szCs w:val="24"/>
-          <w:lang w:val="en-US"/>
-        </w:rPr>
-        <w:t xml:space="preserve"> in building automation frameworks using TestNG, JUnit, </w:t>
-      </w:r>
-      <w:r>
-        <w:rPr>
-          <w:rFonts w:ascii="Aptos" w:hAnsi="Aptos" w:eastAsia="Aptos" w:cs="Aptos"/>
-          <w:noProof w:val="0"/>
-          <w:color w:val="000000" w:themeColor="text1" w:themeTint="FF" w:themeShade="FF"/>
-          <w:sz w:val="24"/>
-          <w:szCs w:val="24"/>
-          <w:lang w:val="en-US"/>
-        </w:rPr>
-        <w:t>NUnit</w:t>
-      </w:r>
-      <w:r>
-        <w:rPr>
-          <w:rFonts w:ascii="Aptos" w:hAnsi="Aptos" w:eastAsia="Aptos" w:cs="Aptos"/>
-          <w:noProof w:val="0"/>
-          <w:color w:val="000000" w:themeColor="text1" w:themeTint="FF" w:themeShade="FF"/>
-          <w:sz w:val="24"/>
-          <w:szCs w:val="24"/>
-          <w:lang w:val="en-US"/>
-        </w:rPr>
-        <w:t xml:space="preserve"> </w:t>
-      </w:r>
-      <w:r>
-        <w:rPr>
-          <w:rFonts w:ascii="Aptos" w:hAnsi="Aptos" w:eastAsia="Aptos" w:cs="Aptos"/>
-          <w:noProof w:val="0"/>
-          <w:color w:val="000000" w:themeColor="text1" w:themeTint="FF" w:themeShade="FF"/>
-          <w:sz w:val="24"/>
-          <w:szCs w:val="24"/>
-          <w:lang w:val="en-US"/>
-        </w:rPr>
-        <w:t>and Cucumber (BDD). Hands-on experience in API testing using Rest Assured and Postman.</w:t>
-      </w:r>
-    </w:p>
-    <w:p xmlns:wp14="http://schemas.microsoft.com/office/word/2010/wordml" wp14:textId="31FC89A4">
-      <w:pPr>
-        <w:pStyle w:val="style66"/>
-        <w:rPr>
-          <w:noProof w:val="0"/>
-          <w:color w:val="000000" w:themeColor="text1" w:themeTint="FF" w:themeShade="FF"/>
-          <w:lang w:val="en-US"/>
-        </w:rPr>
-      </w:pPr>
-      <w:r>
-        <w:rPr>
-          <w:noProof w:val="0"/>
-          <w:color w:val="000000" w:themeColor="text1" w:themeTint="FF" w:themeShade="FF"/>
-          <w:lang w:val="en-US"/>
-        </w:rPr>
-        <w:t xml:space="preserve">Improved regression efficiency by up to </w:t>
-      </w:r>
-      <w:r>
-        <w:rPr>
-          <w:b w:val="1"/>
-          <w:bCs w:val="1"/>
-          <w:noProof w:val="0"/>
-          <w:color w:val="000000" w:themeColor="text1" w:themeTint="FF" w:themeShade="FF"/>
-          <w:lang w:val="en-US"/>
-        </w:rPr>
-        <w:t>40% through automation</w:t>
-      </w:r>
-      <w:r>
-        <w:rPr>
-          <w:noProof w:val="0"/>
-          <w:color w:val="000000" w:themeColor="text1" w:themeTint="FF" w:themeShade="FF"/>
-          <w:lang w:val="en-US"/>
-        </w:rPr>
-        <w:t>.</w:t>
-      </w:r>
-      <w:r>
-        <w:rPr>
-          <w:rFonts w:ascii="Aptos" w:hAnsi="Aptos" w:eastAsia="Aptos" w:cs="Aptos"/>
-          <w:noProof w:val="0"/>
-          <w:color w:val="000000" w:themeColor="text1" w:themeTint="FF" w:themeShade="FF"/>
-          <w:sz w:val="24"/>
-          <w:szCs w:val="24"/>
-          <w:lang w:val="en-US"/>
-        </w:rPr>
-        <w:t xml:space="preserve"> Proven </w:t>
-      </w:r>
-      <w:r>
-        <w:rPr>
-          <w:rFonts w:ascii="Aptos" w:hAnsi="Aptos" w:eastAsia="Aptos" w:cs="Aptos"/>
-          <w:noProof w:val="0"/>
-          <w:color w:val="000000" w:themeColor="text1" w:themeTint="FF" w:themeShade="FF"/>
-          <w:sz w:val="24"/>
-          <w:szCs w:val="24"/>
-          <w:lang w:val="en-US"/>
-        </w:rPr>
-        <w:t xml:space="preserve">ability to independently design and deliver high-impact solutions, including building an AI evaluation framework using </w:t>
-      </w:r>
-      <w:r>
-        <w:rPr>
-          <w:rFonts w:ascii="Aptos" w:hAnsi="Aptos" w:eastAsia="Aptos" w:cs="Aptos"/>
-          <w:noProof w:val="0"/>
-          <w:color w:val="000000" w:themeColor="text1" w:themeTint="FF" w:themeShade="FF"/>
-          <w:sz w:val="24"/>
-          <w:szCs w:val="24"/>
-          <w:lang w:val="en-US"/>
-        </w:rPr>
-        <w:t>DeepEval</w:t>
-      </w:r>
-      <w:r>
-        <w:rPr>
-          <w:rFonts w:ascii="Aptos" w:hAnsi="Aptos" w:eastAsia="Aptos" w:cs="Aptos"/>
-          <w:noProof w:val="0"/>
-          <w:color w:val="000000" w:themeColor="text1" w:themeTint="FF" w:themeShade="FF"/>
-          <w:sz w:val="24"/>
-          <w:szCs w:val="24"/>
-          <w:lang w:val="en-US"/>
-        </w:rPr>
-        <w:t xml:space="preserve"> for GenAI applications. </w:t>
-      </w:r>
-      <w:r>
-        <w:rPr>
-          <w:rFonts w:ascii="Aptos" w:hAnsi="Aptos" w:eastAsia="Aptos" w:cs="Aptos"/>
-          <w:noProof w:val="0"/>
-          <w:color w:val="000000" w:themeColor="text1" w:themeTint="FF" w:themeShade="FF"/>
-          <w:sz w:val="24"/>
-          <w:szCs w:val="24"/>
-          <w:lang w:val="en-US"/>
-        </w:rPr>
-        <w:t>Familiar with CI/CD pipelines (Jenkins) and version control using Git.</w:t>
-      </w:r>
-      <w:r>
-        <w:rPr>
-          <w:noProof w:val="0"/>
-          <w:color w:val="000000" w:themeColor="text1" w:themeTint="FF" w:themeShade="FF"/>
-          <w:lang w:val="en-US"/>
-        </w:rPr>
-        <w:t xml:space="preserve"> </w:t>
-      </w:r>
-    </w:p>
-    <w:p>
-      <w:pPr>
-        <w:pStyle w:val="style66"/>
-        <w:rPr>
-          <w:noProof w:val="0"/>
-          <w:lang w:val="en-US"/>
-        </w:rPr>
-      </w:pPr>
-    </w:p>
-    <w:p xmlns:wp14="http://schemas.microsoft.com/office/word/2010/wordml" wp14:textId="05C86888">
-      <w:pPr>
-        <w:pStyle w:val="style2"/>
-      </w:pPr>
-      <w:r>
-        <w:rPr>
-          <w:noProof w:val="0"/>
-          <w:lang w:val="en-US"/>
-        </w:rPr>
-        <w:t>TECHNICAL SKILLS</w:t>
-      </w:r>
-    </w:p>
     <w:bookmarkStart w:name="professional-experience" w:id="3"/>
     <w:bookmarkEnd w:id="2"/>
     <w:bookmarkStart w:name="infosys-ltd" w:id="4"/>
@@ -371,584 +14,764 @@
     <w:bookmarkEnd w:id="3"/>
     <w:bookmarkStart w:name="education" w:id="6"/>
     <w:bookmarkEnd w:id="5"/>
-    <w:p xmlns:wp14="http://schemas.microsoft.com/office/word/2010/wordml" wp14:textId="310F4279">
-      <w:pPr>
-        <w:pStyle w:val="style0"/>
-        <w:spacing w:after="0" w:afterAutospacing="off"/>
+    <w:bookmarkStart w:name="additional-information" w:id="7"/>
+    <w:bookmarkEnd w:id="6"/>
+    <w:p xmlns:wp14="http://schemas.microsoft.com/office/word/2010/wordml" wp14:textId="6F574F29">
+      <w:pPr>
+        <w:pStyle w:val="style1"/>
+      </w:pPr>
+      <w:r>
+        <w:rPr/>
+        <w:t>HARI SATYA NARASIMHA ANDEY</w:t>
+      </w:r>
+    </w:p>
+    <w:p xmlns:wp14="http://schemas.microsoft.com/office/word/2010/wordml" wp14:textId="267C4A74">
+      <w:pPr>
+        <w:pStyle w:val="style4098"/>
         <w:rPr>
-          <w:rFonts w:ascii="Aptos" w:hAnsi="Aptos" w:eastAsia="Aptos" w:cs="Aptos"/>
           <w:noProof w:val="0"/>
           <w:color w:val="000000" w:themeColor="text1" w:themeTint="FF" w:themeShade="FF"/>
-          <w:sz w:val="24"/>
-          <w:szCs w:val="24"/>
-          <w:lang w:val="en-US"/>
-        </w:rPr>
-      </w:pPr>
-      <w:r>
-        <w:rPr>
-          <w:rFonts w:ascii="Aptos" w:hAnsi="Aptos" w:eastAsia="Aptos" w:cs="Aptos"/>
-          <w:b w:val="1"/>
-          <w:bCs w:val="1"/>
-          <w:noProof w:val="0"/>
-          <w:color w:val="000000" w:themeColor="text1" w:themeTint="FF" w:themeShade="FF"/>
-          <w:sz w:val="24"/>
-          <w:szCs w:val="24"/>
-          <w:lang w:val="en-US"/>
-        </w:rPr>
-        <w:t>Automation Testing:</w:t>
-      </w:r>
-      <w:r>
-        <w:rPr>
-          <w:rFonts w:ascii="Aptos" w:hAnsi="Aptos" w:eastAsia="Aptos" w:cs="Aptos"/>
-          <w:noProof w:val="0"/>
-          <w:color w:val="000000" w:themeColor="text1" w:themeTint="FF" w:themeShade="FF"/>
-          <w:sz w:val="24"/>
-          <w:szCs w:val="24"/>
-          <w:lang w:val="en-US"/>
-        </w:rPr>
-        <w:t xml:space="preserve"> </w:t>
-      </w:r>
-      <w:r>
-        <w:rPr>
-          <w:rFonts w:ascii="Aptos" w:hAnsi="Aptos" w:eastAsia="Aptos" w:cs="Aptos"/>
-          <w:noProof w:val="0"/>
-          <w:color w:val="000000" w:themeColor="text1" w:themeTint="FF" w:themeShade="FF"/>
-          <w:sz w:val="24"/>
-          <w:szCs w:val="24"/>
-          <w:lang w:val="en-US"/>
-        </w:rPr>
-        <w:t xml:space="preserve">Selenium WebDriver, TestNG, JUnit, Cucumber (BDD), </w:t>
-      </w:r>
-      <w:r>
-        <w:rPr>
-          <w:rFonts w:ascii="Aptos" w:hAnsi="Aptos" w:eastAsia="Aptos" w:cs="Aptos"/>
-          <w:noProof w:val="0"/>
-          <w:color w:val="000000" w:themeColor="text1" w:themeTint="FF" w:themeShade="FF"/>
-          <w:sz w:val="24"/>
-          <w:szCs w:val="24"/>
-          <w:lang w:val="en-US"/>
-        </w:rPr>
-        <w:t>NUnit</w:t>
-      </w:r>
-      <w:r>
-        <w:rPr>
-          <w:rFonts w:ascii="Aptos" w:hAnsi="Aptos" w:eastAsia="Aptos" w:cs="Aptos"/>
-          <w:noProof w:val="0"/>
-          <w:color w:val="000000" w:themeColor="text1" w:themeTint="FF" w:themeShade="FF"/>
-          <w:sz w:val="24"/>
-          <w:szCs w:val="24"/>
-          <w:lang w:val="en-US"/>
-        </w:rPr>
-        <w:t>, Page Object Model (POM), Test Automation Framework Design,</w:t>
-      </w:r>
-      <w:r>
-        <w:rPr>
-          <w:rFonts w:ascii="Aptos" w:hAnsi="Aptos" w:eastAsia="Aptos" w:cs="Aptos"/>
-          <w:noProof w:val="0"/>
-          <w:color w:val="000000" w:themeColor="text1" w:themeTint="FF" w:themeShade="FF"/>
-          <w:sz w:val="24"/>
-          <w:szCs w:val="24"/>
-          <w:lang w:val="en-US"/>
-        </w:rPr>
-        <w:t xml:space="preserve"> </w:t>
-      </w:r>
-      <w:r>
-        <w:rPr>
-          <w:rFonts w:ascii="Aptos" w:hAnsi="Aptos" w:eastAsia="Aptos" w:cs="Aptos"/>
-          <w:noProof w:val="0"/>
-          <w:color w:val="000000" w:themeColor="text1" w:themeTint="FF" w:themeShade="FF"/>
-          <w:sz w:val="24"/>
-          <w:szCs w:val="24"/>
-          <w:lang w:val="en-US"/>
-        </w:rPr>
-        <w:t>Data-Driven Testing</w:t>
-      </w:r>
-      <w:r>
-        <w:br/>
-      </w:r>
-      <w:r>
-        <w:rPr>
-          <w:rFonts w:ascii="Aptos" w:hAnsi="Aptos" w:eastAsia="Aptos" w:cs="Aptos"/>
-          <w:b w:val="1"/>
-          <w:bCs w:val="1"/>
-          <w:noProof w:val="0"/>
-          <w:color w:val="000000" w:themeColor="text1" w:themeTint="FF" w:themeShade="FF"/>
-          <w:sz w:val="24"/>
-          <w:szCs w:val="24"/>
-          <w:lang w:val="en-US"/>
-        </w:rPr>
-        <w:t>Programming Languages:</w:t>
-      </w:r>
-      <w:r>
-        <w:rPr>
-          <w:rFonts w:ascii="Aptos" w:hAnsi="Aptos" w:eastAsia="Aptos" w:cs="Aptos"/>
-          <w:noProof w:val="0"/>
-          <w:color w:val="000000" w:themeColor="text1" w:themeTint="FF" w:themeShade="FF"/>
-          <w:sz w:val="24"/>
-          <w:szCs w:val="24"/>
-          <w:lang w:val="en-US"/>
-        </w:rPr>
-        <w:t xml:space="preserve"> Java, C#, Python</w:t>
-      </w:r>
-      <w:r>
-        <w:br/>
-      </w:r>
-      <w:r>
-        <w:rPr>
-          <w:rFonts w:ascii="Aptos" w:hAnsi="Aptos" w:eastAsia="Aptos" w:cs="Aptos"/>
-          <w:b w:val="1"/>
-          <w:bCs w:val="1"/>
-          <w:noProof w:val="0"/>
-          <w:color w:val="000000" w:themeColor="text1" w:themeTint="FF" w:themeShade="FF"/>
-          <w:sz w:val="24"/>
-          <w:szCs w:val="24"/>
-          <w:lang w:val="en-US"/>
-        </w:rPr>
-        <w:t>API Testing:</w:t>
-      </w:r>
-      <w:r>
-        <w:rPr>
-          <w:rFonts w:ascii="Aptos" w:hAnsi="Aptos" w:eastAsia="Aptos" w:cs="Aptos"/>
-          <w:noProof w:val="0"/>
-          <w:color w:val="000000" w:themeColor="text1" w:themeTint="FF" w:themeShade="FF"/>
-          <w:sz w:val="24"/>
-          <w:szCs w:val="24"/>
-          <w:lang w:val="en-US"/>
-        </w:rPr>
-        <w:t xml:space="preserve"> Rest Assured, Postman</w:t>
-      </w:r>
-      <w:r>
-        <w:br/>
-      </w:r>
-      <w:r>
-        <w:rPr>
-          <w:rFonts w:ascii="Aptos" w:hAnsi="Aptos" w:eastAsia="Aptos" w:cs="Aptos"/>
-          <w:b w:val="1"/>
-          <w:bCs w:val="1"/>
-          <w:noProof w:val="0"/>
-          <w:color w:val="000000" w:themeColor="text1" w:themeTint="FF" w:themeShade="FF"/>
-          <w:sz w:val="24"/>
-          <w:szCs w:val="24"/>
-          <w:lang w:val="en-US"/>
-        </w:rPr>
-        <w:t>Performance Testing:</w:t>
-      </w:r>
-      <w:r>
-        <w:rPr>
-          <w:rFonts w:ascii="Aptos" w:hAnsi="Aptos" w:eastAsia="Aptos" w:cs="Aptos"/>
-          <w:noProof w:val="0"/>
-          <w:color w:val="000000" w:themeColor="text1" w:themeTint="FF" w:themeShade="FF"/>
-          <w:sz w:val="24"/>
-          <w:szCs w:val="24"/>
-          <w:lang w:val="en-US"/>
-        </w:rPr>
-        <w:t xml:space="preserve"> JMeter</w:t>
-      </w:r>
-      <w:r>
-        <w:br/>
-      </w:r>
-      <w:r>
-        <w:rPr>
-          <w:rFonts w:ascii="Aptos" w:hAnsi="Aptos" w:eastAsia="Aptos" w:cs="Aptos"/>
-          <w:b w:val="1"/>
-          <w:bCs w:val="1"/>
-          <w:noProof w:val="0"/>
-          <w:color w:val="000000" w:themeColor="text1" w:themeTint="FF" w:themeShade="FF"/>
-          <w:sz w:val="24"/>
-          <w:szCs w:val="24"/>
-          <w:lang w:val="en-US"/>
-        </w:rPr>
-        <w:t>AI Testing / Tools:</w:t>
-      </w:r>
-      <w:r>
-        <w:rPr>
-          <w:rFonts w:ascii="Aptos" w:hAnsi="Aptos" w:eastAsia="Aptos" w:cs="Aptos"/>
-          <w:noProof w:val="0"/>
-          <w:color w:val="000000" w:themeColor="text1" w:themeTint="FF" w:themeShade="FF"/>
-          <w:sz w:val="24"/>
-          <w:szCs w:val="24"/>
-          <w:lang w:val="en-US"/>
-        </w:rPr>
-        <w:t xml:space="preserve"> </w:t>
-      </w:r>
-      <w:r>
-        <w:rPr>
-          <w:rFonts w:ascii="Aptos" w:hAnsi="Aptos" w:eastAsia="Aptos" w:cs="Aptos"/>
-          <w:noProof w:val="0"/>
-          <w:color w:val="000000" w:themeColor="text1" w:themeTint="FF" w:themeShade="FF"/>
-          <w:sz w:val="24"/>
-          <w:szCs w:val="24"/>
-          <w:lang w:val="en-US"/>
-        </w:rPr>
-        <w:t>DeepEval</w:t>
-      </w:r>
-      <w:r>
-        <w:rPr>
-          <w:rFonts w:ascii="Aptos" w:hAnsi="Aptos" w:eastAsia="Aptos" w:cs="Aptos"/>
-          <w:noProof w:val="0"/>
-          <w:color w:val="000000" w:themeColor="text1" w:themeTint="FF" w:themeShade="FF"/>
-          <w:sz w:val="24"/>
-          <w:szCs w:val="24"/>
-          <w:lang w:val="en-US"/>
-        </w:rPr>
-        <w:t xml:space="preserve"> (AI Evaluation Framework)</w:t>
-      </w:r>
-      <w:r>
-        <w:br/>
-      </w:r>
-      <w:r>
-        <w:rPr>
-          <w:rFonts w:ascii="Aptos" w:hAnsi="Aptos" w:eastAsia="Aptos" w:cs="Aptos"/>
-          <w:b w:val="1"/>
-          <w:bCs w:val="1"/>
-          <w:noProof w:val="0"/>
-          <w:color w:val="000000" w:themeColor="text1" w:themeTint="FF" w:themeShade="FF"/>
-          <w:sz w:val="24"/>
-          <w:szCs w:val="24"/>
-          <w:lang w:val="en-US"/>
-        </w:rPr>
-        <w:t>Version Control:</w:t>
-      </w:r>
-      <w:r>
-        <w:rPr>
-          <w:rFonts w:ascii="Aptos" w:hAnsi="Aptos" w:eastAsia="Aptos" w:cs="Aptos"/>
-          <w:noProof w:val="0"/>
-          <w:color w:val="000000" w:themeColor="text1" w:themeTint="FF" w:themeShade="FF"/>
-          <w:sz w:val="24"/>
-          <w:szCs w:val="24"/>
-          <w:lang w:val="en-US"/>
-        </w:rPr>
-        <w:t xml:space="preserve"> Git</w:t>
-      </w:r>
-      <w:r>
-        <w:br/>
-      </w:r>
-      <w:r>
-        <w:rPr>
-          <w:rFonts w:ascii="Aptos" w:hAnsi="Aptos" w:eastAsia="Aptos" w:cs="Aptos"/>
-          <w:b w:val="1"/>
-          <w:bCs w:val="1"/>
-          <w:noProof w:val="0"/>
-          <w:color w:val="000000" w:themeColor="text1" w:themeTint="FF" w:themeShade="FF"/>
-          <w:sz w:val="24"/>
-          <w:szCs w:val="24"/>
-          <w:lang w:val="en-US"/>
-        </w:rPr>
-        <w:t>CI/CD:</w:t>
-      </w:r>
-      <w:r>
-        <w:rPr>
-          <w:rFonts w:ascii="Aptos" w:hAnsi="Aptos" w:eastAsia="Aptos" w:cs="Aptos"/>
-          <w:noProof w:val="0"/>
-          <w:color w:val="000000" w:themeColor="text1" w:themeTint="FF" w:themeShade="FF"/>
-          <w:sz w:val="24"/>
-          <w:szCs w:val="24"/>
-          <w:lang w:val="en-US"/>
-        </w:rPr>
-        <w:t xml:space="preserve"> Jenkins (basic knowledge)</w:t>
-      </w:r>
-      <w:r>
-        <w:br/>
-      </w:r>
-      <w:r>
-        <w:rPr>
-          <w:rFonts w:ascii="Aptos" w:hAnsi="Aptos" w:eastAsia="Aptos" w:cs="Aptos"/>
-          <w:b w:val="1"/>
-          <w:bCs w:val="1"/>
-          <w:noProof w:val="0"/>
-          <w:color w:val="000000" w:themeColor="text1" w:themeTint="FF" w:themeShade="FF"/>
-          <w:sz w:val="24"/>
-          <w:szCs w:val="24"/>
-          <w:lang w:val="en-US"/>
-        </w:rPr>
-        <w:t>Test Management &amp; Defect Tracking:</w:t>
-      </w:r>
-      <w:r>
-        <w:rPr>
-          <w:rFonts w:ascii="Aptos" w:hAnsi="Aptos" w:eastAsia="Aptos" w:cs="Aptos"/>
-          <w:noProof w:val="0"/>
-          <w:color w:val="000000" w:themeColor="text1" w:themeTint="FF" w:themeShade="FF"/>
-          <w:sz w:val="24"/>
-          <w:szCs w:val="24"/>
-          <w:lang w:val="en-US"/>
-        </w:rPr>
-        <w:t xml:space="preserve"> TFS</w:t>
-      </w:r>
-      <w:r>
-        <w:br/>
-      </w:r>
-      <w:r>
-        <w:rPr>
-          <w:rFonts w:ascii="Aptos" w:hAnsi="Aptos" w:eastAsia="Aptos" w:cs="Aptos"/>
-          <w:b w:val="1"/>
-          <w:bCs w:val="1"/>
-          <w:noProof w:val="0"/>
-          <w:color w:val="000000" w:themeColor="text1" w:themeTint="FF" w:themeShade="FF"/>
-          <w:sz w:val="24"/>
-          <w:szCs w:val="24"/>
-          <w:lang w:val="en-US"/>
-        </w:rPr>
-        <w:t>Methodologies:</w:t>
-      </w:r>
-      <w:r>
-        <w:rPr>
-          <w:rFonts w:ascii="Aptos" w:hAnsi="Aptos" w:eastAsia="Aptos" w:cs="Aptos"/>
-          <w:b w:val="1"/>
-          <w:bCs w:val="1"/>
-          <w:noProof w:val="0"/>
-          <w:color w:val="000000" w:themeColor="text1" w:themeTint="FF" w:themeShade="FF"/>
-          <w:sz w:val="24"/>
-          <w:szCs w:val="24"/>
-          <w:lang w:val="en-US"/>
-        </w:rPr>
-        <w:t xml:space="preserve"> </w:t>
-      </w:r>
-      <w:r>
-        <w:rPr>
-          <w:rFonts w:ascii="Aptos" w:hAnsi="Aptos" w:eastAsia="Aptos" w:cs="Aptos"/>
-          <w:noProof w:val="0"/>
-          <w:color w:val="000000" w:themeColor="text1" w:themeTint="FF" w:themeShade="FF"/>
-          <w:sz w:val="24"/>
-          <w:szCs w:val="24"/>
-          <w:lang w:val="en-US"/>
-        </w:rPr>
-        <w:t>Waterfall (Project Experience), Agile Scrum (Certified), STLC</w:t>
-      </w:r>
-    </w:p>
-    <w:p xmlns:wp14="http://schemas.microsoft.com/office/word/2010/wordml" wp14:textId="2034DB7B">
-      <w:pPr>
-        <w:pStyle w:val="style0"/>
-        <w:rPr>
-          <w:rFonts w:ascii="Aptos" w:hAnsi="Aptos" w:eastAsia="Aptos" w:cs="Aptos"/>
-          <w:noProof w:val="0"/>
-          <w:color w:val="000000" w:themeColor="text1" w:themeTint="FF" w:themeShade="FF"/>
-          <w:sz w:val="24"/>
-          <w:szCs w:val="24"/>
-          <w:lang w:val="en-US"/>
-        </w:rPr>
-      </w:pPr>
-      <w:r>
-        <w:rPr>
-          <w:rFonts w:ascii="Aptos" w:hAnsi="Aptos" w:eastAsia="Aptos" w:cs="Aptos"/>
-          <w:b w:val="1"/>
-          <w:bCs w:val="1"/>
-          <w:noProof w:val="0"/>
-          <w:color w:val="000000" w:themeColor="text1" w:themeTint="FF" w:themeShade="FF"/>
-          <w:sz w:val="24"/>
-          <w:szCs w:val="24"/>
-          <w:lang w:val="en-US"/>
-        </w:rPr>
-        <w:t>Testing Types:</w:t>
-      </w:r>
-      <w:r>
-        <w:rPr>
-          <w:rFonts w:ascii="Aptos" w:hAnsi="Aptos" w:eastAsia="Aptos" w:cs="Aptos"/>
-          <w:noProof w:val="0"/>
-          <w:color w:val="000000" w:themeColor="text1" w:themeTint="FF" w:themeShade="FF"/>
-          <w:sz w:val="24"/>
-          <w:szCs w:val="24"/>
-          <w:lang w:val="en-US"/>
-        </w:rPr>
-        <w:t xml:space="preserve"> Automation, Manual, Regression, Smoke, Sanity, API Testing</w:t>
-      </w:r>
-    </w:p>
-    <w:p xmlns:wp14="http://schemas.microsoft.com/office/word/2010/wordml" wp14:textId="52BB0443">
-      <w:pPr>
-        <w:pStyle w:val="style0"/>
-        <w:spacing w:before="0" w:beforeAutospacing="off" w:after="180" w:afterAutospacing="off"/>
-        <w:rPr>
-          <w:noProof w:val="0"/>
-          <w:lang w:val="en-US"/>
-        </w:rPr>
-      </w:pPr>
-    </w:p>
-    <w:p xmlns:wp14="http://schemas.microsoft.com/office/word/2010/wordml" wp14:textId="47AA3127">
-      <w:pPr>
-        <w:pStyle w:val="style2"/>
-      </w:pPr>
-      <w:r>
-        <w:rPr>
-          <w:noProof w:val="0"/>
-          <w:lang w:val="en-US"/>
-        </w:rPr>
-        <w:t>PROFESSIONAL EXPERIENCE</w:t>
-      </w:r>
-    </w:p>
-    <w:p xmlns:wp14="http://schemas.microsoft.com/office/word/2010/wordml" wp14:textId="4F0BAF74">
-      <w:pPr>
-        <w:pStyle w:val="style3"/>
-        <w:spacing w:before="160" w:beforeAutospacing="off" w:after="80" w:afterAutospacing="off"/>
-        <w:rPr>
-          <w:rFonts w:ascii="Aptos" w:hAnsi="Aptos" w:eastAsia="Aptos" w:cs="Aptos"/>
-          <w:b w:val="0"/>
-          <w:bCs w:val="0"/>
-          <w:noProof w:val="0"/>
-          <w:color w:val="244061" w:themeColor="accent1" w:themeTint="FF" w:themeShade="80"/>
-          <w:sz w:val="28"/>
-          <w:szCs w:val="28"/>
-          <w:lang w:val="en-US"/>
-        </w:rPr>
-      </w:pPr>
-      <w:r>
-        <w:rPr>
-          <w:rFonts w:ascii="Aptos" w:hAnsi="Aptos" w:eastAsia="Aptos" w:cs="Aptos"/>
-          <w:b w:val="0"/>
-          <w:bCs w:val="0"/>
-          <w:noProof w:val="0"/>
-          <w:color w:val="244061" w:themeColor="accent1" w:themeTint="FF" w:themeShade="80"/>
           <w:sz w:val="32"/>
           <w:szCs w:val="32"/>
           <w:lang w:val="en-US"/>
         </w:rPr>
-        <w:t>Infosys Ltd</w:t>
-      </w:r>
+      </w:pPr>
       <w:r>
         <w:rPr>
-          <w:rFonts w:ascii="Aptos" w:hAnsi="Aptos" w:eastAsia="Aptos" w:cs="Aptos"/>
-          <w:b w:val="0"/>
-          <w:bCs w:val="0"/>
           <w:noProof w:val="0"/>
-          <w:color w:val="244061" w:themeColor="accent1" w:themeTint="FF" w:themeShade="80"/>
+          <w:color w:val="000000" w:themeColor="text1" w:themeTint="FF" w:themeShade="FF"/>
+          <w:sz w:val="32"/>
+          <w:szCs w:val="32"/>
+          <w:lang w:val="en-US"/>
+        </w:rPr>
+        <w:t>QA Automation Engineer | Selenium | Java | API Testing | Rest Assured | C#</w:t>
+      </w:r>
+    </w:p>
+    <w:p xmlns:wp14="http://schemas.microsoft.com/office/word/2010/wordml" wp14:textId="662F5F24">
+      <w:pPr>
+        <w:spacing w:before="240" w:beforeAutospacing="off" w:after="135" w:afterAutospacing="off"/>
+        <w:rPr>
+          <w:rFonts w:ascii="Helvetica" w:hAnsi="Helvetica" w:eastAsia="Helvetica" w:cs="Helvetica"/>
+          <w:i w:val="0"/>
+          <w:iCs w:val="0"/>
+          <w:noProof w:val="0"/>
+          <w:color w:val="000000" w:themeColor="text1" w:themeTint="FF" w:themeShade="FF"/>
+          <w:sz w:val="22"/>
+          <w:szCs w:val="22"/>
+          <w:lang w:val="pt-BR"/>
+        </w:rPr>
+      </w:pPr>
+      <w:r>
+        <w:rPr>
+          <w:rFonts w:ascii="Apple Color Emoji" w:hAnsi="Apple Color Emoji" w:eastAsia="Apple Color Emoji" w:cs="Apple Color Emoji"/>
+          <w:i w:val="0"/>
+          <w:iCs w:val="0"/>
+          <w:noProof w:val="0"/>
+          <w:color w:val="000000" w:themeColor="text1" w:themeTint="FF" w:themeShade="FF"/>
+          <w:sz w:val="22"/>
+          <w:szCs w:val="22"/>
+          <w:lang w:val="pt-BR"/>
+        </w:rPr>
+        <w:t>📍</w:t>
+      </w:r>
+      <w:r>
+        <w:rPr>
+          <w:rFonts w:ascii="Helvetica" w:hAnsi="Helvetica" w:eastAsia="Helvetica" w:cs="Helvetica"/>
+          <w:i w:val="0"/>
+          <w:iCs w:val="0"/>
+          <w:noProof w:val="0"/>
+          <w:color w:val="000000" w:themeColor="text1" w:themeTint="FF" w:themeShade="FF"/>
+          <w:sz w:val="22"/>
+          <w:szCs w:val="22"/>
+          <w:lang w:val="pt-BR"/>
+        </w:rPr>
+        <w:t xml:space="preserve"> Hyderabad, </w:t>
+      </w:r>
+      <w:r>
+        <w:rPr>
+          <w:rFonts w:ascii="Helvetica" w:hAnsi="Helvetica" w:eastAsia="Helvetica" w:cs="Helvetica"/>
+          <w:i w:val="0"/>
+          <w:iCs w:val="0"/>
+          <w:noProof w:val="0"/>
+          <w:color w:val="000000" w:themeColor="text1" w:themeTint="FF" w:themeShade="FF"/>
+          <w:sz w:val="22"/>
+          <w:szCs w:val="22"/>
+          <w:lang w:val="pt-BR"/>
+        </w:rPr>
+        <w:t>India</w:t>
+      </w:r>
+      <w:r>
+        <w:rPr>
+          <w:rFonts w:ascii="Helvetica" w:hAnsi="Helvetica" w:eastAsia="Helvetica" w:cs="Helvetica"/>
+          <w:i w:val="0"/>
+          <w:iCs w:val="0"/>
+          <w:noProof w:val="0"/>
+          <w:color w:val="000000" w:themeColor="text1" w:themeTint="FF" w:themeShade="FF"/>
+          <w:sz w:val="22"/>
+          <w:szCs w:val="22"/>
+          <w:lang w:val="pt-BR"/>
+        </w:rPr>
+        <w:t xml:space="preserve">          | </w:t>
+      </w:r>
+      <w:r>
+        <w:rPr>
+          <w:rFonts w:ascii="Apple Color Emoji" w:hAnsi="Apple Color Emoji" w:eastAsia="Apple Color Emoji" w:cs="Apple Color Emoji"/>
+          <w:i w:val="0"/>
+          <w:iCs w:val="0"/>
+          <w:noProof w:val="0"/>
+          <w:color w:val="000000" w:themeColor="text1" w:themeTint="FF" w:themeShade="FF"/>
+          <w:sz w:val="22"/>
+          <w:szCs w:val="22"/>
+          <w:lang w:val="pt-BR"/>
+        </w:rPr>
+        <w:t>📧</w:t>
+      </w:r>
+      <w:r>
+        <w:rPr>
+          <w:rFonts w:ascii="Helvetica" w:hAnsi="Helvetica" w:eastAsia="Helvetica" w:cs="Helvetica"/>
+          <w:i w:val="0"/>
+          <w:iCs w:val="0"/>
+          <w:noProof w:val="0"/>
+          <w:color w:val="000000" w:themeColor="text1" w:themeTint="FF" w:themeShade="FF"/>
+          <w:sz w:val="22"/>
+          <w:szCs w:val="22"/>
+          <w:lang w:val="pt-BR"/>
+        </w:rPr>
+        <w:t xml:space="preserve"> Email: </w:t>
+      </w:r>
+      <w:hyperlink r:id="R77815ca0d8ee4990">
+        <w:r>
+          <w:rPr>
+            <w:rStyle w:val="style85"/>
+            <w:rFonts w:ascii="Helvetica" w:hAnsi="Helvetica" w:eastAsia="Helvetica" w:cs="Helvetica"/>
+            <w:i w:val="0"/>
+            <w:iCs w:val="0"/>
+            <w:noProof w:val="0"/>
+            <w:sz w:val="22"/>
+            <w:szCs w:val="22"/>
+            <w:lang w:val="pt-BR"/>
+          </w:rPr>
+          <w:t>harisatyanarasimha@gmail.com</w:t>
+        </w:r>
+      </w:hyperlink>
+      <w:r>
+        <w:rPr>
+          <w:rFonts w:ascii="Helvetica" w:hAnsi="Helvetica" w:eastAsia="Helvetica" w:cs="Helvetica"/>
+          <w:i w:val="0"/>
+          <w:iCs w:val="0"/>
+          <w:noProof w:val="0"/>
+          <w:color w:val="000000" w:themeColor="text1" w:themeTint="FF" w:themeShade="FF"/>
+          <w:sz w:val="22"/>
+          <w:szCs w:val="22"/>
+          <w:lang w:val="pt-BR"/>
+        </w:rPr>
+        <w:t xml:space="preserve"> </w:t>
+      </w:r>
+    </w:p>
+    <w:p xmlns:wp14="http://schemas.microsoft.com/office/word/2010/wordml" wp14:textId="3BF3D816">
+      <w:pPr>
+        <w:spacing w:before="240" w:beforeAutospacing="off" w:after="135" w:afterAutospacing="off"/>
+        <w:rPr>
+          <w:sz w:val="22"/>
+          <w:szCs w:val="22"/>
+        </w:rPr>
+      </w:pPr>
+      <w:r>
+        <w:rPr>
+          <w:rFonts w:ascii="Apple Color Emoji" w:hAnsi="Apple Color Emoji" w:eastAsia="Apple Color Emoji" w:cs="Apple Color Emoji"/>
+          <w:i w:val="0"/>
+          <w:iCs w:val="0"/>
+          <w:noProof w:val="0"/>
+          <w:color w:val="000000" w:themeColor="text1" w:themeTint="FF" w:themeShade="FF"/>
+          <w:sz w:val="22"/>
+          <w:szCs w:val="22"/>
+          <w:lang w:val="en-US"/>
+        </w:rPr>
+        <w:t>📞</w:t>
+      </w:r>
+      <w:r>
+        <w:rPr>
+          <w:rFonts w:ascii="Helvetica" w:hAnsi="Helvetica" w:eastAsia="Helvetica" w:cs="Helvetica"/>
+          <w:i w:val="0"/>
+          <w:iCs w:val="0"/>
+          <w:noProof w:val="0"/>
+          <w:color w:val="000000" w:themeColor="text1" w:themeTint="FF" w:themeShade="FF"/>
+          <w:sz w:val="22"/>
+          <w:szCs w:val="22"/>
+          <w:lang w:val="en-US"/>
+        </w:rPr>
+        <w:t xml:space="preserve"> Mobile: 9848756485     | </w:t>
+      </w:r>
+      <w:r>
+        <w:rPr>
+          <w:rFonts w:ascii="Apple Color Emoji" w:hAnsi="Apple Color Emoji" w:eastAsia="Apple Color Emoji" w:cs="Apple Color Emoji"/>
+          <w:i w:val="0"/>
+          <w:iCs w:val="0"/>
+          <w:noProof w:val="0"/>
+          <w:color w:val="000000" w:themeColor="text1" w:themeTint="FF" w:themeShade="FF"/>
+          <w:sz w:val="22"/>
+          <w:szCs w:val="22"/>
+          <w:lang w:val="en-US"/>
+        </w:rPr>
+        <w:t>🔗</w:t>
+      </w:r>
+      <w:r>
+        <w:rPr>
+          <w:rFonts w:ascii="Helvetica" w:hAnsi="Helvetica" w:eastAsia="Helvetica" w:cs="Helvetica"/>
+          <w:i w:val="0"/>
+          <w:iCs w:val="0"/>
+          <w:noProof w:val="0"/>
+          <w:color w:val="000000" w:themeColor="text1" w:themeTint="FF" w:themeShade="FF"/>
+          <w:sz w:val="22"/>
+          <w:szCs w:val="22"/>
+          <w:lang w:val="en-US"/>
+        </w:rPr>
+        <w:t xml:space="preserve"> LinkedIn: </w:t>
+      </w:r>
+      <w:hyperlink r:id="R30ba0bb379f343ab">
+        <w:r>
+          <w:rPr>
+            <w:rStyle w:val="style85"/>
+            <w:rFonts w:ascii="Helvetica" w:hAnsi="Helvetica" w:eastAsia="Helvetica" w:cs="Helvetica"/>
+            <w:i w:val="0"/>
+            <w:iCs w:val="0"/>
+            <w:noProof w:val="0"/>
+            <w:color w:val="3F6CAF"/>
+            <w:sz w:val="22"/>
+            <w:szCs w:val="22"/>
+            <w:lang w:val="en-US"/>
+          </w:rPr>
+          <w:t>https://www.linkedin.com/in/harisatya/</w:t>
+        </w:r>
+      </w:hyperlink>
+    </w:p>
+    <w:p xmlns:wp14="http://schemas.microsoft.com/office/word/2010/wordml" wp14:textId="1E56A1F7">
+      <w:pPr>
+        <w:pStyle w:val="style4098"/>
+      </w:pPr>
+      <w:r>
+        <w:rPr/>
+        <w:t xml:space="preserve"> </w:t>
+      </w:r>
+    </w:p>
+    <w:p xmlns:wp14="http://schemas.microsoft.com/office/word/2010/wordml" wp14:textId="46E44509">
+      <w:pPr>
+        <w:pStyle w:val="style2"/>
+      </w:pPr>
+      <w:r>
+        <w:rPr/>
+        <w:t>PROFESSIONAL SUMMARY</w:t>
+      </w:r>
+    </w:p>
+    <w:p xmlns:wp14="http://schemas.microsoft.com/office/word/2010/wordml" wp14:textId="4746A5DC">
+      <w:pPr>
+        <w:pStyle w:val="style4098"/>
+      </w:pPr>
+      <w:r>
+        <w:rPr/>
+        <w:t xml:space="preserve"> </w:t>
+      </w:r>
+    </w:p>
+    <w:p xmlns:wp14="http://schemas.microsoft.com/office/word/2010/wordml" wp14:textId="4E4B7CC8">
+      <w:pPr>
+        <w:pStyle w:val="style4098"/>
+      </w:pPr>
+      <w:r>
+        <w:rPr/>
+        <w:t>QA Automation Engineer with 4+ years of experience at Infosys specializing in Selenium WebDriver with Java and C#. Strong expertise in building automation frameworks using TestNG, JUnit, NUnit and Cucumber (BDD). Hands-on experience in API testing using RestAssured and Postman.</w:t>
+      </w:r>
+    </w:p>
+    <w:p xmlns:wp14="http://schemas.microsoft.com/office/word/2010/wordml" wp14:textId="797D2D71">
+      <w:pPr>
+        <w:pStyle w:val="style4098"/>
+      </w:pPr>
+      <w:r>
+        <w:rPr/>
+        <w:t xml:space="preserve"> </w:t>
+      </w:r>
+    </w:p>
+    <w:p xmlns:wp14="http://schemas.microsoft.com/office/word/2010/wordml" wp14:textId="0ECF583F">
+      <w:pPr>
+        <w:pStyle w:val="style4098"/>
+      </w:pPr>
+      <w:r>
+        <w:rPr/>
+        <w:t xml:space="preserve">Improved regression efficiency by up to 40% through automation. Proven ability to independently design and deliver high-impact solutions, including building an AI evaluation framework using </w:t>
+      </w:r>
+      <w:r>
+        <w:rPr/>
+        <w:t>DeepEval</w:t>
+      </w:r>
+      <w:r>
+        <w:rPr/>
+        <w:t xml:space="preserve"> for GenAI applications. Familiar with CI/CD pipelines (Jenkins) and version control using Git. Notice Period: </w:t>
+      </w:r>
+      <w:r>
+        <w:rPr/>
+        <w:t>10</w:t>
+      </w:r>
+      <w:r>
+        <w:rPr/>
+        <w:t xml:space="preserve"> days | Available for immediate interviews.</w:t>
+      </w:r>
+    </w:p>
+    <w:p xmlns:wp14="http://schemas.microsoft.com/office/word/2010/wordml" wp14:textId="3C3C29C1">
+      <w:pPr>
+        <w:pStyle w:val="style4098"/>
+      </w:pPr>
+      <w:r>
+        <w:rPr/>
+        <w:t xml:space="preserve"> </w:t>
+      </w:r>
+    </w:p>
+    <w:p xmlns:wp14="http://schemas.microsoft.com/office/word/2010/wordml" wp14:textId="547AA1F7">
+      <w:pPr>
+        <w:pStyle w:val="style2"/>
+      </w:pPr>
+      <w:r>
+        <w:rPr/>
+        <w:t>TECHNICAL SKILLS</w:t>
+      </w:r>
+    </w:p>
+    <w:p xmlns:wp14="http://schemas.microsoft.com/office/word/2010/wordml" wp14:textId="163BE892">
+      <w:pPr>
+        <w:pStyle w:val="style4098"/>
+      </w:pPr>
+      <w:r>
+        <w:rPr/>
+        <w:t xml:space="preserve"> </w:t>
+      </w:r>
+    </w:p>
+    <w:p xmlns:wp14="http://schemas.microsoft.com/office/word/2010/wordml" wp14:textId="5CE75BF8">
+      <w:pPr>
+        <w:pStyle w:val="style4098"/>
+      </w:pPr>
+      <w:r>
+        <w:rPr/>
+        <w:t>- Automation Testing: Selenium WebDriver, TestNG, JUnit, Cucumber (BDD), NUnit, POM, Framework Design, Data-Driven Testing</w:t>
+      </w:r>
+    </w:p>
+    <w:p xmlns:wp14="http://schemas.microsoft.com/office/word/2010/wordml" wp14:textId="61D9706C">
+      <w:pPr>
+        <w:pStyle w:val="style4098"/>
+      </w:pPr>
+      <w:r>
+        <w:rPr/>
+        <w:t>- Programming Languages: Java, C#, Python</w:t>
+      </w:r>
+    </w:p>
+    <w:p xmlns:wp14="http://schemas.microsoft.com/office/word/2010/wordml" wp14:textId="1C7043F0">
+      <w:pPr>
+        <w:pStyle w:val="style4098"/>
+      </w:pPr>
+      <w:r>
+        <w:rPr/>
+        <w:t>- API Testing: Rest Assured, Postman</w:t>
+      </w:r>
+    </w:p>
+    <w:p xmlns:wp14="http://schemas.microsoft.com/office/word/2010/wordml" wp14:textId="1C090EAD">
+      <w:pPr>
+        <w:pStyle w:val="style4098"/>
+      </w:pPr>
+      <w:r>
+        <w:rPr/>
+        <w:t>- Performance Testing: JMeter</w:t>
+      </w:r>
+    </w:p>
+    <w:p xmlns:wp14="http://schemas.microsoft.com/office/word/2010/wordml" wp14:textId="08BB8DB3">
+      <w:pPr>
+        <w:pStyle w:val="style4098"/>
+      </w:pPr>
+      <w:r>
+        <w:rPr/>
+        <w:t>- AI Testing / Tools: DeepEval (AI Evaluation Framework)</w:t>
+      </w:r>
+    </w:p>
+    <w:p xmlns:wp14="http://schemas.microsoft.com/office/word/2010/wordml" wp14:textId="0D03947F">
+      <w:pPr>
+        <w:pStyle w:val="style4098"/>
+      </w:pPr>
+      <w:r>
+        <w:rPr/>
+        <w:t>- Version Control: Git</w:t>
+      </w:r>
+    </w:p>
+    <w:p xmlns:wp14="http://schemas.microsoft.com/office/word/2010/wordml" wp14:textId="1AAC4CD0">
+      <w:pPr>
+        <w:pStyle w:val="style4098"/>
+      </w:pPr>
+      <w:r>
+        <w:rPr/>
+        <w:t>- CI/CD: Jenkins</w:t>
+      </w:r>
+    </w:p>
+    <w:p xmlns:wp14="http://schemas.microsoft.com/office/word/2010/wordml" wp14:textId="68E216C9">
+      <w:pPr>
+        <w:pStyle w:val="style4098"/>
+      </w:pPr>
+      <w:r>
+        <w:rPr/>
+        <w:t>- Test Management &amp; Defect Tracking: TFS</w:t>
+      </w:r>
+    </w:p>
+    <w:p xmlns:wp14="http://schemas.microsoft.com/office/word/2010/wordml" wp14:textId="2B8411F9">
+      <w:pPr>
+        <w:pStyle w:val="style4098"/>
+      </w:pPr>
+      <w:r>
+        <w:rPr/>
+        <w:t>- Methodologies: Waterfall, Agile Scrum (Certified), STLC</w:t>
+      </w:r>
+    </w:p>
+    <w:p xmlns:wp14="http://schemas.microsoft.com/office/word/2010/wordml" wp14:textId="508CB7B6">
+      <w:pPr>
+        <w:pStyle w:val="style4098"/>
+      </w:pPr>
+      <w:r>
+        <w:rPr/>
+        <w:t>- Testing Types: Automation, Manual, Regression, Smoke, Sanity, API</w:t>
+      </w:r>
+    </w:p>
+    <w:p xmlns:wp14="http://schemas.microsoft.com/office/word/2010/wordml" wp14:textId="11E272A1">
+      <w:pPr>
+        <w:pStyle w:val="style4098"/>
+      </w:pPr>
+      <w:r>
+        <w:rPr/>
+        <w:t xml:space="preserve"> </w:t>
+      </w:r>
+    </w:p>
+    <w:p xmlns:wp14="http://schemas.microsoft.com/office/word/2010/wordml" wp14:textId="7E04BCA3">
+      <w:pPr>
+        <w:pStyle w:val="style2"/>
+      </w:pPr>
+      <w:r>
+        <w:rPr/>
+        <w:t>PROFESSIONAL EXPERIENCE</w:t>
+      </w:r>
+    </w:p>
+    <w:p xmlns:wp14="http://schemas.microsoft.com/office/word/2010/wordml" wp14:textId="1BD2C70F">
+      <w:pPr>
+        <w:pStyle w:val="style66"/>
+      </w:pPr>
+    </w:p>
+    <w:p xmlns:wp14="http://schemas.microsoft.com/office/word/2010/wordml" wp14:textId="5D22F461">
+      <w:pPr>
+        <w:pStyle w:val="style4098"/>
+        <w:rPr>
+          <w:sz w:val="32"/>
+          <w:szCs w:val="32"/>
+        </w:rPr>
+      </w:pPr>
+      <w:r>
+        <w:rPr>
+          <w:sz w:val="32"/>
+          <w:szCs w:val="32"/>
+        </w:rPr>
+        <w:t>Infosys Ltd | Software Quality Engineer | 4 Years</w:t>
+      </w:r>
+    </w:p>
+    <w:p xmlns:wp14="http://schemas.microsoft.com/office/word/2010/wordml" wp14:textId="1B3A01E0">
+      <w:pPr>
+        <w:pStyle w:val="style4098"/>
+      </w:pPr>
+    </w:p>
+    <w:p xmlns:wp14="http://schemas.microsoft.com/office/word/2010/wordml" wp14:textId="4B5C1EDC">
+      <w:pPr>
+        <w:pStyle w:val="style4098"/>
+        <w:rPr>
+          <w:b w:val="1"/>
+          <w:bCs w:val="1"/>
           <w:sz w:val="28"/>
           <w:szCs w:val="28"/>
-          <w:lang w:val="en-US"/>
         </w:rPr>
-        <w:t xml:space="preserve"> </w:t>
-      </w:r>
+      </w:pPr>
       <w:r>
         <w:rPr>
-          <w:rFonts w:ascii="Aptos" w:hAnsi="Aptos" w:eastAsia="Aptos" w:cs="Aptos"/>
           <w:b w:val="1"/>
           <w:bCs w:val="1"/>
-          <w:noProof w:val="0"/>
-          <w:color w:val="000000" w:themeColor="text1" w:themeTint="FF" w:themeShade="FF"/>
           <w:sz w:val="28"/>
           <w:szCs w:val="28"/>
-          <w:lang w:val="en-US"/>
         </w:rPr>
-        <w:t xml:space="preserve">Software Quality Engineer | </w:t>
-      </w:r>
-      <w:r>
+        <w:t>Project: SPS</w:t>
+      </w:r>
+    </w:p>
+    <w:p xmlns:wp14="http://schemas.microsoft.com/office/word/2010/wordml" wp14:textId="09DF7F76">
+      <w:pPr>
+        <w:pStyle w:val="style4098"/>
+      </w:pPr>
+      <w:r>
+        <w:rPr/>
+        <w:t>- Developed and executed 150+ automated test scripts using Selenium WebDriver with C#, increasing regression coverage by 60%</w:t>
+      </w:r>
+    </w:p>
+    <w:p xmlns:wp14="http://schemas.microsoft.com/office/word/2010/wordml" wp14:textId="65E51BC1">
+      <w:pPr>
+        <w:pStyle w:val="style4098"/>
+      </w:pPr>
+      <w:r>
+        <w:rPr/>
+        <w:t>- Reduced regression cycle time by 35-40% through automation while ensuring timely delivery of high-quality releases</w:t>
+      </w:r>
+    </w:p>
+    <w:p xmlns:wp14="http://schemas.microsoft.com/office/word/2010/wordml" wp14:textId="09E01721">
+      <w:pPr>
+        <w:pStyle w:val="style4098"/>
+      </w:pPr>
+      <w:r>
+        <w:rPr/>
+        <w:t>- Designed and maintained automation frameworks using Selenium with Java (TestNG, JUnit, Cucumber) and C# (NUnit)</w:t>
+      </w:r>
+    </w:p>
+    <w:p xmlns:wp14="http://schemas.microsoft.com/office/word/2010/wordml" wp14:textId="5D23047A">
+      <w:pPr>
+        <w:pStyle w:val="style4098"/>
+      </w:pPr>
+      <w:r>
+        <w:rPr/>
+        <w:t>- Performed API testing using Rest Assured and Postman, validating request/response and status codes</w:t>
+      </w:r>
+    </w:p>
+    <w:p xmlns:wp14="http://schemas.microsoft.com/office/word/2010/wordml" wp14:textId="7F5A98E6">
+      <w:pPr>
+        <w:pStyle w:val="style4098"/>
+      </w:pPr>
+      <w:r>
+        <w:rPr/>
+        <w:t>- Analyzed test failures and identified 100+ defects, improving application stability and reducing production issues</w:t>
+      </w:r>
+    </w:p>
+    <w:p xmlns:wp14="http://schemas.microsoft.com/office/word/2010/wordml" wp14:textId="6EE688D1">
+      <w:pPr>
+        <w:pStyle w:val="style4098"/>
+      </w:pPr>
+      <w:r>
+        <w:rPr/>
+        <w:t>- Integrated automated test suites with Jenkins for scheduled and on-demand execution</w:t>
+      </w:r>
+    </w:p>
+    <w:p xmlns:wp14="http://schemas.microsoft.com/office/word/2010/wordml" wp14:textId="585B7D60">
+      <w:pPr>
+        <w:pStyle w:val="style4098"/>
+      </w:pPr>
+      <w:r>
+        <w:rPr/>
+        <w:t>- Used Git for version control in a Waterfall-based project environment</w:t>
+      </w:r>
+    </w:p>
+    <w:p xmlns:wp14="http://schemas.microsoft.com/office/word/2010/wordml" wp14:textId="6E8B2AFF">
+      <w:pPr>
+        <w:pStyle w:val="style4098"/>
+      </w:pPr>
+    </w:p>
+    <w:p xmlns:wp14="http://schemas.microsoft.com/office/word/2010/wordml" wp14:textId="252504C4">
+      <w:pPr>
+        <w:pStyle w:val="style2"/>
         <w:rPr>
-          <w:rFonts w:ascii="Aptos" w:hAnsi="Aptos" w:eastAsia="Aptos" w:cs="Aptos"/>
-          <w:b w:val="1"/>
-          <w:bCs w:val="1"/>
-          <w:noProof w:val="0"/>
-          <w:color w:val="000000" w:themeColor="text1" w:themeTint="FF" w:themeShade="FF"/>
           <w:sz w:val="28"/>
           <w:szCs w:val="28"/>
-          <w:lang w:val="en-US"/>
         </w:rPr>
-        <w:t xml:space="preserve">4 </w:t>
-      </w:r>
+      </w:pPr>
       <w:r>
         <w:rPr>
-          <w:rFonts w:ascii="Aptos" w:hAnsi="Aptos" w:eastAsia="Aptos" w:cs="Aptos"/>
-          <w:b w:val="1"/>
-          <w:bCs w:val="1"/>
-          <w:noProof w:val="0"/>
-          <w:color w:val="000000" w:themeColor="text1" w:themeTint="FF" w:themeShade="FF"/>
           <w:sz w:val="28"/>
           <w:szCs w:val="28"/>
-          <w:lang w:val="en-US"/>
         </w:rPr>
-        <w:t>Years</w:t>
-      </w:r>
-    </w:p>
-    <w:p xmlns:wp14="http://schemas.microsoft.com/office/word/2010/wordml" wp14:textId="1D3D676D">
-      <w:pPr>
-        <w:pStyle w:val="style3"/>
-        <w:spacing w:before="160" w:beforeAutospacing="off" w:after="80" w:afterAutospacing="off"/>
-      </w:pPr>
-      <w:r>
-        <w:rPr>
-          <w:rFonts w:ascii="Aptos" w:hAnsi="Aptos" w:eastAsia="Aptos" w:cs="Aptos"/>
-          <w:b w:val="1"/>
-          <w:bCs w:val="1"/>
-          <w:noProof w:val="0"/>
-          <w:color w:val="000000" w:themeColor="text1" w:themeTint="FF" w:themeShade="FF"/>
-          <w:sz w:val="28"/>
-          <w:szCs w:val="28"/>
-          <w:lang w:val="en-US"/>
-        </w:rPr>
-        <w:t>Project: SPS</w:t>
-      </w:r>
-    </w:p>
-    <w:p>
-      <w:pPr>
-        <w:pStyle w:val="ListParagraph"/>
-        <w:numPr>
-          <w:ilvl w:val="0"/>
-          <w:numId w:val="9"/>
-        </w:numPr>
-        <w:spacing w:before="0" w:beforeAutospacing="off" w:after="0" w:afterAutospacing="off"/>
-        <w:rPr>
-          <w:rFonts w:ascii="Aptos" w:hAnsi="Aptos" w:eastAsia="Aptos" w:cs="Aptos"/>
-          <w:noProof w:val="0"/>
-          <w:color w:val="000000" w:themeColor="text1" w:themeTint="FF" w:themeShade="FF"/>
-          <w:sz w:val="24"/>
-          <w:szCs w:val="24"/>
-          <w:lang w:val="en-US"/>
-        </w:rPr>
-      </w:pPr>
-      <w:r>
-        <w:rPr>
-          <w:rFonts w:ascii="Aptos" w:hAnsi="Aptos" w:eastAsia="Aptos" w:cs="Aptos"/>
-          <w:noProof w:val="0"/>
-          <w:color w:val="000000" w:themeColor="text1" w:themeTint="FF" w:themeShade="FF"/>
-          <w:sz w:val="24"/>
-          <w:szCs w:val="24"/>
-          <w:lang w:val="en-US"/>
-        </w:rPr>
-        <w:t xml:space="preserve">Developed and executed </w:t>
-      </w:r>
-      <w:r>
-        <w:rPr>
-          <w:rFonts w:ascii="Aptos" w:hAnsi="Aptos" w:eastAsia="Aptos" w:cs="Aptos"/>
-          <w:b w:val="1"/>
-          <w:bCs w:val="1"/>
-          <w:noProof w:val="0"/>
-          <w:color w:val="000000" w:themeColor="text1" w:themeTint="FF" w:themeShade="FF"/>
-          <w:sz w:val="24"/>
-          <w:szCs w:val="24"/>
-          <w:lang w:val="en-US"/>
-        </w:rPr>
-        <w:t xml:space="preserve">150+ </w:t>
-      </w:r>
-      <w:r>
-        <w:rPr>
-          <w:rFonts w:ascii="Aptos" w:hAnsi="Aptos" w:eastAsia="Aptos" w:cs="Aptos"/>
-          <w:noProof w:val="0"/>
-          <w:color w:val="000000" w:themeColor="text1" w:themeTint="FF" w:themeShade="FF"/>
-          <w:sz w:val="24"/>
-          <w:szCs w:val="24"/>
-          <w:lang w:val="en-US"/>
-        </w:rPr>
-        <w:t xml:space="preserve">automated test scripts using </w:t>
-      </w:r>
-      <w:r>
-        <w:rPr>
-          <w:rFonts w:ascii="Aptos" w:hAnsi="Aptos" w:eastAsia="Aptos" w:cs="Aptos"/>
-          <w:b w:val="1"/>
-          <w:bCs w:val="1"/>
-          <w:noProof w:val="0"/>
-          <w:color w:val="000000" w:themeColor="text1" w:themeTint="FF" w:themeShade="FF"/>
-          <w:sz w:val="24"/>
-          <w:szCs w:val="24"/>
-          <w:lang w:val="en-US"/>
-        </w:rPr>
-        <w:t>Selenium WebDriver with C#</w:t>
-      </w:r>
-      <w:r>
-        <w:rPr>
-          <w:rFonts w:ascii="Aptos" w:hAnsi="Aptos" w:eastAsia="Aptos" w:cs="Aptos"/>
-          <w:noProof w:val="0"/>
-          <w:color w:val="000000" w:themeColor="text1" w:themeTint="FF" w:themeShade="FF"/>
-          <w:sz w:val="24"/>
-          <w:szCs w:val="24"/>
-          <w:lang w:val="en-US"/>
-        </w:rPr>
-        <w:t>, i</w:t>
+        <w:t>Key Highlight Project (AI / GenAI Work)</w:t>
+      </w:r>
+    </w:p>
+    <w:p xmlns:wp14="http://schemas.microsoft.com/office/word/2010/wordml" wp14:textId="051668CE">
+      <w:pPr>
+        <w:pStyle w:val="style66"/>
+      </w:pPr>
+    </w:p>
+    <w:p xmlns:wp14="http://schemas.microsoft.com/office/word/2010/wordml" wp14:textId="0BBCE5B7">
+      <w:pPr>
+        <w:pStyle w:val="style4098"/>
+      </w:pPr>
+      <w:r>
+        <w:rPr/>
+        <w:t>- Independently designed and developed an AI Evaluation Framework using DeepEval for a client's AI application</w:t>
+      </w:r>
+    </w:p>
+    <w:p xmlns:wp14="http://schemas.microsoft.com/office/word/2010/wordml" wp14:textId="61BBF553">
+      <w:pPr>
+        <w:pStyle w:val="style4098"/>
+      </w:pPr>
+      <w:r>
+        <w:rPr/>
+        <w:t>- Implemented validation checks for accuracy, relevance, consistency, and hallucination detection</w:t>
+      </w:r>
+    </w:p>
+    <w:p xmlns:wp14="http://schemas.microsoft.com/office/word/2010/wordml" wp14:textId="18180072">
+      <w:pPr>
+        <w:pStyle w:val="style4098"/>
+      </w:pPr>
+      <w:r>
+        <w:rPr/>
+        <w:t>- Reduced manual validation effort by 50-60% and improved reliability of AI outputs through automated evaluation</w:t>
+      </w:r>
+    </w:p>
+    <w:p xmlns:wp14="http://schemas.microsoft.com/office/word/2010/wordml" wp14:textId="37896BFA">
+      <w:pPr>
+        <w:pStyle w:val="style4098"/>
+      </w:pPr>
+      <w:r>
+        <w:rPr/>
+        <w:t>- Received direct client appreciation for ownership and innovation</w:t>
+      </w:r>
+    </w:p>
+    <w:p xmlns:wp14="http://schemas.microsoft.com/office/word/2010/wordml" wp14:textId="066E6CEF">
+      <w:pPr>
+        <w:pStyle w:val="style4098"/>
+      </w:pPr>
+      <w:r>
+        <w:rPr/>
+        <w:t xml:space="preserve"> </w:t>
+      </w:r>
+    </w:p>
+    <w:p xmlns:wp14="http://schemas.microsoft.com/office/word/2010/wordml" wp14:textId="6273CBEF">
+      <w:pPr>
+        <w:pStyle w:val="style2"/>
+      </w:pPr>
+      <w:r>
+        <w:rPr/>
+        <w:t>KEY ACHIEVEMENTS</w:t>
+      </w:r>
+    </w:p>
+    <w:p xmlns:wp14="http://schemas.microsoft.com/office/word/2010/wordml" wp14:textId="064B42BE">
+      <w:pPr>
+        <w:pStyle w:val="style4098"/>
+      </w:pPr>
+      <w:r>
+        <w:rPr/>
+        <w:t xml:space="preserve"> </w:t>
+      </w:r>
+    </w:p>
+    <w:p xmlns:wp14="http://schemas.microsoft.com/office/word/2010/wordml" wp14:textId="35B67934">
+      <w:pPr>
+        <w:pStyle w:val="style4098"/>
+      </w:pPr>
+      <w:r>
+        <w:rPr/>
+        <w:t>- Selected into the core project based on strong performance during Accelerate enablement</w:t>
+      </w:r>
+    </w:p>
+    <w:p xmlns:wp14="http://schemas.microsoft.com/office/word/2010/wordml" wp14:textId="4EE01D36">
+      <w:pPr>
+        <w:pStyle w:val="style4098"/>
+      </w:pPr>
+      <w:r>
+        <w:rPr/>
+        <w:t>- Built and delivered a production-ready AI evaluation framework independently</w:t>
+      </w:r>
+    </w:p>
+    <w:p xmlns:wp14="http://schemas.microsoft.com/office/word/2010/wordml" wp14:textId="6A3B4008">
+      <w:pPr>
+        <w:pStyle w:val="style4098"/>
+      </w:pPr>
+      <w:r>
+        <w:rPr/>
+        <w:t>- Received Client Appreciation and Exceptional Performance recognition</w:t>
+      </w:r>
+    </w:p>
+    <w:p xmlns:wp14="http://schemas.microsoft.com/office/word/2010/wordml" wp14:textId="645F35EA">
+      <w:pPr>
+        <w:pStyle w:val="style4098"/>
+      </w:pPr>
+      <w:r>
+        <w:rPr/>
+        <w:t>- Achieved Outstanding rating followed by Commendable rating in subsequent review cycle</w:t>
+      </w:r>
+    </w:p>
+    <w:p xmlns:wp14="http://schemas.microsoft.com/office/word/2010/wordml" wp14:textId="3C33113A">
+      <w:pPr>
+        <w:pStyle w:val="style4098"/>
+      </w:pPr>
+      <w:r>
+        <w:rPr/>
+        <w:t xml:space="preserve"> </w:t>
+      </w:r>
+    </w:p>
+    <w:p xmlns:wp14="http://schemas.microsoft.com/office/word/2010/wordml" wp14:textId="13E85EA4">
+      <w:pPr>
+        <w:pStyle w:val="style2"/>
+      </w:pPr>
+      <w:r>
+        <w:rPr/>
+        <w:t>EDUCATION</w:t>
+      </w:r>
+    </w:p>
+    <w:p xmlns:wp14="http://schemas.microsoft.com/office/word/2010/wordml" wp14:textId="0AC4B3E5">
+      <w:pPr>
+        <w:pStyle w:val="style4098"/>
+      </w:pPr>
+      <w:r>
+        <w:rPr/>
+        <w:t xml:space="preserve"> </w:t>
+      </w:r>
+    </w:p>
+    <w:p xmlns:wp14="http://schemas.microsoft.com/office/word/2010/wordml" wp14:textId="7D8C7D55">
+      <w:pPr>
+        <w:pStyle w:val="style4098"/>
+      </w:pPr>
+      <w:r>
+        <w:rPr/>
+        <w:t>- Bachelor of Science (MPC) | Aditya Degree College | 2019 | CGPA: 8.2</w:t>
+      </w:r>
+    </w:p>
+    <w:p xmlns:wp14="http://schemas.microsoft.com/office/word/2010/wordml" wp14:textId="2D605DDF">
+      <w:pPr>
+        <w:pStyle w:val="style4098"/>
+      </w:pPr>
+      <w:r>
+        <w:rPr/>
+        <w:t>- Intermediate (MPC) | Aditya Junior College | 2016 | 85.4%</w:t>
+      </w:r>
+    </w:p>
+    <w:p xmlns:wp14="http://schemas.microsoft.com/office/word/2010/wordml" wp14:textId="59CE4AEC">
+      <w:pPr>
+        <w:pStyle w:val="style4098"/>
+      </w:pPr>
+      <w:r>
+        <w:rPr/>
+        <w:t>- SSC | St. Mary's High School | 2014 | CGPA: 7.8</w:t>
+      </w:r>
+    </w:p>
+    <w:p xmlns:wp14="http://schemas.microsoft.com/office/word/2010/wordml" wp14:textId="5B98B215">
+      <w:pPr>
+        <w:pStyle w:val="style4098"/>
+      </w:pPr>
+      <w:r>
+        <w:rPr/>
+        <w:t xml:space="preserve"> </w:t>
+      </w:r>
+    </w:p>
+    <w:p xmlns:wp14="http://schemas.microsoft.com/office/word/2010/wordml" wp14:textId="62F0DB2D">
+      <w:pPr>
+        <w:pStyle w:val="style2"/>
+      </w:pPr>
+      <w:r>
+        <w:rPr/>
+        <w:t>ADDITIONAL INFORMATION</w:t>
+      </w:r>
+    </w:p>
+    <w:p xmlns:wp14="http://schemas.microsoft.com/office/word/2010/wordml" wp14:textId="78097092">
+      <w:pPr>
+        <w:pStyle w:val="style4098"/>
+      </w:pPr>
+      <w:r>
+        <w:rPr/>
+        <w:t xml:space="preserve"> </w:t>
+      </w:r>
+    </w:p>
+    <w:p xmlns:wp14="http://schemas.microsoft.com/office/word/2010/wordml" wp14:textId="2C72C6C1">
+      <w:pPr>
+        <w:pStyle w:val="style4098"/>
+      </w:pPr>
+      <w:r>
+        <w:rPr/>
+        <w:t xml:space="preserve">- </w:t>
       </w:r>
       <w:r>
         <w:rPr>
@@ -956,17 +779,7 @@
           <w:color w:val="000000" w:themeColor="text1" w:themeTint="FF" w:themeShade="FF"/>
           <w:lang w:val="en-US"/>
         </w:rPr>
-        <w:t xml:space="preserve">ncreasing regression coverage by </w:t>
-      </w:r>
-      <w:r>
-        <w:rPr>
-          <w:b w:val="1"/>
-          <w:bCs w:val="1"/>
-          <w:noProof w:val="0"/>
-          <w:color w:val="000000" w:themeColor="text1" w:themeTint="FF" w:themeShade="FF"/>
-          <w:lang w:val="en-US"/>
-        </w:rPr>
-        <w:t>60%</w:t>
+        <w:t xml:space="preserve">Serving Notice Period | Immediate Joiner in </w:t>
       </w:r>
       <w:r>
         <w:rPr>
@@ -974,1005 +787,33 @@
           <w:color w:val="000000" w:themeColor="text1" w:themeTint="FF" w:themeShade="FF"/>
           <w:lang w:val="en-US"/>
         </w:rPr>
-        <w:t>.</w:t>
-      </w:r>
-    </w:p>
-    <w:p>
-      <w:pPr>
-        <w:pStyle w:val="ListParagraph"/>
-        <w:numPr>
-          <w:ilvl w:val="0"/>
-          <w:numId w:val="9"/>
-        </w:numPr>
-        <w:spacing w:before="0" w:beforeAutospacing="off" w:after="0" w:afterAutospacing="off"/>
-        <w:rPr>
-          <w:rFonts w:ascii="Aptos" w:hAnsi="Aptos" w:eastAsia="Aptos" w:cs="Aptos"/>
-          <w:noProof w:val="0"/>
-          <w:color w:val="000000" w:themeColor="text1" w:themeTint="FF" w:themeShade="FF"/>
-          <w:sz w:val="24"/>
-          <w:szCs w:val="24"/>
-          <w:lang w:val="en-US"/>
-        </w:rPr>
-      </w:pPr>
-      <w:r>
-        <w:rPr>
-          <w:rFonts w:ascii="Aptos" w:hAnsi="Aptos" w:eastAsia="Aptos" w:cs="Aptos"/>
-          <w:noProof w:val="0"/>
-          <w:color w:val="000000" w:themeColor="text1" w:themeTint="FF" w:themeShade="FF"/>
-          <w:sz w:val="24"/>
-          <w:szCs w:val="24"/>
-          <w:lang w:val="en-US"/>
-        </w:rPr>
-        <w:t>Took ownership of testing tasks, ensuring timely delivery of high-quality releases while reducing regression cycle time by 35–40% through automation.</w:t>
-      </w:r>
-    </w:p>
-    <w:p>
-      <w:pPr>
-        <w:pStyle w:val="ListParagraph"/>
-        <w:numPr>
-          <w:ilvl w:val="0"/>
-          <w:numId w:val="9"/>
-        </w:numPr>
-        <w:spacing w:before="0" w:beforeAutospacing="off" w:after="0" w:afterAutospacing="off"/>
-        <w:rPr>
-          <w:rFonts w:ascii="Aptos" w:hAnsi="Aptos" w:eastAsia="Aptos" w:cs="Aptos"/>
-          <w:noProof w:val="0"/>
-          <w:color w:val="000000" w:themeColor="text1" w:themeTint="FF" w:themeShade="FF"/>
-          <w:sz w:val="24"/>
-          <w:szCs w:val="24"/>
-          <w:lang w:val="en-US"/>
-        </w:rPr>
-      </w:pPr>
-      <w:r>
-        <w:rPr>
-          <w:rFonts w:ascii="Aptos" w:hAnsi="Aptos" w:eastAsia="Aptos" w:cs="Aptos"/>
-          <w:noProof w:val="0"/>
-          <w:color w:val="000000" w:themeColor="text1" w:themeTint="FF" w:themeShade="FF"/>
-          <w:sz w:val="24"/>
-          <w:szCs w:val="24"/>
-          <w:lang w:val="en-US"/>
-        </w:rPr>
-        <w:t>Built automation frameworks using Selenium (Java), TestNG, JUnit, and Cucumber (BDD)</w:t>
-      </w:r>
-      <w:r>
-        <w:rPr>
-          <w:rFonts w:ascii="Aptos" w:hAnsi="Aptos" w:eastAsia="Aptos" w:cs="Aptos"/>
-          <w:noProof w:val="0"/>
-          <w:color w:val="000000" w:themeColor="text1" w:themeTint="FF" w:themeShade="FF"/>
-          <w:sz w:val="24"/>
-          <w:szCs w:val="24"/>
-          <w:lang w:val="en-US"/>
-        </w:rPr>
-        <w:t>.</w:t>
-      </w:r>
-    </w:p>
-    <w:p>
-      <w:pPr>
-        <w:pStyle w:val="ListParagraph"/>
-        <w:numPr>
-          <w:ilvl w:val="0"/>
-          <w:numId w:val="9"/>
-        </w:numPr>
-        <w:spacing w:before="0" w:beforeAutospacing="off" w:after="0" w:afterAutospacing="off"/>
-        <w:rPr>
-          <w:rFonts w:ascii="Aptos" w:hAnsi="Aptos" w:eastAsia="Aptos" w:cs="Aptos"/>
-          <w:noProof w:val="0"/>
-          <w:color w:val="000000" w:themeColor="text1" w:themeTint="FF" w:themeShade="FF"/>
-          <w:sz w:val="24"/>
-          <w:szCs w:val="24"/>
-          <w:lang w:val="en-US"/>
-        </w:rPr>
-      </w:pPr>
-      <w:r>
-        <w:rPr>
-          <w:rFonts w:ascii="Aptos" w:hAnsi="Aptos" w:eastAsia="Aptos" w:cs="Aptos"/>
-          <w:noProof w:val="0"/>
-          <w:color w:val="000000" w:themeColor="text1" w:themeTint="FF" w:themeShade="FF"/>
-          <w:sz w:val="24"/>
-          <w:szCs w:val="24"/>
-          <w:lang w:val="en-US"/>
-        </w:rPr>
-        <w:t>Designed test cases and executed manual and automated testing including regression, smoke, sanity, and API testing.</w:t>
-      </w:r>
-    </w:p>
-    <w:p xmlns:wp14="http://schemas.microsoft.com/office/word/2010/wordml" wp14:textId="02901C20">
-      <w:pPr>
-        <w:pStyle w:val="ListParagraph"/>
-        <w:numPr>
-          <w:ilvl w:val="0"/>
-          <w:numId w:val="9"/>
-        </w:numPr>
-        <w:spacing w:before="0" w:beforeAutospacing="off" w:after="0" w:afterAutospacing="off"/>
-        <w:rPr>
-          <w:rFonts w:ascii="Aptos" w:hAnsi="Aptos" w:eastAsia="Aptos" w:cs="Aptos"/>
-          <w:noProof w:val="0"/>
-          <w:color w:val="000000" w:themeColor="text1" w:themeTint="FF" w:themeShade="FF"/>
-          <w:sz w:val="24"/>
-          <w:szCs w:val="24"/>
-          <w:lang w:val="en-US"/>
-        </w:rPr>
-      </w:pPr>
-      <w:r>
-        <w:rPr>
-          <w:rFonts w:ascii="Aptos" w:hAnsi="Aptos" w:eastAsia="Aptos" w:cs="Aptos"/>
-          <w:noProof w:val="0"/>
-          <w:color w:val="000000" w:themeColor="text1" w:themeTint="FF" w:themeShade="FF"/>
-          <w:sz w:val="24"/>
-          <w:szCs w:val="24"/>
-          <w:lang w:val="en-US"/>
-        </w:rPr>
-        <w:t xml:space="preserve">Performed </w:t>
-      </w:r>
-      <w:r>
-        <w:rPr>
-          <w:rFonts w:ascii="Aptos" w:hAnsi="Aptos" w:eastAsia="Aptos" w:cs="Aptos"/>
-          <w:b w:val="1"/>
-          <w:bCs w:val="1"/>
-          <w:noProof w:val="0"/>
-          <w:color w:val="000000" w:themeColor="text1" w:themeTint="FF" w:themeShade="FF"/>
-          <w:sz w:val="24"/>
-          <w:szCs w:val="24"/>
-          <w:lang w:val="en-US"/>
-        </w:rPr>
-        <w:t>API testing using Rest Assured and Postman</w:t>
-      </w:r>
-      <w:r>
-        <w:rPr>
-          <w:rFonts w:ascii="Aptos" w:hAnsi="Aptos" w:eastAsia="Aptos" w:cs="Aptos"/>
-          <w:noProof w:val="0"/>
-          <w:color w:val="000000" w:themeColor="text1" w:themeTint="FF" w:themeShade="FF"/>
-          <w:sz w:val="24"/>
-          <w:szCs w:val="24"/>
-          <w:lang w:val="en-US"/>
-        </w:rPr>
-        <w:t>, validating request/response and status codes.</w:t>
-      </w:r>
-    </w:p>
-    <w:p>
-      <w:pPr>
-        <w:pStyle w:val="ListParagraph"/>
-        <w:numPr>
-          <w:ilvl w:val="0"/>
-          <w:numId w:val="9"/>
-        </w:numPr>
-        <w:spacing w:before="0" w:beforeAutospacing="off" w:after="0" w:afterAutospacing="off"/>
-        <w:rPr>
-          <w:rFonts w:ascii="Aptos" w:hAnsi="Aptos" w:eastAsia="Aptos" w:cs="Aptos"/>
-          <w:noProof w:val="0"/>
-          <w:color w:val="000000" w:themeColor="text1" w:themeTint="FF" w:themeShade="FF"/>
-          <w:sz w:val="24"/>
-          <w:szCs w:val="24"/>
-          <w:lang w:val="en-US"/>
-        </w:rPr>
-      </w:pPr>
-      <w:r>
-        <w:rPr>
-          <w:rFonts w:ascii="Aptos" w:hAnsi="Aptos" w:eastAsia="Aptos" w:cs="Aptos"/>
-          <w:noProof w:val="0"/>
-          <w:color w:val="000000" w:themeColor="text1" w:themeTint="FF" w:themeShade="FF"/>
-          <w:sz w:val="24"/>
-          <w:szCs w:val="24"/>
-          <w:lang w:val="en-US"/>
-        </w:rPr>
-        <w:t xml:space="preserve">Analyzed test failures and </w:t>
-      </w:r>
-      <w:r>
-        <w:rPr>
-          <w:rFonts w:ascii="Aptos" w:hAnsi="Aptos" w:eastAsia="Aptos" w:cs="Aptos"/>
-          <w:noProof w:val="0"/>
-          <w:color w:val="000000" w:themeColor="text1" w:themeTint="FF" w:themeShade="FF"/>
-          <w:sz w:val="24"/>
-          <w:szCs w:val="24"/>
-          <w:lang w:val="en-US"/>
-        </w:rPr>
-        <w:t>identified</w:t>
-      </w:r>
-      <w:r>
-        <w:rPr>
-          <w:rFonts w:ascii="Aptos" w:hAnsi="Aptos" w:eastAsia="Aptos" w:cs="Aptos"/>
-          <w:noProof w:val="0"/>
-          <w:color w:val="000000" w:themeColor="text1" w:themeTint="FF" w:themeShade="FF"/>
-          <w:sz w:val="24"/>
-          <w:szCs w:val="24"/>
-          <w:lang w:val="en-US"/>
-        </w:rPr>
-        <w:t xml:space="preserve"> 100+ defects, improving application </w:t>
-      </w:r>
-      <w:bookmarkStart w:name="_Int_exOjlpgq" w:id="1795702993"/>
-      <w:r>
-        <w:rPr>
-          <w:rFonts w:ascii="Aptos" w:hAnsi="Aptos" w:eastAsia="Aptos" w:cs="Aptos"/>
-          <w:noProof w:val="0"/>
-          <w:color w:val="000000" w:themeColor="text1" w:themeTint="FF" w:themeShade="FF"/>
-          <w:sz w:val="24"/>
-          <w:szCs w:val="24"/>
-          <w:lang w:val="en-US"/>
-        </w:rPr>
-        <w:t>stability</w:t>
-      </w:r>
-      <w:bookmarkEnd w:id="1795702993"/>
-      <w:r>
-        <w:rPr>
-          <w:rFonts w:ascii="Aptos" w:hAnsi="Aptos" w:eastAsia="Aptos" w:cs="Aptos"/>
-          <w:noProof w:val="0"/>
-          <w:color w:val="000000" w:themeColor="text1" w:themeTint="FF" w:themeShade="FF"/>
-          <w:sz w:val="24"/>
-          <w:szCs w:val="24"/>
-          <w:lang w:val="en-US"/>
-        </w:rPr>
-        <w:t xml:space="preserve"> and reducing production issues.</w:t>
-      </w:r>
-    </w:p>
-    <w:p>
-      <w:pPr>
-        <w:pStyle w:val="ListParagraph"/>
-        <w:numPr>
-          <w:ilvl w:val="0"/>
-          <w:numId w:val="9"/>
-        </w:numPr>
-        <w:spacing w:before="0" w:beforeAutospacing="off" w:after="0" w:afterAutospacing="off"/>
-        <w:rPr>
-          <w:rFonts w:ascii="Aptos" w:hAnsi="Aptos" w:eastAsia="Aptos" w:cs="Aptos"/>
-          <w:b w:val="0"/>
-          <w:bCs w:val="0"/>
-          <w:i w:val="0"/>
-          <w:iCs w:val="0"/>
-          <w:noProof w:val="0"/>
-          <w:color w:val="000000" w:themeColor="text1" w:themeTint="FF" w:themeShade="FF"/>
-          <w:sz w:val="24"/>
-          <w:szCs w:val="24"/>
-          <w:lang w:val="en-US"/>
-        </w:rPr>
-      </w:pPr>
-      <w:r>
-        <w:rPr>
-          <w:rFonts w:ascii="Aptos" w:hAnsi="Aptos" w:eastAsia="Aptos" w:cs="Aptos"/>
-          <w:b w:val="0"/>
-          <w:bCs w:val="0"/>
-          <w:i w:val="0"/>
-          <w:iCs w:val="0"/>
-          <w:noProof w:val="0"/>
-          <w:color w:val="000000" w:themeColor="text1" w:themeTint="FF" w:themeShade="FF"/>
-          <w:sz w:val="24"/>
-          <w:szCs w:val="24"/>
-          <w:lang w:val="en-US"/>
-        </w:rPr>
-        <w:t>Used Git for version control to manage test code in a Waterfall-based project environment.</w:t>
-      </w:r>
-    </w:p>
-    <w:p>
-      <w:pPr>
-        <w:pStyle w:val="style3"/>
-        <w:rPr>
-          <w:noProof w:val="0"/>
-          <w:sz w:val="32"/>
-          <w:szCs w:val="32"/>
-          <w:lang w:val="en-US"/>
-        </w:rPr>
-      </w:pPr>
-    </w:p>
-    <w:p xmlns:wp14="http://schemas.microsoft.com/office/word/2010/wordml" wp14:textId="6D07D80F">
-      <w:pPr>
-        <w:pStyle w:val="style3"/>
-        <w:rPr>
-          <w:rFonts w:ascii="Aptos" w:hAnsi="Aptos" w:eastAsia="Aptos" w:cs="Aptos"/>
-          <w:b w:val="1"/>
-          <w:bCs w:val="1"/>
-          <w:noProof w:val="0"/>
-          <w:color w:val="244061" w:themeColor="accent1" w:themeTint="FF" w:themeShade="80"/>
-          <w:sz w:val="28"/>
-          <w:szCs w:val="28"/>
-          <w:lang w:val="en-US"/>
-        </w:rPr>
-      </w:pPr>
-      <w:r>
-        <w:rPr>
-          <w:noProof w:val="0"/>
-          <w:sz w:val="32"/>
-          <w:szCs w:val="32"/>
-          <w:lang w:val="en-US"/>
-        </w:rPr>
-        <w:t>Key Highlight Project (AI / GenAI Work)</w:t>
-      </w:r>
-    </w:p>
-    <w:p xmlns:wp14="http://schemas.microsoft.com/office/word/2010/wordml" wp14:textId="35AF89B3">
-      <w:pPr>
-        <w:pStyle w:val="ListParagraph"/>
-        <w:numPr>
-          <w:ilvl w:val="0"/>
-          <w:numId w:val="7"/>
-        </w:numPr>
-        <w:spacing w:before="0" w:beforeAutospacing="off" w:after="0" w:afterAutospacing="off"/>
-        <w:rPr>
-          <w:rFonts w:ascii="Aptos" w:hAnsi="Aptos" w:eastAsia="Aptos" w:cs="Aptos"/>
-          <w:noProof w:val="0"/>
-          <w:color w:val="000000" w:themeColor="text1" w:themeTint="FF" w:themeShade="FF"/>
-          <w:sz w:val="24"/>
-          <w:szCs w:val="24"/>
-          <w:lang w:val="en-US"/>
-        </w:rPr>
-      </w:pPr>
-      <w:r>
-        <w:rPr>
-          <w:rFonts w:ascii="Aptos" w:hAnsi="Aptos" w:eastAsia="Aptos" w:cs="Aptos"/>
-          <w:noProof w:val="0"/>
-          <w:color w:val="000000" w:themeColor="text1" w:themeTint="FF" w:themeShade="FF"/>
-          <w:sz w:val="24"/>
-          <w:szCs w:val="24"/>
-          <w:lang w:val="en-US"/>
-        </w:rPr>
-        <w:t xml:space="preserve">Independently designed and developed an </w:t>
-      </w:r>
-      <w:r>
-        <w:rPr>
-          <w:rFonts w:ascii="Aptos" w:hAnsi="Aptos" w:eastAsia="Aptos" w:cs="Aptos"/>
-          <w:b w:val="1"/>
-          <w:bCs w:val="1"/>
-          <w:noProof w:val="0"/>
-          <w:color w:val="000000" w:themeColor="text1" w:themeTint="FF" w:themeShade="FF"/>
-          <w:sz w:val="24"/>
-          <w:szCs w:val="24"/>
-          <w:lang w:val="en-US"/>
-        </w:rPr>
-        <w:t xml:space="preserve">AI Evaluation Framework using </w:t>
-      </w:r>
-      <w:r>
-        <w:rPr>
-          <w:rFonts w:ascii="Aptos" w:hAnsi="Aptos" w:eastAsia="Aptos" w:cs="Aptos"/>
-          <w:b w:val="1"/>
-          <w:bCs w:val="1"/>
-          <w:noProof w:val="0"/>
-          <w:color w:val="000000" w:themeColor="text1" w:themeTint="FF" w:themeShade="FF"/>
-          <w:sz w:val="24"/>
-          <w:szCs w:val="24"/>
-          <w:lang w:val="en-US"/>
-        </w:rPr>
-        <w:t>DeepEval</w:t>
-      </w:r>
-      <w:r>
-        <w:rPr>
-          <w:rFonts w:ascii="Aptos" w:hAnsi="Aptos" w:eastAsia="Aptos" w:cs="Aptos"/>
-          <w:noProof w:val="0"/>
-          <w:color w:val="000000" w:themeColor="text1" w:themeTint="FF" w:themeShade="FF"/>
-          <w:sz w:val="24"/>
-          <w:szCs w:val="24"/>
-          <w:lang w:val="en-US"/>
-        </w:rPr>
-        <w:t xml:space="preserve"> for a </w:t>
-      </w:r>
-      <w:r>
-        <w:rPr>
-          <w:rFonts w:ascii="Aptos" w:hAnsi="Aptos" w:eastAsia="Aptos" w:cs="Aptos"/>
-          <w:noProof w:val="0"/>
-          <w:color w:val="000000" w:themeColor="text1" w:themeTint="FF" w:themeShade="FF"/>
-          <w:sz w:val="24"/>
-          <w:szCs w:val="24"/>
-          <w:lang w:val="en-US"/>
-        </w:rPr>
-        <w:t>client's</w:t>
-      </w:r>
-      <w:r>
-        <w:rPr>
-          <w:rFonts w:ascii="Aptos" w:hAnsi="Aptos" w:eastAsia="Aptos" w:cs="Aptos"/>
-          <w:noProof w:val="0"/>
-          <w:color w:val="000000" w:themeColor="text1" w:themeTint="FF" w:themeShade="FF"/>
-          <w:sz w:val="24"/>
-          <w:szCs w:val="24"/>
-          <w:lang w:val="en-US"/>
-        </w:rPr>
-        <w:t xml:space="preserve"> AI application.</w:t>
-      </w:r>
-    </w:p>
-    <w:p xmlns:wp14="http://schemas.microsoft.com/office/word/2010/wordml" wp14:textId="70264E66">
-      <w:pPr>
-        <w:pStyle w:val="ListParagraph"/>
-        <w:numPr>
-          <w:ilvl w:val="0"/>
-          <w:numId w:val="7"/>
-        </w:numPr>
-        <w:spacing w:before="0" w:beforeAutospacing="off" w:after="0" w:afterAutospacing="off"/>
-        <w:rPr>
-          <w:rFonts w:ascii="Aptos" w:hAnsi="Aptos" w:eastAsia="Aptos" w:cs="Aptos"/>
-          <w:noProof w:val="0"/>
-          <w:color w:val="000000" w:themeColor="text1" w:themeTint="FF" w:themeShade="FF"/>
-          <w:sz w:val="24"/>
-          <w:szCs w:val="24"/>
-          <w:lang w:val="en-US"/>
-        </w:rPr>
-      </w:pPr>
-      <w:r>
-        <w:rPr>
-          <w:rFonts w:ascii="Aptos" w:hAnsi="Aptos" w:eastAsia="Aptos" w:cs="Aptos"/>
-          <w:noProof w:val="0"/>
-          <w:color w:val="000000" w:themeColor="text1" w:themeTint="FF" w:themeShade="FF"/>
-          <w:sz w:val="24"/>
-          <w:szCs w:val="24"/>
-          <w:lang w:val="en-US"/>
-        </w:rPr>
-        <w:t xml:space="preserve">Implemented validation checks for </w:t>
-      </w:r>
-      <w:r>
-        <w:rPr>
-          <w:rFonts w:ascii="Aptos" w:hAnsi="Aptos" w:eastAsia="Aptos" w:cs="Aptos"/>
-          <w:b w:val="1"/>
-          <w:bCs w:val="1"/>
-          <w:noProof w:val="0"/>
-          <w:color w:val="000000" w:themeColor="text1" w:themeTint="FF" w:themeShade="FF"/>
-          <w:sz w:val="24"/>
-          <w:szCs w:val="24"/>
-          <w:lang w:val="en-US"/>
-        </w:rPr>
-        <w:t>accuracy, relevance, consistency, and hallucination detection</w:t>
-      </w:r>
-      <w:r>
-        <w:rPr>
-          <w:rFonts w:ascii="Aptos" w:hAnsi="Aptos" w:eastAsia="Aptos" w:cs="Aptos"/>
-          <w:noProof w:val="0"/>
-          <w:color w:val="000000" w:themeColor="text1" w:themeTint="FF" w:themeShade="FF"/>
-          <w:sz w:val="24"/>
-          <w:szCs w:val="24"/>
-          <w:lang w:val="en-US"/>
-        </w:rPr>
-        <w:t>.</w:t>
-      </w:r>
-    </w:p>
-    <w:p>
-      <w:pPr>
-        <w:pStyle w:val="ListParagraph"/>
-        <w:numPr>
-          <w:ilvl w:val="0"/>
-          <w:numId w:val="7"/>
-        </w:numPr>
-        <w:spacing w:before="0" w:beforeAutospacing="off" w:after="0" w:afterAutospacing="off"/>
-        <w:rPr>
-          <w:rFonts w:ascii="Aptos" w:hAnsi="Aptos" w:eastAsia="Aptos" w:cs="Aptos"/>
-          <w:noProof w:val="0"/>
-          <w:color w:val="000000" w:themeColor="text1" w:themeTint="FF" w:themeShade="FF"/>
-          <w:sz w:val="24"/>
-          <w:szCs w:val="24"/>
-          <w:lang w:val="en-US"/>
-        </w:rPr>
-      </w:pPr>
-      <w:r>
-        <w:rPr>
-          <w:rFonts w:ascii="Aptos" w:hAnsi="Aptos" w:eastAsia="Aptos" w:cs="Aptos"/>
-          <w:noProof w:val="0"/>
-          <w:color w:val="000000" w:themeColor="text1" w:themeTint="FF" w:themeShade="FF"/>
-          <w:sz w:val="24"/>
-          <w:szCs w:val="24"/>
-          <w:lang w:val="en-US"/>
-        </w:rPr>
-        <w:t>Reduced manual validation effort by 50–60% and improved reliability of AI outputs through automated evaluation.</w:t>
-      </w:r>
-    </w:p>
-    <w:p xmlns:wp14="http://schemas.microsoft.com/office/word/2010/wordml" wp14:textId="2DBE0CDB">
-      <w:pPr>
-        <w:pStyle w:val="ListParagraph"/>
-        <w:numPr>
-          <w:ilvl w:val="0"/>
-          <w:numId w:val="7"/>
-        </w:numPr>
-        <w:spacing w:before="0" w:beforeAutospacing="off" w:after="0" w:afterAutospacing="off"/>
-        <w:rPr>
-          <w:rFonts w:ascii="Aptos" w:hAnsi="Aptos" w:eastAsia="Aptos" w:cs="Aptos"/>
-          <w:noProof w:val="0"/>
-          <w:color w:val="000000" w:themeColor="text1" w:themeTint="FF" w:themeShade="FF"/>
-          <w:sz w:val="24"/>
-          <w:szCs w:val="24"/>
-          <w:lang w:val="en-US"/>
-        </w:rPr>
-      </w:pPr>
-      <w:r>
-        <w:rPr>
-          <w:rFonts w:ascii="Aptos" w:hAnsi="Aptos" w:eastAsia="Aptos" w:cs="Aptos"/>
-          <w:noProof w:val="0"/>
-          <w:color w:val="000000" w:themeColor="text1" w:themeTint="FF" w:themeShade="FF"/>
-          <w:sz w:val="24"/>
-          <w:szCs w:val="24"/>
-          <w:lang w:val="en-US"/>
-        </w:rPr>
-        <w:t xml:space="preserve">Received </w:t>
-      </w:r>
-      <w:r>
-        <w:rPr>
-          <w:rFonts w:ascii="Aptos" w:hAnsi="Aptos" w:eastAsia="Aptos" w:cs="Aptos"/>
-          <w:b w:val="1"/>
-          <w:bCs w:val="1"/>
-          <w:noProof w:val="0"/>
-          <w:color w:val="000000" w:themeColor="text1" w:themeTint="FF" w:themeShade="FF"/>
-          <w:sz w:val="24"/>
-          <w:szCs w:val="24"/>
-          <w:lang w:val="en-US"/>
-        </w:rPr>
-        <w:t>direct client appreciation</w:t>
-      </w:r>
-      <w:r>
-        <w:rPr>
-          <w:rFonts w:ascii="Aptos" w:hAnsi="Aptos" w:eastAsia="Aptos" w:cs="Aptos"/>
-          <w:noProof w:val="0"/>
-          <w:color w:val="000000" w:themeColor="text1" w:themeTint="FF" w:themeShade="FF"/>
-          <w:sz w:val="24"/>
-          <w:szCs w:val="24"/>
-          <w:lang w:val="en-US"/>
-        </w:rPr>
-        <w:t xml:space="preserve"> for ownership and innovation.</w:t>
-      </w:r>
-    </w:p>
-    <w:p xmlns:wp14="http://schemas.microsoft.com/office/word/2010/wordml" wp14:textId="4E5686BE">
-      <w:pPr>
-        <w:pStyle w:val="ListParagraph"/>
-        <w:spacing w:before="0" w:beforeAutospacing="off" w:after="0" w:afterAutospacing="off"/>
-        <w:ind w:left="720"/>
-        <w:rPr>
-          <w:rFonts w:ascii="Aptos" w:hAnsi="Aptos" w:eastAsia="Aptos" w:cs="Aptos"/>
-          <w:noProof w:val="0"/>
-          <w:color w:val="000000" w:themeColor="text1" w:themeTint="FF" w:themeShade="FF"/>
-          <w:sz w:val="24"/>
-          <w:szCs w:val="24"/>
-          <w:lang w:val="en-US"/>
-        </w:rPr>
-      </w:pPr>
-    </w:p>
-    <w:p xmlns:wp14="http://schemas.microsoft.com/office/word/2010/wordml" wp14:textId="416EAC81">
-      <w:pPr>
-        <w:pStyle w:val="style2"/>
-        <w:rPr>
-          <w:b w:val="1"/>
-          <w:bCs w:val="1"/>
-        </w:rPr>
-      </w:pPr>
-      <w:r>
-        <w:rPr>
-          <w:noProof w:val="0"/>
-          <w:lang w:val="en-US"/>
-        </w:rPr>
-        <w:t>KEY ACHIEVEMENTS</w:t>
-      </w:r>
-    </w:p>
-    <w:p xmlns:wp14="http://schemas.microsoft.com/office/word/2010/wordml" wp14:textId="7B4A7910">
-      <w:pPr>
-        <w:pStyle w:val="ListParagraph"/>
-        <w:numPr>
-          <w:ilvl w:val="0"/>
-          <w:numId w:val="8"/>
-        </w:numPr>
-        <w:spacing w:before="0" w:beforeAutospacing="off" w:after="0" w:afterAutospacing="off"/>
+        <w:t>10</w:t>
+      </w:r>
+      <w:r>
         <w:rPr>
           <w:noProof w:val="0"/>
           <w:color w:val="000000" w:themeColor="text1" w:themeTint="FF" w:themeShade="FF"/>
           <w:lang w:val="en-US"/>
         </w:rPr>
-      </w:pPr>
-      <w:r>
-        <w:rPr>
-          <w:noProof w:val="0"/>
-          <w:color w:val="000000" w:themeColor="text1" w:themeTint="FF" w:themeShade="FF"/>
-          <w:lang w:val="en-US"/>
-        </w:rPr>
-        <w:t xml:space="preserve">Selected into </w:t>
-      </w:r>
-      <w:r>
-        <w:rPr>
-          <w:noProof w:val="0"/>
-          <w:color w:val="000000" w:themeColor="text1" w:themeTint="FF" w:themeShade="FF"/>
-          <w:lang w:val="en-US"/>
-        </w:rPr>
-        <w:t xml:space="preserve">the </w:t>
-      </w:r>
-      <w:r>
-        <w:rPr>
-          <w:noProof w:val="0"/>
-          <w:color w:val="000000" w:themeColor="text1" w:themeTint="FF" w:themeShade="FF"/>
-          <w:lang w:val="en-US"/>
-        </w:rPr>
-        <w:t xml:space="preserve">core </w:t>
-      </w:r>
-      <w:r>
-        <w:rPr>
-          <w:noProof w:val="0"/>
-          <w:color w:val="000000" w:themeColor="text1" w:themeTint="FF" w:themeShade="FF"/>
-          <w:lang w:val="en-US"/>
-        </w:rPr>
-        <w:t xml:space="preserve">project based on </w:t>
-      </w:r>
-      <w:r>
-        <w:rPr>
-          <w:noProof w:val="0"/>
-          <w:color w:val="000000" w:themeColor="text1" w:themeTint="FF" w:themeShade="FF"/>
-          <w:lang w:val="en-US"/>
-        </w:rPr>
-        <w:t>strong performance</w:t>
-      </w:r>
-      <w:r>
-        <w:rPr>
-          <w:noProof w:val="0"/>
-          <w:color w:val="000000" w:themeColor="text1" w:themeTint="FF" w:themeShade="FF"/>
-          <w:lang w:val="en-US"/>
-        </w:rPr>
-        <w:t xml:space="preserve"> during Accelerate enablement.</w:t>
-      </w:r>
-    </w:p>
-    <w:p xmlns:wp14="http://schemas.microsoft.com/office/word/2010/wordml" wp14:textId="38A0355F">
-      <w:pPr>
-        <w:pStyle w:val="ListParagraph"/>
-        <w:numPr>
-          <w:ilvl w:val="0"/>
-          <w:numId w:val="8"/>
-        </w:numPr>
-        <w:spacing w:before="0" w:beforeAutospacing="off" w:after="0" w:afterAutospacing="off"/>
-        <w:rPr>
-          <w:noProof w:val="0"/>
-          <w:color w:val="000000" w:themeColor="text1" w:themeTint="FF" w:themeShade="FF"/>
-          <w:lang w:val="en-US"/>
-        </w:rPr>
-      </w:pPr>
-      <w:r>
-        <w:rPr>
-          <w:noProof w:val="0"/>
-          <w:color w:val="000000" w:themeColor="text1" w:themeTint="FF" w:themeShade="FF"/>
-          <w:lang w:val="en-US"/>
-        </w:rPr>
-        <w:t xml:space="preserve">Built and delivered a </w:t>
-      </w:r>
-      <w:r>
-        <w:rPr>
-          <w:b w:val="1"/>
-          <w:bCs w:val="1"/>
-          <w:noProof w:val="0"/>
-          <w:color w:val="000000" w:themeColor="text1" w:themeTint="FF" w:themeShade="FF"/>
-          <w:lang w:val="en-US"/>
-        </w:rPr>
-        <w:t>production-ready AI evaluation framework independently</w:t>
-      </w:r>
-      <w:r>
-        <w:rPr>
-          <w:noProof w:val="0"/>
-          <w:color w:val="000000" w:themeColor="text1" w:themeTint="FF" w:themeShade="FF"/>
-          <w:lang w:val="en-US"/>
-        </w:rPr>
-        <w:t>.</w:t>
-      </w:r>
-    </w:p>
-    <w:p xmlns:wp14="http://schemas.microsoft.com/office/word/2010/wordml" wp14:textId="287BE8C8">
-      <w:pPr>
-        <w:pStyle w:val="ListParagraph"/>
-        <w:numPr>
-          <w:ilvl w:val="0"/>
-          <w:numId w:val="8"/>
-        </w:numPr>
-        <w:spacing w:before="0" w:beforeAutospacing="off" w:after="0" w:afterAutospacing="off"/>
-        <w:rPr>
-          <w:noProof w:val="0"/>
-          <w:color w:val="000000" w:themeColor="text1" w:themeTint="FF" w:themeShade="FF"/>
-          <w:lang w:val="en-US"/>
-        </w:rPr>
-      </w:pPr>
-      <w:r>
-        <w:rPr>
-          <w:noProof w:val="0"/>
-          <w:color w:val="000000" w:themeColor="text1" w:themeTint="FF" w:themeShade="FF"/>
-          <w:lang w:val="en-US"/>
-        </w:rPr>
-        <w:t xml:space="preserve">Received </w:t>
-      </w:r>
-      <w:r>
-        <w:rPr>
-          <w:b w:val="1"/>
-          <w:bCs w:val="1"/>
-          <w:noProof w:val="0"/>
-          <w:color w:val="000000" w:themeColor="text1" w:themeTint="FF" w:themeShade="FF"/>
-          <w:lang w:val="en-US"/>
-        </w:rPr>
-        <w:t>Client Appreciation and Exceptional Performance recognition</w:t>
-      </w:r>
-      <w:r>
-        <w:rPr>
-          <w:noProof w:val="0"/>
-          <w:color w:val="000000" w:themeColor="text1" w:themeTint="FF" w:themeShade="FF"/>
-          <w:lang w:val="en-US"/>
-        </w:rPr>
-        <w:t>.</w:t>
-      </w:r>
-    </w:p>
-    <w:p>
-      <w:pPr>
-        <w:pStyle w:val="ListParagraph"/>
-        <w:numPr>
-          <w:ilvl w:val="0"/>
-          <w:numId w:val="8"/>
-        </w:numPr>
-        <w:spacing w:before="0" w:beforeAutospacing="off" w:after="0" w:afterAutospacing="off"/>
-        <w:rPr>
-          <w:rFonts w:ascii="Aptos" w:hAnsi="Aptos" w:eastAsia="Aptos" w:cs="Aptos"/>
-          <w:b w:val="1"/>
-          <w:bCs w:val="1"/>
-          <w:i w:val="0"/>
-          <w:iCs w:val="0"/>
-          <w:noProof w:val="0"/>
-          <w:color w:val="000000" w:themeColor="text1" w:themeTint="FF" w:themeShade="FF"/>
-          <w:sz w:val="24"/>
-          <w:szCs w:val="24"/>
-          <w:lang w:val="en-US"/>
-        </w:rPr>
-      </w:pPr>
-      <w:r>
-        <w:rPr>
-          <w:rFonts w:ascii="Aptos" w:hAnsi="Aptos" w:eastAsia="Aptos" w:cs="Aptos"/>
-          <w:b w:val="0"/>
-          <w:bCs w:val="0"/>
-          <w:i w:val="0"/>
-          <w:iCs w:val="0"/>
-          <w:noProof w:val="0"/>
-          <w:color w:val="000000" w:themeColor="text1" w:themeTint="FF" w:themeShade="FF"/>
-          <w:sz w:val="24"/>
-          <w:szCs w:val="24"/>
-          <w:lang w:val="en-US"/>
-        </w:rPr>
-        <w:t xml:space="preserve">Achieved </w:t>
-      </w:r>
-      <w:r>
-        <w:rPr>
-          <w:rFonts w:ascii="Aptos" w:hAnsi="Aptos" w:eastAsia="Aptos" w:cs="Aptos"/>
-          <w:b w:val="1"/>
-          <w:bCs w:val="1"/>
-          <w:i w:val="0"/>
-          <w:iCs w:val="0"/>
-          <w:noProof w:val="0"/>
-          <w:color w:val="000000" w:themeColor="text1" w:themeTint="FF" w:themeShade="FF"/>
-          <w:sz w:val="24"/>
-          <w:szCs w:val="24"/>
-          <w:lang w:val="en-US"/>
-        </w:rPr>
-        <w:t xml:space="preserve">Outstanding rating </w:t>
-      </w:r>
-      <w:r>
-        <w:rPr>
-          <w:rFonts w:ascii="Aptos" w:hAnsi="Aptos" w:eastAsia="Aptos" w:cs="Aptos"/>
-          <w:b w:val="0"/>
-          <w:bCs w:val="0"/>
-          <w:i w:val="0"/>
-          <w:iCs w:val="0"/>
-          <w:noProof w:val="0"/>
-          <w:color w:val="000000" w:themeColor="text1" w:themeTint="FF" w:themeShade="FF"/>
-          <w:sz w:val="24"/>
-          <w:szCs w:val="24"/>
-          <w:lang w:val="en-US"/>
-        </w:rPr>
-        <w:t xml:space="preserve">followed by </w:t>
-      </w:r>
-      <w:r>
-        <w:rPr>
-          <w:rFonts w:ascii="Aptos" w:hAnsi="Aptos" w:eastAsia="Aptos" w:cs="Aptos"/>
-          <w:b w:val="1"/>
-          <w:bCs w:val="1"/>
-          <w:i w:val="0"/>
-          <w:iCs w:val="0"/>
-          <w:noProof w:val="0"/>
-          <w:color w:val="000000" w:themeColor="text1" w:themeTint="FF" w:themeShade="FF"/>
-          <w:sz w:val="24"/>
-          <w:szCs w:val="24"/>
-          <w:lang w:val="en-US"/>
-        </w:rPr>
-        <w:t>Commendable rating</w:t>
-      </w:r>
-      <w:r>
-        <w:rPr>
-          <w:rFonts w:ascii="Aptos" w:hAnsi="Aptos" w:eastAsia="Aptos" w:cs="Aptos"/>
-          <w:b w:val="1"/>
-          <w:bCs w:val="1"/>
-          <w:i w:val="0"/>
-          <w:iCs w:val="0"/>
-          <w:noProof w:val="0"/>
-          <w:color w:val="000000" w:themeColor="text1" w:themeTint="FF" w:themeShade="FF"/>
-          <w:sz w:val="24"/>
-          <w:szCs w:val="24"/>
-          <w:lang w:val="en-US"/>
-        </w:rPr>
-        <w:t xml:space="preserve"> </w:t>
-      </w:r>
-      <w:r>
-        <w:rPr>
-          <w:noProof w:val="0"/>
-          <w:color w:val="000000" w:themeColor="text1" w:themeTint="FF" w:themeShade="FF"/>
-          <w:lang w:val="en-US"/>
-        </w:rPr>
-        <w:t xml:space="preserve">in </w:t>
-      </w:r>
-      <w:r>
-        <w:rPr>
-          <w:noProof w:val="0"/>
-          <w:color w:val="000000" w:themeColor="text1" w:themeTint="FF" w:themeShade="FF"/>
-          <w:lang w:val="en-US"/>
-        </w:rPr>
-        <w:t>subsequent</w:t>
-      </w:r>
-      <w:r>
-        <w:rPr>
-          <w:noProof w:val="0"/>
-          <w:color w:val="000000" w:themeColor="text1" w:themeTint="FF" w:themeShade="FF"/>
-          <w:lang w:val="en-US"/>
-        </w:rPr>
-        <w:t xml:space="preserve"> review cycle</w:t>
-      </w:r>
-      <w:r>
-        <w:rPr>
-          <w:rFonts w:ascii="Aptos" w:hAnsi="Aptos" w:eastAsia="Aptos" w:cs="Aptos"/>
-          <w:b w:val="1"/>
-          <w:bCs w:val="1"/>
-          <w:i w:val="0"/>
-          <w:iCs w:val="0"/>
-          <w:noProof w:val="0"/>
-          <w:color w:val="000000" w:themeColor="text1" w:themeTint="FF" w:themeShade="FF"/>
-          <w:sz w:val="24"/>
-          <w:szCs w:val="24"/>
-          <w:lang w:val="en-US"/>
-        </w:rPr>
-        <w:t>.</w:t>
-      </w:r>
-    </w:p>
-    <w:p>
-      <w:pPr>
-        <w:pStyle w:val="ListParagraph"/>
-        <w:spacing w:before="0" w:beforeAutospacing="off" w:after="0" w:afterAutospacing="off"/>
-        <w:ind w:left="720"/>
-        <w:rPr>
-          <w:rFonts w:ascii="Aptos" w:hAnsi="Aptos" w:eastAsia="Aptos" w:cs="Aptos"/>
-          <w:b w:val="1"/>
-          <w:bCs w:val="1"/>
-          <w:i w:val="0"/>
-          <w:iCs w:val="0"/>
-          <w:noProof w:val="0"/>
-          <w:color w:val="000000" w:themeColor="text1" w:themeTint="FF" w:themeShade="FF"/>
-          <w:sz w:val="24"/>
-          <w:szCs w:val="24"/>
-          <w:lang w:val="en-US"/>
-        </w:rPr>
-      </w:pPr>
-    </w:p>
-    <w:p xmlns:wp14="http://schemas.microsoft.com/office/word/2010/wordml" wp14:textId="33A04F75">
-      <w:pPr>
-        <w:pStyle w:val="style2"/>
-      </w:pPr>
-      <w:r>
-        <w:rPr>
-          <w:noProof w:val="0"/>
-          <w:lang w:val="en-US"/>
-        </w:rPr>
-        <w:t>EDUCATION</w:t>
-      </w:r>
-    </w:p>
-    <w:p xmlns:wp14="http://schemas.microsoft.com/office/word/2010/wordml" wp14:textId="77777777">
-      <w:pPr>
-        <w:pStyle w:val="style4097"/>
-        <w:rPr/>
-      </w:pPr>
-      <w:r>
-        <w:rPr>
-          <w:b/>
-          <w:bCs/>
-        </w:rPr>
-        <w:t>Bachelor of Science (MPC)</w:t>
-      </w:r>
-      <w:r>
-        <w:br/>
-      </w:r>
-      <w:r>
-        <w:t>Aditya Degree College, Adikavi Nannaya University</w:t>
-      </w:r>
-      <w:r>
-        <w:br/>
-      </w:r>
-      <w:r>
-        <w:t>Year of Passing: 2019 | CGPA: 8.2</w:t>
-      </w:r>
-    </w:p>
-    <w:p xmlns:wp14="http://schemas.microsoft.com/office/word/2010/wordml" wp14:textId="77777777">
-      <w:pPr>
-        <w:pStyle w:val="style66"/>
-        <w:rPr/>
-      </w:pPr>
-      <w:r>
-        <w:rPr>
-          <w:b/>
-          <w:bCs/>
-        </w:rPr>
-        <w:t>Intermediate (MPC)</w:t>
-      </w:r>
-      <w:r>
-        <w:br/>
-      </w:r>
-      <w:r>
-        <w:t>Aditya Junior College, Board of Intermediate Education</w:t>
-      </w:r>
-      <w:r>
-        <w:br/>
-      </w:r>
-      <w:r>
-        <w:t>Year of Passing: 2016 | Percentage: 85.4%</w:t>
-      </w:r>
-    </w:p>
-    <w:bookmarkStart w:name="additional-information" w:id="7"/>
-    <w:bookmarkEnd w:id="6"/>
-    <w:p>
-      <w:pPr>
-        <w:pStyle w:val="style66"/>
-      </w:pPr>
-      <w:r>
-        <w:rPr>
-          <w:b w:val="1"/>
-          <w:bCs w:val="1"/>
-        </w:rPr>
-        <w:t>SSC</w:t>
-      </w:r>
-      <w:r>
-        <w:br/>
-      </w:r>
-      <w:r>
-        <w:rPr/>
-        <w:t>St. Mary’s High School, Board of Secondary Education</w:t>
-      </w:r>
-      <w:r>
-        <w:br/>
-      </w:r>
-      <w:r>
-        <w:rPr/>
-        <w:t>Year of Passing: 2014 | CGPA: 7.8</w:t>
-      </w:r>
-    </w:p>
-    <w:p>
-      <w:pPr>
-        <w:pStyle w:val="style66"/>
-      </w:pPr>
-    </w:p>
-    <w:p>
-      <w:pPr>
-        <w:pStyle w:val="style2"/>
-      </w:pPr>
-      <w:r>
-        <w:rPr>
-          <w:noProof w:val="0"/>
-          <w:lang w:val="en-US"/>
-        </w:rPr>
-        <w:t>ADDITIONAL INFORMATION</w:t>
-      </w:r>
-    </w:p>
-    <w:p xmlns:wp14="http://schemas.microsoft.com/office/word/2010/wordml" wp14:textId="77777777">
-      <w:pPr>
-        <w:pStyle w:val="style4098"/>
-        <w:numPr>
-          <w:ilvl w:val="0"/>
-          <w:numId w:val="4"/>
-        </w:numPr>
-        <w:rPr/>
-      </w:pPr>
-      <w:r>
-        <w:t>Immediate joiner / As per notice period</w:t>
-      </w:r>
-    </w:p>
-    <w:p xmlns:wp14="http://schemas.microsoft.com/office/word/2010/wordml" wp14:textId="77777777">
-      <w:pPr>
-        <w:pStyle w:val="style4098"/>
-        <w:numPr>
-          <w:ilvl w:val="0"/>
-          <w:numId w:val="4"/>
-        </w:numPr>
-        <w:rPr/>
-      </w:pPr>
-      <w:r>
-        <w:t>Flexible with shifts and locations</w:t>
-      </w:r>
-    </w:p>
-    <w:p xmlns:wp14="http://schemas.microsoft.com/office/word/2010/wordml" wp14:textId="77777777">
-      <w:pPr>
-        <w:pStyle w:val="style4098"/>
-        <w:numPr>
-          <w:ilvl w:val="0"/>
-          <w:numId w:val="4"/>
-        </w:numPr>
-        <w:rPr/>
-      </w:pPr>
-      <w:r>
-        <w:t>Strong learning mindset and adaptable to new technologies</w:t>
+        <w:t xml:space="preserve"> Days</w:t>
+      </w:r>
+    </w:p>
+    <w:p xmlns:wp14="http://schemas.microsoft.com/office/word/2010/wordml" wp14:textId="347808F8">
+      <w:pPr>
+        <w:pStyle w:val="style4098"/>
+      </w:pPr>
+      <w:r>
+        <w:rPr/>
+        <w:t>- Flexible with shifts and locations</w:t>
+      </w:r>
+    </w:p>
+    <w:p xmlns:wp14="http://schemas.microsoft.com/office/word/2010/wordml" wp14:textId="2F53115D">
+      <w:pPr>
+        <w:pStyle w:val="style4098"/>
+      </w:pPr>
+      <w:r>
+        <w:rPr/>
+        <w:t>- Strong learning mindset and adaptable to new technologies</w:t>
       </w:r>
     </w:p>
     <w:bookmarkEnd w:id="7"/>
@@ -1982,7 +823,7 @@
         <w:numRestart w:val="eachSect"/>
       </w:footnotePr>
       <w:pgSz w:w="12240" w:h="20160" w:orient="portrait"/>
-      <w:pgMar w:top="1440" w:right="1080" w:bottom="1440" w:left="1080" w:header="720" w:footer="720" w:gutter="0"/>
+      <w:pgMar w:top="1008" w:right="864" w:bottom="1008" w:left="1152" w:header="720" w:footer="720" w:gutter="0"/>
       <w:cols w:equalWidth="1" w:num="1"/>
     </w:sectPr>
   </w:body>
@@ -1992,6 +833,9 @@
 <file path=word/intelligence2.xml><?xml version="1.0" encoding="utf-8"?>
 <int2:intelligence xmlns:int2="http://schemas.microsoft.com/office/intelligence/2020/intelligence">
   <int2:observations>
+    <int2:textHash int2:hashCode="6uXavoCG6nypiu" int2:id="oa0Sqgqf">
+      <int2:state int2:type="spell" int2:value="Rejected"/>
+    </int2:textHash>
     <int2:textHash int2:hashCode="6FIdUE/fIw9beN" int2:id="pBtEBtXF">
       <int2:state int2:type="spell" int2:value="Rejected"/>
     </int2:textHash>
@@ -2004,12 +848,6 @@
     <int2:bookmark int2:bookmarkName="_Int_exOjlpgq" int2:invalidationBookmarkName="" int2:hashCode="5wZHxkYtMjQxmR" int2:id="lAD07TvZ">
       <int2:state int2:type="gram" int2:value="Rejected"/>
     </int2:bookmark>
-    <int2:bookmark int2:bookmarkName="_Int_06MLRSDZ" int2:invalidationBookmarkName="" int2:hashCode="Sp/mLP4nnFqGMt" int2:id="rR6CG3Ul">
-      <int2:state int2:type="gram" int2:value="Rejected"/>
-    </int2:bookmark>
-    <int2:bookmark int2:bookmarkName="_Int_A8tgwtRI" int2:invalidationBookmarkName="" int2:hashCode="Sp/mLP4nnFqGMt" int2:id="rPT6Nz1Q">
-      <int2:state int2:type="gram" int2:value="Rejected"/>
-    </int2:bookmark>
   </int2:observations>
   <int2:intelligenceSettings/>
 </int2:intelligence>
@@ -2017,6 +855,678 @@
 
 <file path=word/numbering.xml><?xml version="1.0" encoding="utf-8"?>
 <w:numbering xmlns:wpc="http://schemas.microsoft.com/office/word/2010/wordprocessingCanvas" xmlns:mc="http://schemas.openxmlformats.org/markup-compatibility/2006" xmlns:o="urn:schemas-microsoft-com:office:office" xmlns:r="http://schemas.openxmlformats.org/package/2006/relationships" xmlns:m="http://schemas.openxmlformats.org/officeDocument/2006/math" xmlns:v="urn:schemas-microsoft-com:vml" xmlns:wp14="http://schemas.microsoft.com/office/word/2010/wordprocessingDrawing" xmlns:wp="http://schemas.openxmlformats.org/drawingml/2006/wordprocessingDrawing" xmlns:w10="urn:schemas-microsoft-com:office:word" xmlns:w="http://schemas.openxmlformats.org/wordprocessingml/2006/main" xmlns:w14="http://schemas.microsoft.com/office/word/2010/wordml" xmlns:wpg="http://schemas.microsoft.com/office/word/2010/wordprocessingGroup" xmlns:wpi="http://schemas.microsoft.com/office/word/2010/wordprocessingInk" xmlns:wne="http://schemas.microsoft.com/office/word/2006/wordml" xmlns:wps="http://schemas.microsoft.com/office/word/2010/wordprocessingShape" mc:Ignorable="w14 wp14">
+  <w:abstractNum xmlns:w="http://schemas.openxmlformats.org/wordprocessingml/2006/main" w:abstractNumId="12">
+    <w:nsid w:val="4d963614"/>
+    <w:multiLevelType xmlns:w="http://schemas.openxmlformats.org/wordprocessingml/2006/main" w:val="hybridMultilevel"/>
+    <w:lvl xmlns:w="http://schemas.openxmlformats.org/wordprocessingml/2006/main" w:ilvl="0">
+      <w:start w:val="1"/>
+      <w:numFmt w:val="bullet"/>
+      <w:lvlText w:val=""/>
+      <w:lvlJc w:val="left"/>
+      <w:pPr>
+        <w:ind w:left="720" w:hanging="360"/>
+      </w:pPr>
+      <w:rPr>
+        <w:rFonts w:hint="default" w:ascii="Symbol" w:hAnsi="Symbol"/>
+      </w:rPr>
+    </w:lvl>
+    <w:lvl xmlns:w="http://schemas.openxmlformats.org/wordprocessingml/2006/main" w:ilvl="1">
+      <w:start w:val="1"/>
+      <w:numFmt w:val="bullet"/>
+      <w:lvlText w:val="o"/>
+      <w:lvlJc w:val="left"/>
+      <w:pPr>
+        <w:ind w:left="1440" w:hanging="360"/>
+      </w:pPr>
+      <w:rPr>
+        <w:rFonts w:hint="default" w:ascii="Courier New" w:hAnsi="Courier New"/>
+      </w:rPr>
+    </w:lvl>
+    <w:lvl xmlns:w="http://schemas.openxmlformats.org/wordprocessingml/2006/main" w:ilvl="2">
+      <w:start w:val="1"/>
+      <w:numFmt w:val="bullet"/>
+      <w:lvlText w:val=""/>
+      <w:lvlJc w:val="left"/>
+      <w:pPr>
+        <w:ind w:left="2160" w:hanging="360"/>
+      </w:pPr>
+      <w:rPr>
+        <w:rFonts w:hint="default" w:ascii="Wingdings" w:hAnsi="Wingdings"/>
+      </w:rPr>
+    </w:lvl>
+    <w:lvl xmlns:w="http://schemas.openxmlformats.org/wordprocessingml/2006/main" w:ilvl="3">
+      <w:start w:val="1"/>
+      <w:numFmt w:val="bullet"/>
+      <w:lvlText w:val=""/>
+      <w:lvlJc w:val="left"/>
+      <w:pPr>
+        <w:ind w:left="2880" w:hanging="360"/>
+      </w:pPr>
+      <w:rPr>
+        <w:rFonts w:hint="default" w:ascii="Symbol" w:hAnsi="Symbol"/>
+      </w:rPr>
+    </w:lvl>
+    <w:lvl xmlns:w="http://schemas.openxmlformats.org/wordprocessingml/2006/main" w:ilvl="4">
+      <w:start w:val="1"/>
+      <w:numFmt w:val="bullet"/>
+      <w:lvlText w:val="o"/>
+      <w:lvlJc w:val="left"/>
+      <w:pPr>
+        <w:ind w:left="3600" w:hanging="360"/>
+      </w:pPr>
+      <w:rPr>
+        <w:rFonts w:hint="default" w:ascii="Courier New" w:hAnsi="Courier New"/>
+      </w:rPr>
+    </w:lvl>
+    <w:lvl xmlns:w="http://schemas.openxmlformats.org/wordprocessingml/2006/main" w:ilvl="5">
+      <w:start w:val="1"/>
+      <w:numFmt w:val="bullet"/>
+      <w:lvlText w:val=""/>
+      <w:lvlJc w:val="left"/>
+      <w:pPr>
+        <w:ind w:left="4320" w:hanging="360"/>
+      </w:pPr>
+      <w:rPr>
+        <w:rFonts w:hint="default" w:ascii="Wingdings" w:hAnsi="Wingdings"/>
+      </w:rPr>
+    </w:lvl>
+    <w:lvl xmlns:w="http://schemas.openxmlformats.org/wordprocessingml/2006/main" w:ilvl="6">
+      <w:start w:val="1"/>
+      <w:numFmt w:val="bullet"/>
+      <w:lvlText w:val=""/>
+      <w:lvlJc w:val="left"/>
+      <w:pPr>
+        <w:ind w:left="5040" w:hanging="360"/>
+      </w:pPr>
+      <w:rPr>
+        <w:rFonts w:hint="default" w:ascii="Symbol" w:hAnsi="Symbol"/>
+      </w:rPr>
+    </w:lvl>
+    <w:lvl xmlns:w="http://schemas.openxmlformats.org/wordprocessingml/2006/main" w:ilvl="7">
+      <w:start w:val="1"/>
+      <w:numFmt w:val="bullet"/>
+      <w:lvlText w:val="o"/>
+      <w:lvlJc w:val="left"/>
+      <w:pPr>
+        <w:ind w:left="5760" w:hanging="360"/>
+      </w:pPr>
+      <w:rPr>
+        <w:rFonts w:hint="default" w:ascii="Courier New" w:hAnsi="Courier New"/>
+      </w:rPr>
+    </w:lvl>
+    <w:lvl xmlns:w="http://schemas.openxmlformats.org/wordprocessingml/2006/main" w:ilvl="8">
+      <w:start w:val="1"/>
+      <w:numFmt w:val="bullet"/>
+      <w:lvlText w:val=""/>
+      <w:lvlJc w:val="left"/>
+      <w:pPr>
+        <w:ind w:left="6480" w:hanging="360"/>
+      </w:pPr>
+      <w:rPr>
+        <w:rFonts w:hint="default" w:ascii="Wingdings" w:hAnsi="Wingdings"/>
+      </w:rPr>
+    </w:lvl>
+  </w:abstractNum>
+  <w:abstractNum xmlns:w="http://schemas.openxmlformats.org/wordprocessingml/2006/main" w:abstractNumId="11">
+    <w:nsid w:val="51210a27"/>
+    <w:multiLevelType xmlns:w="http://schemas.openxmlformats.org/wordprocessingml/2006/main" w:val="hybridMultilevel"/>
+    <w:lvl xmlns:w="http://schemas.openxmlformats.org/wordprocessingml/2006/main" w:ilvl="0">
+      <w:start w:val="1"/>
+      <w:numFmt w:val="bullet"/>
+      <w:lvlText w:val=""/>
+      <w:lvlJc w:val="left"/>
+      <w:pPr>
+        <w:ind w:left="720" w:hanging="360"/>
+      </w:pPr>
+      <w:rPr>
+        <w:rFonts w:hint="default" w:ascii="Symbol" w:hAnsi="Symbol"/>
+      </w:rPr>
+    </w:lvl>
+    <w:lvl xmlns:w="http://schemas.openxmlformats.org/wordprocessingml/2006/main" w:ilvl="1">
+      <w:start w:val="1"/>
+      <w:numFmt w:val="bullet"/>
+      <w:lvlText w:val="o"/>
+      <w:lvlJc w:val="left"/>
+      <w:pPr>
+        <w:ind w:left="1440" w:hanging="360"/>
+      </w:pPr>
+      <w:rPr>
+        <w:rFonts w:hint="default" w:ascii="Courier New" w:hAnsi="Courier New"/>
+      </w:rPr>
+    </w:lvl>
+    <w:lvl xmlns:w="http://schemas.openxmlformats.org/wordprocessingml/2006/main" w:ilvl="2">
+      <w:start w:val="1"/>
+      <w:numFmt w:val="bullet"/>
+      <w:lvlText w:val=""/>
+      <w:lvlJc w:val="left"/>
+      <w:pPr>
+        <w:ind w:left="2160" w:hanging="360"/>
+      </w:pPr>
+      <w:rPr>
+        <w:rFonts w:hint="default" w:ascii="Wingdings" w:hAnsi="Wingdings"/>
+      </w:rPr>
+    </w:lvl>
+    <w:lvl xmlns:w="http://schemas.openxmlformats.org/wordprocessingml/2006/main" w:ilvl="3">
+      <w:start w:val="1"/>
+      <w:numFmt w:val="bullet"/>
+      <w:lvlText w:val=""/>
+      <w:lvlJc w:val="left"/>
+      <w:pPr>
+        <w:ind w:left="2880" w:hanging="360"/>
+      </w:pPr>
+      <w:rPr>
+        <w:rFonts w:hint="default" w:ascii="Symbol" w:hAnsi="Symbol"/>
+      </w:rPr>
+    </w:lvl>
+    <w:lvl xmlns:w="http://schemas.openxmlformats.org/wordprocessingml/2006/main" w:ilvl="4">
+      <w:start w:val="1"/>
+      <w:numFmt w:val="bullet"/>
+      <w:lvlText w:val="o"/>
+      <w:lvlJc w:val="left"/>
+      <w:pPr>
+        <w:ind w:left="3600" w:hanging="360"/>
+      </w:pPr>
+      <w:rPr>
+        <w:rFonts w:hint="default" w:ascii="Courier New" w:hAnsi="Courier New"/>
+      </w:rPr>
+    </w:lvl>
+    <w:lvl xmlns:w="http://schemas.openxmlformats.org/wordprocessingml/2006/main" w:ilvl="5">
+      <w:start w:val="1"/>
+      <w:numFmt w:val="bullet"/>
+      <w:lvlText w:val=""/>
+      <w:lvlJc w:val="left"/>
+      <w:pPr>
+        <w:ind w:left="4320" w:hanging="360"/>
+      </w:pPr>
+      <w:rPr>
+        <w:rFonts w:hint="default" w:ascii="Wingdings" w:hAnsi="Wingdings"/>
+      </w:rPr>
+    </w:lvl>
+    <w:lvl xmlns:w="http://schemas.openxmlformats.org/wordprocessingml/2006/main" w:ilvl="6">
+      <w:start w:val="1"/>
+      <w:numFmt w:val="bullet"/>
+      <w:lvlText w:val=""/>
+      <w:lvlJc w:val="left"/>
+      <w:pPr>
+        <w:ind w:left="5040" w:hanging="360"/>
+      </w:pPr>
+      <w:rPr>
+        <w:rFonts w:hint="default" w:ascii="Symbol" w:hAnsi="Symbol"/>
+      </w:rPr>
+    </w:lvl>
+    <w:lvl xmlns:w="http://schemas.openxmlformats.org/wordprocessingml/2006/main" w:ilvl="7">
+      <w:start w:val="1"/>
+      <w:numFmt w:val="bullet"/>
+      <w:lvlText w:val="o"/>
+      <w:lvlJc w:val="left"/>
+      <w:pPr>
+        <w:ind w:left="5760" w:hanging="360"/>
+      </w:pPr>
+      <w:rPr>
+        <w:rFonts w:hint="default" w:ascii="Courier New" w:hAnsi="Courier New"/>
+      </w:rPr>
+    </w:lvl>
+    <w:lvl xmlns:w="http://schemas.openxmlformats.org/wordprocessingml/2006/main" w:ilvl="8">
+      <w:start w:val="1"/>
+      <w:numFmt w:val="bullet"/>
+      <w:lvlText w:val=""/>
+      <w:lvlJc w:val="left"/>
+      <w:pPr>
+        <w:ind w:left="6480" w:hanging="360"/>
+      </w:pPr>
+      <w:rPr>
+        <w:rFonts w:hint="default" w:ascii="Wingdings" w:hAnsi="Wingdings"/>
+      </w:rPr>
+    </w:lvl>
+  </w:abstractNum>
+  <w:abstractNum xmlns:w="http://schemas.openxmlformats.org/wordprocessingml/2006/main" w:abstractNumId="10">
+    <w:nsid w:val="7eebd07c"/>
+    <w:multiLevelType xmlns:w="http://schemas.openxmlformats.org/wordprocessingml/2006/main" w:val="hybridMultilevel"/>
+    <w:lvl xmlns:w="http://schemas.openxmlformats.org/wordprocessingml/2006/main" w:ilvl="0">
+      <w:start w:val="1"/>
+      <w:numFmt w:val="bullet"/>
+      <w:lvlText w:val=""/>
+      <w:lvlJc w:val="left"/>
+      <w:pPr>
+        <w:ind w:left="720" w:hanging="360"/>
+      </w:pPr>
+      <w:rPr>
+        <w:rFonts w:hint="default" w:ascii="Symbol" w:hAnsi="Symbol"/>
+      </w:rPr>
+    </w:lvl>
+    <w:lvl xmlns:w="http://schemas.openxmlformats.org/wordprocessingml/2006/main" w:ilvl="1">
+      <w:start w:val="1"/>
+      <w:numFmt w:val="bullet"/>
+      <w:lvlText w:val="o"/>
+      <w:lvlJc w:val="left"/>
+      <w:pPr>
+        <w:ind w:left="1440" w:hanging="360"/>
+      </w:pPr>
+      <w:rPr>
+        <w:rFonts w:hint="default" w:ascii="Courier New" w:hAnsi="Courier New"/>
+      </w:rPr>
+    </w:lvl>
+    <w:lvl xmlns:w="http://schemas.openxmlformats.org/wordprocessingml/2006/main" w:ilvl="2">
+      <w:start w:val="1"/>
+      <w:numFmt w:val="bullet"/>
+      <w:lvlText w:val=""/>
+      <w:lvlJc w:val="left"/>
+      <w:pPr>
+        <w:ind w:left="2160" w:hanging="360"/>
+      </w:pPr>
+      <w:rPr>
+        <w:rFonts w:hint="default" w:ascii="Wingdings" w:hAnsi="Wingdings"/>
+      </w:rPr>
+    </w:lvl>
+    <w:lvl xmlns:w="http://schemas.openxmlformats.org/wordprocessingml/2006/main" w:ilvl="3">
+      <w:start w:val="1"/>
+      <w:numFmt w:val="bullet"/>
+      <w:lvlText w:val=""/>
+      <w:lvlJc w:val="left"/>
+      <w:pPr>
+        <w:ind w:left="2880" w:hanging="360"/>
+      </w:pPr>
+      <w:rPr>
+        <w:rFonts w:hint="default" w:ascii="Symbol" w:hAnsi="Symbol"/>
+      </w:rPr>
+    </w:lvl>
+    <w:lvl xmlns:w="http://schemas.openxmlformats.org/wordprocessingml/2006/main" w:ilvl="4">
+      <w:start w:val="1"/>
+      <w:numFmt w:val="bullet"/>
+      <w:lvlText w:val="o"/>
+      <w:lvlJc w:val="left"/>
+      <w:pPr>
+        <w:ind w:left="3600" w:hanging="360"/>
+      </w:pPr>
+      <w:rPr>
+        <w:rFonts w:hint="default" w:ascii="Courier New" w:hAnsi="Courier New"/>
+      </w:rPr>
+    </w:lvl>
+    <w:lvl xmlns:w="http://schemas.openxmlformats.org/wordprocessingml/2006/main" w:ilvl="5">
+      <w:start w:val="1"/>
+      <w:numFmt w:val="bullet"/>
+      <w:lvlText w:val=""/>
+      <w:lvlJc w:val="left"/>
+      <w:pPr>
+        <w:ind w:left="4320" w:hanging="360"/>
+      </w:pPr>
+      <w:rPr>
+        <w:rFonts w:hint="default" w:ascii="Wingdings" w:hAnsi="Wingdings"/>
+      </w:rPr>
+    </w:lvl>
+    <w:lvl xmlns:w="http://schemas.openxmlformats.org/wordprocessingml/2006/main" w:ilvl="6">
+      <w:start w:val="1"/>
+      <w:numFmt w:val="bullet"/>
+      <w:lvlText w:val=""/>
+      <w:lvlJc w:val="left"/>
+      <w:pPr>
+        <w:ind w:left="5040" w:hanging="360"/>
+      </w:pPr>
+      <w:rPr>
+        <w:rFonts w:hint="default" w:ascii="Symbol" w:hAnsi="Symbol"/>
+      </w:rPr>
+    </w:lvl>
+    <w:lvl xmlns:w="http://schemas.openxmlformats.org/wordprocessingml/2006/main" w:ilvl="7">
+      <w:start w:val="1"/>
+      <w:numFmt w:val="bullet"/>
+      <w:lvlText w:val="o"/>
+      <w:lvlJc w:val="left"/>
+      <w:pPr>
+        <w:ind w:left="5760" w:hanging="360"/>
+      </w:pPr>
+      <w:rPr>
+        <w:rFonts w:hint="default" w:ascii="Courier New" w:hAnsi="Courier New"/>
+      </w:rPr>
+    </w:lvl>
+    <w:lvl xmlns:w="http://schemas.openxmlformats.org/wordprocessingml/2006/main" w:ilvl="8">
+      <w:start w:val="1"/>
+      <w:numFmt w:val="bullet"/>
+      <w:lvlText w:val=""/>
+      <w:lvlJc w:val="left"/>
+      <w:pPr>
+        <w:ind w:left="6480" w:hanging="360"/>
+      </w:pPr>
+      <w:rPr>
+        <w:rFonts w:hint="default" w:ascii="Wingdings" w:hAnsi="Wingdings"/>
+      </w:rPr>
+    </w:lvl>
+  </w:abstractNum>
+  <w:abstractNum xmlns:w="http://schemas.openxmlformats.org/wordprocessingml/2006/main" w:abstractNumId="9">
+    <w:nsid w:val="4e2437bf"/>
+    <w:multiLevelType xmlns:w="http://schemas.openxmlformats.org/wordprocessingml/2006/main" w:val="hybridMultilevel"/>
+    <w:lvl xmlns:w="http://schemas.openxmlformats.org/wordprocessingml/2006/main" w:ilvl="0">
+      <w:start w:val="1"/>
+      <w:numFmt w:val="bullet"/>
+      <w:lvlText w:val=""/>
+      <w:lvlJc w:val="left"/>
+      <w:pPr>
+        <w:ind w:left="720" w:hanging="360"/>
+      </w:pPr>
+      <w:rPr>
+        <w:rFonts w:hint="default" w:ascii="Symbol" w:hAnsi="Symbol"/>
+      </w:rPr>
+    </w:lvl>
+    <w:lvl xmlns:w="http://schemas.openxmlformats.org/wordprocessingml/2006/main" w:ilvl="1">
+      <w:start w:val="1"/>
+      <w:numFmt w:val="bullet"/>
+      <w:lvlText w:val="o"/>
+      <w:lvlJc w:val="left"/>
+      <w:pPr>
+        <w:ind w:left="1440" w:hanging="360"/>
+      </w:pPr>
+      <w:rPr>
+        <w:rFonts w:hint="default" w:ascii="Courier New" w:hAnsi="Courier New"/>
+      </w:rPr>
+    </w:lvl>
+    <w:lvl xmlns:w="http://schemas.openxmlformats.org/wordprocessingml/2006/main" w:ilvl="2">
+      <w:start w:val="1"/>
+      <w:numFmt w:val="bullet"/>
+      <w:lvlText w:val=""/>
+      <w:lvlJc w:val="left"/>
+      <w:pPr>
+        <w:ind w:left="2160" w:hanging="360"/>
+      </w:pPr>
+      <w:rPr>
+        <w:rFonts w:hint="default" w:ascii="Wingdings" w:hAnsi="Wingdings"/>
+      </w:rPr>
+    </w:lvl>
+    <w:lvl xmlns:w="http://schemas.openxmlformats.org/wordprocessingml/2006/main" w:ilvl="3">
+      <w:start w:val="1"/>
+      <w:numFmt w:val="bullet"/>
+      <w:lvlText w:val=""/>
+      <w:lvlJc w:val="left"/>
+      <w:pPr>
+        <w:ind w:left="2880" w:hanging="360"/>
+      </w:pPr>
+      <w:rPr>
+        <w:rFonts w:hint="default" w:ascii="Symbol" w:hAnsi="Symbol"/>
+      </w:rPr>
+    </w:lvl>
+    <w:lvl xmlns:w="http://schemas.openxmlformats.org/wordprocessingml/2006/main" w:ilvl="4">
+      <w:start w:val="1"/>
+      <w:numFmt w:val="bullet"/>
+      <w:lvlText w:val="o"/>
+      <w:lvlJc w:val="left"/>
+      <w:pPr>
+        <w:ind w:left="3600" w:hanging="360"/>
+      </w:pPr>
+      <w:rPr>
+        <w:rFonts w:hint="default" w:ascii="Courier New" w:hAnsi="Courier New"/>
+      </w:rPr>
+    </w:lvl>
+    <w:lvl xmlns:w="http://schemas.openxmlformats.org/wordprocessingml/2006/main" w:ilvl="5">
+      <w:start w:val="1"/>
+      <w:numFmt w:val="bullet"/>
+      <w:lvlText w:val=""/>
+      <w:lvlJc w:val="left"/>
+      <w:pPr>
+        <w:ind w:left="4320" w:hanging="360"/>
+      </w:pPr>
+      <w:rPr>
+        <w:rFonts w:hint="default" w:ascii="Wingdings" w:hAnsi="Wingdings"/>
+      </w:rPr>
+    </w:lvl>
+    <w:lvl xmlns:w="http://schemas.openxmlformats.org/wordprocessingml/2006/main" w:ilvl="6">
+      <w:start w:val="1"/>
+      <w:numFmt w:val="bullet"/>
+      <w:lvlText w:val=""/>
+      <w:lvlJc w:val="left"/>
+      <w:pPr>
+        <w:ind w:left="5040" w:hanging="360"/>
+      </w:pPr>
+      <w:rPr>
+        <w:rFonts w:hint="default" w:ascii="Symbol" w:hAnsi="Symbol"/>
+      </w:rPr>
+    </w:lvl>
+    <w:lvl xmlns:w="http://schemas.openxmlformats.org/wordprocessingml/2006/main" w:ilvl="7">
+      <w:start w:val="1"/>
+      <w:numFmt w:val="bullet"/>
+      <w:lvlText w:val="o"/>
+      <w:lvlJc w:val="left"/>
+      <w:pPr>
+        <w:ind w:left="5760" w:hanging="360"/>
+      </w:pPr>
+      <w:rPr>
+        <w:rFonts w:hint="default" w:ascii="Courier New" w:hAnsi="Courier New"/>
+      </w:rPr>
+    </w:lvl>
+    <w:lvl xmlns:w="http://schemas.openxmlformats.org/wordprocessingml/2006/main" w:ilvl="8">
+      <w:start w:val="1"/>
+      <w:numFmt w:val="bullet"/>
+      <w:lvlText w:val=""/>
+      <w:lvlJc w:val="left"/>
+      <w:pPr>
+        <w:ind w:left="6480" w:hanging="360"/>
+      </w:pPr>
+      <w:rPr>
+        <w:rFonts w:hint="default" w:ascii="Wingdings" w:hAnsi="Wingdings"/>
+      </w:rPr>
+    </w:lvl>
+  </w:abstractNum>
+  <w:abstractNum xmlns:w="http://schemas.openxmlformats.org/wordprocessingml/2006/main" w:abstractNumId="8">
+    <w:nsid w:val="7c3dfa54"/>
+    <w:multiLevelType xmlns:w="http://schemas.openxmlformats.org/wordprocessingml/2006/main" w:val="hybridMultilevel"/>
+    <w:lvl xmlns:w="http://schemas.openxmlformats.org/wordprocessingml/2006/main" w:ilvl="0">
+      <w:start w:val="1"/>
+      <w:numFmt w:val="bullet"/>
+      <w:lvlText w:val=""/>
+      <w:lvlJc w:val="left"/>
+      <w:pPr>
+        <w:ind w:left="720" w:hanging="360"/>
+      </w:pPr>
+      <w:rPr>
+        <w:rFonts w:hint="default" w:ascii="Symbol" w:hAnsi="Symbol"/>
+      </w:rPr>
+    </w:lvl>
+    <w:lvl xmlns:w="http://schemas.openxmlformats.org/wordprocessingml/2006/main" w:ilvl="1">
+      <w:start w:val="1"/>
+      <w:numFmt w:val="bullet"/>
+      <w:lvlText w:val="o"/>
+      <w:lvlJc w:val="left"/>
+      <w:pPr>
+        <w:ind w:left="1440" w:hanging="360"/>
+      </w:pPr>
+      <w:rPr>
+        <w:rFonts w:hint="default" w:ascii="Courier New" w:hAnsi="Courier New"/>
+      </w:rPr>
+    </w:lvl>
+    <w:lvl xmlns:w="http://schemas.openxmlformats.org/wordprocessingml/2006/main" w:ilvl="2">
+      <w:start w:val="1"/>
+      <w:numFmt w:val="bullet"/>
+      <w:lvlText w:val=""/>
+      <w:lvlJc w:val="left"/>
+      <w:pPr>
+        <w:ind w:left="2160" w:hanging="360"/>
+      </w:pPr>
+      <w:rPr>
+        <w:rFonts w:hint="default" w:ascii="Wingdings" w:hAnsi="Wingdings"/>
+      </w:rPr>
+    </w:lvl>
+    <w:lvl xmlns:w="http://schemas.openxmlformats.org/wordprocessingml/2006/main" w:ilvl="3">
+      <w:start w:val="1"/>
+      <w:numFmt w:val="bullet"/>
+      <w:lvlText w:val=""/>
+      <w:lvlJc w:val="left"/>
+      <w:pPr>
+        <w:ind w:left="2880" w:hanging="360"/>
+      </w:pPr>
+      <w:rPr>
+        <w:rFonts w:hint="default" w:ascii="Symbol" w:hAnsi="Symbol"/>
+      </w:rPr>
+    </w:lvl>
+    <w:lvl xmlns:w="http://schemas.openxmlformats.org/wordprocessingml/2006/main" w:ilvl="4">
+      <w:start w:val="1"/>
+      <w:numFmt w:val="bullet"/>
+      <w:lvlText w:val="o"/>
+      <w:lvlJc w:val="left"/>
+      <w:pPr>
+        <w:ind w:left="3600" w:hanging="360"/>
+      </w:pPr>
+      <w:rPr>
+        <w:rFonts w:hint="default" w:ascii="Courier New" w:hAnsi="Courier New"/>
+      </w:rPr>
+    </w:lvl>
+    <w:lvl xmlns:w="http://schemas.openxmlformats.org/wordprocessingml/2006/main" w:ilvl="5">
+      <w:start w:val="1"/>
+      <w:numFmt w:val="bullet"/>
+      <w:lvlText w:val=""/>
+      <w:lvlJc w:val="left"/>
+      <w:pPr>
+        <w:ind w:left="4320" w:hanging="360"/>
+      </w:pPr>
+      <w:rPr>
+        <w:rFonts w:hint="default" w:ascii="Wingdings" w:hAnsi="Wingdings"/>
+      </w:rPr>
+    </w:lvl>
+    <w:lvl xmlns:w="http://schemas.openxmlformats.org/wordprocessingml/2006/main" w:ilvl="6">
+      <w:start w:val="1"/>
+      <w:numFmt w:val="bullet"/>
+      <w:lvlText w:val=""/>
+      <w:lvlJc w:val="left"/>
+      <w:pPr>
+        <w:ind w:left="5040" w:hanging="360"/>
+      </w:pPr>
+      <w:rPr>
+        <w:rFonts w:hint="default" w:ascii="Symbol" w:hAnsi="Symbol"/>
+      </w:rPr>
+    </w:lvl>
+    <w:lvl xmlns:w="http://schemas.openxmlformats.org/wordprocessingml/2006/main" w:ilvl="7">
+      <w:start w:val="1"/>
+      <w:numFmt w:val="bullet"/>
+      <w:lvlText w:val="o"/>
+      <w:lvlJc w:val="left"/>
+      <w:pPr>
+        <w:ind w:left="5760" w:hanging="360"/>
+      </w:pPr>
+      <w:rPr>
+        <w:rFonts w:hint="default" w:ascii="Courier New" w:hAnsi="Courier New"/>
+      </w:rPr>
+    </w:lvl>
+    <w:lvl xmlns:w="http://schemas.openxmlformats.org/wordprocessingml/2006/main" w:ilvl="8">
+      <w:start w:val="1"/>
+      <w:numFmt w:val="bullet"/>
+      <w:lvlText w:val=""/>
+      <w:lvlJc w:val="left"/>
+      <w:pPr>
+        <w:ind w:left="6480" w:hanging="360"/>
+      </w:pPr>
+      <w:rPr>
+        <w:rFonts w:hint="default" w:ascii="Wingdings" w:hAnsi="Wingdings"/>
+      </w:rPr>
+    </w:lvl>
+  </w:abstractNum>
+  <w:abstractNum xmlns:w="http://schemas.openxmlformats.org/wordprocessingml/2006/main" w:abstractNumId="7">
+    <w:nsid w:val="58548c66"/>
+    <w:multiLevelType xmlns:w="http://schemas.openxmlformats.org/wordprocessingml/2006/main" w:val="hybridMultilevel"/>
+    <w:lvl xmlns:w="http://schemas.openxmlformats.org/wordprocessingml/2006/main" w:ilvl="0">
+      <w:start w:val="1"/>
+      <w:numFmt w:val="bullet"/>
+      <w:lvlText w:val=""/>
+      <w:lvlJc w:val="left"/>
+      <w:pPr>
+        <w:ind w:left="720" w:hanging="360"/>
+      </w:pPr>
+      <w:rPr>
+        <w:rFonts w:hint="default" w:ascii="Symbol" w:hAnsi="Symbol"/>
+      </w:rPr>
+    </w:lvl>
+    <w:lvl xmlns:w="http://schemas.openxmlformats.org/wordprocessingml/2006/main" w:ilvl="1">
+      <w:start w:val="1"/>
+      <w:numFmt w:val="bullet"/>
+      <w:lvlText w:val="o"/>
+      <w:lvlJc w:val="left"/>
+      <w:pPr>
+        <w:ind w:left="1440" w:hanging="360"/>
+      </w:pPr>
+      <w:rPr>
+        <w:rFonts w:hint="default" w:ascii="Courier New" w:hAnsi="Courier New"/>
+      </w:rPr>
+    </w:lvl>
+    <w:lvl xmlns:w="http://schemas.openxmlformats.org/wordprocessingml/2006/main" w:ilvl="2">
+      <w:start w:val="1"/>
+      <w:numFmt w:val="bullet"/>
+      <w:lvlText w:val=""/>
+      <w:lvlJc w:val="left"/>
+      <w:pPr>
+        <w:ind w:left="2160" w:hanging="360"/>
+      </w:pPr>
+      <w:rPr>
+        <w:rFonts w:hint="default" w:ascii="Wingdings" w:hAnsi="Wingdings"/>
+      </w:rPr>
+    </w:lvl>
+    <w:lvl xmlns:w="http://schemas.openxmlformats.org/wordprocessingml/2006/main" w:ilvl="3">
+      <w:start w:val="1"/>
+      <w:numFmt w:val="bullet"/>
+      <w:lvlText w:val=""/>
+      <w:lvlJc w:val="left"/>
+      <w:pPr>
+        <w:ind w:left="2880" w:hanging="360"/>
+      </w:pPr>
+      <w:rPr>
+        <w:rFonts w:hint="default" w:ascii="Symbol" w:hAnsi="Symbol"/>
+      </w:rPr>
+    </w:lvl>
+    <w:lvl xmlns:w="http://schemas.openxmlformats.org/wordprocessingml/2006/main" w:ilvl="4">
+      <w:start w:val="1"/>
+      <w:numFmt w:val="bullet"/>
+      <w:lvlText w:val="o"/>
+      <w:lvlJc w:val="left"/>
+      <w:pPr>
+        <w:ind w:left="3600" w:hanging="360"/>
+      </w:pPr>
+      <w:rPr>
+        <w:rFonts w:hint="default" w:ascii="Courier New" w:hAnsi="Courier New"/>
+      </w:rPr>
+    </w:lvl>
+    <w:lvl xmlns:w="http://schemas.openxmlformats.org/wordprocessingml/2006/main" w:ilvl="5">
+      <w:start w:val="1"/>
+      <w:numFmt w:val="bullet"/>
+      <w:lvlText w:val=""/>
+      <w:lvlJc w:val="left"/>
+      <w:pPr>
+        <w:ind w:left="4320" w:hanging="360"/>
+      </w:pPr>
+      <w:rPr>
+        <w:rFonts w:hint="default" w:ascii="Wingdings" w:hAnsi="Wingdings"/>
+      </w:rPr>
+    </w:lvl>
+    <w:lvl xmlns:w="http://schemas.openxmlformats.org/wordprocessingml/2006/main" w:ilvl="6">
+      <w:start w:val="1"/>
+      <w:numFmt w:val="bullet"/>
+      <w:lvlText w:val=""/>
+      <w:lvlJc w:val="left"/>
+      <w:pPr>
+        <w:ind w:left="5040" w:hanging="360"/>
+      </w:pPr>
+      <w:rPr>
+        <w:rFonts w:hint="default" w:ascii="Symbol" w:hAnsi="Symbol"/>
+      </w:rPr>
+    </w:lvl>
+    <w:lvl xmlns:w="http://schemas.openxmlformats.org/wordprocessingml/2006/main" w:ilvl="7">
+      <w:start w:val="1"/>
+      <w:numFmt w:val="bullet"/>
+      <w:lvlText w:val="o"/>
+      <w:lvlJc w:val="left"/>
+      <w:pPr>
+        <w:ind w:left="5760" w:hanging="360"/>
+      </w:pPr>
+      <w:rPr>
+        <w:rFonts w:hint="default" w:ascii="Courier New" w:hAnsi="Courier New"/>
+      </w:rPr>
+    </w:lvl>
+    <w:lvl xmlns:w="http://schemas.openxmlformats.org/wordprocessingml/2006/main" w:ilvl="8">
+      <w:start w:val="1"/>
+      <w:numFmt w:val="bullet"/>
+      <w:lvlText w:val=""/>
+      <w:lvlJc w:val="left"/>
+      <w:pPr>
+        <w:ind w:left="6480" w:hanging="360"/>
+      </w:pPr>
+      <w:rPr>
+        <w:rFonts w:hint="default" w:ascii="Wingdings" w:hAnsi="Wingdings"/>
+      </w:rPr>
+    </w:lvl>
+  </w:abstractNum>
   <w:abstractNum xmlns:w="http://schemas.openxmlformats.org/wordprocessingml/2006/main" w:abstractNumId="6">
     <w:nsid w:val="6bf9eb74"/>
     <w:multiLevelType xmlns:w="http://schemas.openxmlformats.org/wordprocessingml/2006/main" w:val="hybridMultilevel"/>
@@ -2776,6 +2286,24 @@
       </w:rPr>
     </w:lvl>
   </w:abstractNum>
+  <w:num w:numId="15">
+    <w:abstractNumId w:val="12"/>
+  </w:num>
+  <w:num w:numId="14">
+    <w:abstractNumId w:val="11"/>
+  </w:num>
+  <w:num w:numId="13">
+    <w:abstractNumId w:val="10"/>
+  </w:num>
+  <w:num w:numId="12">
+    <w:abstractNumId w:val="9"/>
+  </w:num>
+  <w:num w:numId="11">
+    <w:abstractNumId w:val="8"/>
+  </w:num>
+  <w:num w:numId="10">
+    <w:abstractNumId w:val="7"/>
+  </w:num>
   <w:num w:numId="9">
     <w:abstractNumId w:val="6"/>
   </w:num>

--- a/qa-automation/resume.docx
+++ b/qa-automation/resume.docx
@@ -290,7 +290,7 @@
         <w:t xml:space="preserve"> </w:t>
       </w:r>
     </w:p>
-    <w:p xmlns:wp14="http://schemas.microsoft.com/office/word/2010/wordml" wp14:textId="0ECF583F">
+    <w:p xmlns:wp14="http://schemas.microsoft.com/office/word/2010/wordml" wp14:textId="79AE5F46">
       <w:pPr>
         <w:pStyle w:val="style4098"/>
       </w:pPr>
@@ -308,11 +308,11 @@
       </w:r>
       <w:r>
         <w:rPr/>
-        <w:t>10</w:t>
-      </w:r>
-      <w:r>
-        <w:rPr/>
-        <w:t xml:space="preserve"> days | Available for immediate interviews.</w:t>
+        <w:t>1 WEEK</w:t>
+      </w:r>
+      <w:r>
+        <w:rPr/>
+        <w:t xml:space="preserve"> | Available for immediate interviews.</w:t>
       </w:r>
     </w:p>
     <w:p xmlns:wp14="http://schemas.microsoft.com/office/word/2010/wordml" wp14:textId="3C3C29C1">
@@ -765,21 +765,18 @@
         <w:t xml:space="preserve"> </w:t>
       </w:r>
     </w:p>
-    <w:p xmlns:wp14="http://schemas.microsoft.com/office/word/2010/wordml" wp14:textId="2C72C6C1">
-      <w:pPr>
-        <w:pStyle w:val="style4098"/>
-      </w:pPr>
-      <w:r>
-        <w:rPr/>
-        <w:t xml:space="preserve">- </w:t>
-      </w:r>
-      <w:r>
+    <w:p xmlns:wp14="http://schemas.microsoft.com/office/word/2010/wordml" wp14:textId="40B77FF4">
+      <w:pPr>
+        <w:pStyle w:val="style4098"/>
         <w:rPr>
           <w:noProof w:val="0"/>
           <w:color w:val="000000" w:themeColor="text1" w:themeTint="FF" w:themeShade="FF"/>
           <w:lang w:val="en-US"/>
         </w:rPr>
-        <w:t xml:space="preserve">Serving Notice Period | Immediate Joiner in </w:t>
+      </w:pPr>
+      <w:r>
+        <w:rPr/>
+        <w:t xml:space="preserve">- </w:t>
       </w:r>
       <w:r>
         <w:rPr>
@@ -787,15 +784,7 @@
           <w:color w:val="000000" w:themeColor="text1" w:themeTint="FF" w:themeShade="FF"/>
           <w:lang w:val="en-US"/>
         </w:rPr>
-        <w:t>10</w:t>
-      </w:r>
-      <w:r>
-        <w:rPr>
-          <w:noProof w:val="0"/>
-          <w:color w:val="000000" w:themeColor="text1" w:themeTint="FF" w:themeShade="FF"/>
-          <w:lang w:val="en-US"/>
-        </w:rPr>
-        <w:t xml:space="preserve"> Days</w:t>
+        <w:t xml:space="preserve">Serving Notice Period | Immediate Joiner </w:t>
       </w:r>
     </w:p>
     <w:p xmlns:wp14="http://schemas.microsoft.com/office/word/2010/wordml" wp14:textId="347808F8">

--- a/qa-automation/resume.docx
+++ b/qa-automation/resume.docx
@@ -290,7 +290,7 @@
         <w:t xml:space="preserve"> </w:t>
       </w:r>
     </w:p>
-    <w:p xmlns:wp14="http://schemas.microsoft.com/office/word/2010/wordml" wp14:textId="79AE5F46">
+    <w:p xmlns:wp14="http://schemas.microsoft.com/office/word/2010/wordml" wp14:textId="677763C3">
       <w:pPr>
         <w:pStyle w:val="style4098"/>
       </w:pPr>
@@ -308,11 +308,11 @@
       </w:r>
       <w:r>
         <w:rPr/>
-        <w:t>1 WEEK</w:t>
-      </w:r>
-      <w:r>
-        <w:rPr/>
-        <w:t xml:space="preserve"> | Available for immediate interviews.</w:t>
+        <w:t xml:space="preserve">0 days </w:t>
+      </w:r>
+      <w:r>
+        <w:rPr/>
+        <w:t>| Available for immediate interviews.</w:t>
       </w:r>
     </w:p>
     <w:p xmlns:wp14="http://schemas.microsoft.com/office/word/2010/wordml" wp14:textId="3C3C29C1">
@@ -765,7 +765,7 @@
         <w:t xml:space="preserve"> </w:t>
       </w:r>
     </w:p>
-    <w:p xmlns:wp14="http://schemas.microsoft.com/office/word/2010/wordml" wp14:textId="40B77FF4">
+    <w:p xmlns:wp14="http://schemas.microsoft.com/office/word/2010/wordml" wp14:textId="7548CF71">
       <w:pPr>
         <w:pStyle w:val="style4098"/>
         <w:rPr>
@@ -780,11 +780,45 @@
       </w:r>
       <w:r>
         <w:rPr>
+          <w:b w:val="1"/>
+          <w:bCs w:val="1"/>
           <w:noProof w:val="0"/>
           <w:color w:val="000000" w:themeColor="text1" w:themeTint="FF" w:themeShade="FF"/>
           <w:lang w:val="en-US"/>
         </w:rPr>
-        <w:t xml:space="preserve">Serving Notice Period | Immediate Joiner </w:t>
+        <w:t>Notice Period</w:t>
+      </w:r>
+      <w:r>
+        <w:rPr>
+          <w:noProof w:val="0"/>
+          <w:color w:val="000000" w:themeColor="text1" w:themeTint="FF" w:themeShade="FF"/>
+          <w:lang w:val="en-US"/>
+        </w:rPr>
+        <w:t>:</w:t>
+      </w:r>
+      <w:r>
+        <w:rPr>
+          <w:noProof w:val="0"/>
+          <w:color w:val="000000" w:themeColor="text1" w:themeTint="FF" w:themeShade="FF"/>
+          <w:lang w:val="en-US"/>
+        </w:rPr>
+        <w:t xml:space="preserve"> </w:t>
+      </w:r>
+      <w:r>
+        <w:rPr>
+          <w:noProof w:val="0"/>
+          <w:color w:val="000000" w:themeColor="text1" w:themeTint="FF" w:themeShade="FF"/>
+          <w:lang w:val="en-US"/>
+        </w:rPr>
+        <w:t>0 days |</w:t>
+      </w:r>
+      <w:r>
+        <w:rPr>
+          <w:noProof w:val="0"/>
+          <w:color w:val="000000" w:themeColor="text1" w:themeTint="FF" w:themeShade="FF"/>
+          <w:lang w:val="en-US"/>
+        </w:rPr>
+        <w:t xml:space="preserve"> Immediate Joiner </w:t>
       </w:r>
     </w:p>
     <w:p xmlns:wp14="http://schemas.microsoft.com/office/word/2010/wordml" wp14:textId="347808F8">
